--- a/flutter_documents/f5_firebase_and_notifications/f46_firebase_crashlytics_and_analytics_for_flutter.docx
+++ b/flutter_documents/f5_firebase_and_notifications/f46_firebase_crashlytics_and_analytics_for_flutter.docx
@@ -68,21 +68,7 @@
           <w:sz w:val="32"/>
           <w:szCs w:val="32"/>
         </w:rPr>
-        <w:t>Crashlytics Symboli</w:t>
-      </w:r>
-      <w:r>
-        <w:rPr>
-          <w:sz w:val="32"/>
-          <w:szCs w:val="32"/>
-        </w:rPr>
-        <w:t>z</w:t>
-      </w:r>
-      <w:r>
-        <w:rPr>
-          <w:sz w:val="32"/>
-          <w:szCs w:val="32"/>
-        </w:rPr>
-        <w:t xml:space="preserve">ation (Advanced but </w:t>
+        <w:t xml:space="preserve">Crashlytics Symbolization (Advanced but </w:t>
       </w:r>
       <w:proofErr w:type="gramStart"/>
       <w:r>
@@ -90,14 +76,7 @@
           <w:sz w:val="32"/>
           <w:szCs w:val="32"/>
         </w:rPr>
-        <w:t>Critical)</w:t>
-      </w:r>
-      <w:r>
-        <w:rPr>
-          <w:sz w:val="32"/>
-          <w:szCs w:val="32"/>
-        </w:rPr>
-        <w:t>…</w:t>
+        <w:t>Critical)…</w:t>
       </w:r>
       <w:proofErr w:type="gramEnd"/>
       <w:r>
@@ -253,14 +232,7 @@
           <w:sz w:val="32"/>
           <w:szCs w:val="32"/>
         </w:rPr>
-        <w:t xml:space="preserve"> Analytics</w:t>
-      </w:r>
-      <w:r>
-        <w:rPr>
-          <w:sz w:val="32"/>
-          <w:szCs w:val="32"/>
-        </w:rPr>
-        <w:t>……………………………</w:t>
+        <w:t xml:space="preserve"> Analytics……………………………</w:t>
       </w:r>
       <w:proofErr w:type="gramStart"/>
       <w:r>
@@ -313,14 +285,7 @@
           <w:sz w:val="32"/>
           <w:szCs w:val="32"/>
         </w:rPr>
-        <w:t xml:space="preserve"> Analytics</w:t>
-      </w:r>
-      <w:r>
-        <w:rPr>
-          <w:sz w:val="32"/>
-          <w:szCs w:val="32"/>
-        </w:rPr>
-        <w:t>…………………………….3</w:t>
+        <w:t xml:space="preserve"> Analytics…………………………….3</w:t>
       </w:r>
       <w:r>
         <w:rPr>
@@ -364,14 +329,7 @@
           <w:sz w:val="32"/>
           <w:szCs w:val="32"/>
         </w:rPr>
-        <w:t xml:space="preserve"> Analytics</w:t>
-      </w:r>
-      <w:r>
-        <w:rPr>
-          <w:sz w:val="32"/>
-          <w:szCs w:val="32"/>
-        </w:rPr>
-        <w:t>……………………………….3</w:t>
+        <w:t xml:space="preserve"> Analytics……………………………….3</w:t>
       </w:r>
       <w:r>
         <w:rPr>
@@ -426,14 +384,7 @@
           <w:sz w:val="32"/>
           <w:szCs w:val="32"/>
         </w:rPr>
-        <w:t xml:space="preserve"> Analytics</w:t>
-      </w:r>
-      <w:r>
-        <w:rPr>
-          <w:sz w:val="32"/>
-          <w:szCs w:val="32"/>
-        </w:rPr>
-        <w:t>………….…………………………</w:t>
+        <w:t xml:space="preserve"> Analytics………….…………………………</w:t>
       </w:r>
       <w:r>
         <w:rPr>
@@ -477,14 +428,7 @@
           <w:sz w:val="32"/>
           <w:szCs w:val="32"/>
         </w:rPr>
-        <w:t xml:space="preserve"> Analytics</w:t>
-      </w:r>
-      <w:r>
-        <w:rPr>
-          <w:sz w:val="32"/>
-          <w:szCs w:val="32"/>
-        </w:rPr>
-        <w:t>………………4</w:t>
+        <w:t xml:space="preserve"> Analytics………………4</w:t>
       </w:r>
       <w:r>
         <w:rPr>
@@ -1398,32 +1342,26 @@
       </w:r>
       <w:r>
         <w:rPr>
+          <w:rFonts w:cs="Segoe UI Symbol"/>
+          <w:sz w:val="32"/>
+          <w:szCs w:val="32"/>
+        </w:rPr>
+        <w:t xml:space="preserve"> </w:t>
+      </w:r>
+      <w:r>
+        <w:rPr>
           <w:rFonts w:ascii="Segoe UI Symbol" w:hAnsi="Segoe UI Symbol" w:cs="Segoe UI Symbol"/>
           <w:sz w:val="32"/>
           <w:szCs w:val="32"/>
         </w:rPr>
-        <w:t xml:space="preserve"> ⚠</w:t>
-      </w:r>
-      <w:r>
-        <w:rPr>
-          <w:sz w:val="32"/>
-          <w:szCs w:val="32"/>
-        </w:rPr>
-        <w:t xml:space="preserve">️ Crash appears in dashboard only AFTER </w:t>
-      </w:r>
-      <w:r>
-        <w:rPr>
-          <w:sz w:val="32"/>
-          <w:szCs w:val="32"/>
-        </w:rPr>
-        <w:t>we</w:t>
-      </w:r>
-      <w:r>
-        <w:rPr>
-          <w:sz w:val="32"/>
-          <w:szCs w:val="32"/>
-        </w:rPr>
-        <w:t xml:space="preserve"> reopen the app. This is why beginners get confused.</w:t>
+        <w:t>⚠</w:t>
+      </w:r>
+      <w:r>
+        <w:rPr>
+          <w:sz w:val="32"/>
+          <w:szCs w:val="32"/>
+        </w:rPr>
+        <w:t>️ Crash appears in dashboard only AFTER we reopen the app. This is why beginners get confused.</w:t>
       </w:r>
     </w:p>
     <w:p>
@@ -4001,7 +3939,21 @@
           <w:sz w:val="32"/>
           <w:szCs w:val="32"/>
         </w:rPr>
+        <w:t>Paint/</w:t>
+      </w:r>
+      <w:r>
+        <w:rPr>
+          <w:sz w:val="32"/>
+          <w:szCs w:val="32"/>
+        </w:rPr>
         <w:t>Rendering</w:t>
+      </w:r>
+      <w:r>
+        <w:rPr>
+          <w:sz w:val="32"/>
+          <w:szCs w:val="32"/>
+        </w:rPr>
+        <w:t xml:space="preserve"> errors</w:t>
       </w:r>
     </w:p>
     <w:p>
@@ -4085,7 +4037,23 @@
           <w:sz w:val="32"/>
           <w:szCs w:val="32"/>
         </w:rPr>
-        <w:t xml:space="preserve"> is part of Flutter engine layer. It lives below the widget framework. It handles:</w:t>
+        <w:t xml:space="preserve"> is part of</w:t>
+      </w:r>
+      <w:r>
+        <w:rPr>
+          <w:b/>
+          <w:bCs/>
+          <w:sz w:val="32"/>
+          <w:szCs w:val="32"/>
+        </w:rPr>
+        <w:t xml:space="preserve"> Flutter</w:t>
+      </w:r>
+      <w:r>
+        <w:rPr>
+          <w:sz w:val="32"/>
+          <w:szCs w:val="32"/>
+        </w:rPr>
+        <w:t xml:space="preserve"> engine layer. It lives below the widget framework. It handles:</w:t>
       </w:r>
     </w:p>
     <w:p>
@@ -4153,6 +4121,52 @@
     </w:p>
     <w:p>
       <w:pPr>
+        <w:jc w:val="both"/>
+        <w:rPr>
+          <w:sz w:val="32"/>
+          <w:szCs w:val="32"/>
+        </w:rPr>
+      </w:pPr>
+      <w:r>
+        <w:rPr>
+          <w:sz w:val="32"/>
+          <w:szCs w:val="32"/>
+        </w:rPr>
+        <w:t># It catches</w:t>
+      </w:r>
+      <w:r>
+        <w:rPr>
+          <w:sz w:val="32"/>
+          <w:szCs w:val="32"/>
+        </w:rPr>
+        <w:t xml:space="preserve"> errors not caught by </w:t>
+      </w:r>
+      <w:r>
+        <w:rPr>
+          <w:b/>
+          <w:bCs/>
+          <w:sz w:val="32"/>
+          <w:szCs w:val="32"/>
+        </w:rPr>
+        <w:t>Flutter</w:t>
+      </w:r>
+      <w:r>
+        <w:rPr>
+          <w:sz w:val="32"/>
+          <w:szCs w:val="32"/>
+        </w:rPr>
+        <w:t xml:space="preserve"> like</w:t>
+      </w:r>
+      <w:r>
+        <w:rPr>
+          <w:sz w:val="32"/>
+          <w:szCs w:val="32"/>
+        </w:rPr>
+        <w:t>:</w:t>
+      </w:r>
+    </w:p>
+    <w:p>
+      <w:pPr>
         <w:pStyle w:val="ListParagraph"/>
         <w:numPr>
           <w:ilvl w:val="0"/>
@@ -4169,23 +4183,23 @@
           <w:sz w:val="32"/>
           <w:szCs w:val="32"/>
         </w:rPr>
-        <w:t>Uncaught async errors from the engine boundary</w:t>
-      </w:r>
-    </w:p>
-    <w:p>
-      <w:pPr>
-        <w:jc w:val="both"/>
-        <w:rPr>
-          <w:sz w:val="32"/>
-          <w:szCs w:val="32"/>
-        </w:rPr>
-      </w:pPr>
-      <w:r>
-        <w:rPr>
-          <w:sz w:val="32"/>
-          <w:szCs w:val="32"/>
-        </w:rPr>
-        <w:t># It catches:</w:t>
+        <w:t xml:space="preserve">unhandled </w:t>
+      </w:r>
+      <w:r>
+        <w:rPr>
+          <w:b/>
+          <w:bCs/>
+          <w:sz w:val="32"/>
+          <w:szCs w:val="32"/>
+        </w:rPr>
+        <w:t>async</w:t>
+      </w:r>
+      <w:r>
+        <w:rPr>
+          <w:sz w:val="32"/>
+          <w:szCs w:val="32"/>
+        </w:rPr>
+        <w:t xml:space="preserve"> errors</w:t>
       </w:r>
     </w:p>
     <w:p>
@@ -4206,28 +4220,82 @@
           <w:sz w:val="32"/>
           <w:szCs w:val="32"/>
         </w:rPr>
-        <w:t>unhandled async errors</w:t>
-      </w:r>
-    </w:p>
-    <w:p>
-      <w:pPr>
-        <w:pStyle w:val="ListParagraph"/>
-        <w:numPr>
-          <w:ilvl w:val="0"/>
-          <w:numId w:val="7"/>
-        </w:numPr>
-        <w:jc w:val="both"/>
-        <w:rPr>
-          <w:sz w:val="32"/>
-          <w:szCs w:val="32"/>
-        </w:rPr>
-      </w:pPr>
-      <w:r>
-        <w:rPr>
-          <w:sz w:val="32"/>
-          <w:szCs w:val="32"/>
-        </w:rPr>
-        <w:t>Errors outside Flutter framework</w:t>
+        <w:t xml:space="preserve">Errors outside </w:t>
+      </w:r>
+      <w:r>
+        <w:rPr>
+          <w:b/>
+          <w:bCs/>
+          <w:sz w:val="32"/>
+          <w:szCs w:val="32"/>
+        </w:rPr>
+        <w:t>Flutter</w:t>
+      </w:r>
+      <w:r>
+        <w:rPr>
+          <w:sz w:val="32"/>
+          <w:szCs w:val="32"/>
+        </w:rPr>
+        <w:t xml:space="preserve"> framework</w:t>
+      </w:r>
+      <w:r>
+        <w:rPr>
+          <w:sz w:val="32"/>
+          <w:szCs w:val="32"/>
+        </w:rPr>
+        <w:t xml:space="preserve"> </w:t>
+      </w:r>
+      <w:r>
+        <w:rPr>
+          <w:sz w:val="32"/>
+          <w:szCs w:val="32"/>
+        </w:rPr>
+        <w:t>(</w:t>
+      </w:r>
+      <w:proofErr w:type="spellStart"/>
+      <w:r>
+        <w:rPr>
+          <w:b/>
+          <w:bCs/>
+          <w:sz w:val="32"/>
+          <w:szCs w:val="32"/>
+        </w:rPr>
+        <w:t>MethodChannel.invokeMethod</w:t>
+      </w:r>
+      <w:proofErr w:type="spellEnd"/>
+      <w:r>
+        <w:rPr>
+          <w:b/>
+          <w:bCs/>
+          <w:sz w:val="32"/>
+          <w:szCs w:val="32"/>
+        </w:rPr>
+        <w:t>(</w:t>
+      </w:r>
+      <w:r>
+        <w:rPr>
+          <w:b/>
+          <w:bCs/>
+          <w:sz w:val="32"/>
+          <w:szCs w:val="32"/>
+        </w:rPr>
+        <w:t>…</w:t>
+      </w:r>
+      <w:r>
+        <w:rPr>
+          <w:b/>
+          <w:bCs/>
+          <w:sz w:val="32"/>
+          <w:szCs w:val="32"/>
+        </w:rPr>
+        <w:t>)</w:t>
+      </w:r>
+      <w:r>
+        <w:rPr>
+          <w:sz w:val="32"/>
+          <w:szCs w:val="32"/>
+        </w:rPr>
+        <w:t>)</w:t>
       </w:r>
     </w:p>
     <w:p>
@@ -4288,7 +4356,21 @@
           <w:sz w:val="32"/>
           <w:szCs w:val="32"/>
         </w:rPr>
-        <w:t xml:space="preserve"> assigns a global error handler. Meaning: “Whenever an uncaught error reaches the engine layer, call this function.” This is NOT widget-tree level. This is engine-level.</w:t>
+        <w:t xml:space="preserve"> assigns a </w:t>
+      </w:r>
+      <w:r>
+        <w:rPr>
+          <w:sz w:val="32"/>
+          <w:szCs w:val="32"/>
+        </w:rPr>
+        <w:t>GLOBAL</w:t>
+      </w:r>
+      <w:r>
+        <w:rPr>
+          <w:sz w:val="32"/>
+          <w:szCs w:val="32"/>
+        </w:rPr>
+        <w:t xml:space="preserve"> error handler. Meaning: “Whenever an uncaught error reaches the engine layer, call this function.” This is NOT widget-tree level. This is engine-level.</w:t>
       </w:r>
     </w:p>
     <w:p>
@@ -4338,10 +4420,19 @@
       </w:pPr>
       <w:r>
         <w:rPr>
-          <w:sz w:val="32"/>
-          <w:szCs w:val="32"/>
-        </w:rPr>
-        <w:t>error → the exception object</w:t>
+          <w:b/>
+          <w:bCs/>
+          <w:sz w:val="32"/>
+          <w:szCs w:val="32"/>
+        </w:rPr>
+        <w:t>error</w:t>
+      </w:r>
+      <w:r>
+        <w:rPr>
+          <w:sz w:val="32"/>
+          <w:szCs w:val="32"/>
+        </w:rPr>
+        <w:t xml:space="preserve"> → the exception object</w:t>
       </w:r>
     </w:p>
     <w:p>
@@ -4378,104 +4469,6 @@
           <w:sz w:val="32"/>
           <w:szCs w:val="32"/>
         </w:rPr>
-        <w:t># These are errors that (Important):</w:t>
-      </w:r>
-    </w:p>
-    <w:p>
-      <w:pPr>
-        <w:pStyle w:val="ListParagraph"/>
-        <w:numPr>
-          <w:ilvl w:val="0"/>
-          <w:numId w:val="8"/>
-        </w:numPr>
-        <w:jc w:val="both"/>
-        <w:rPr>
-          <w:sz w:val="32"/>
-          <w:szCs w:val="32"/>
-        </w:rPr>
-      </w:pPr>
-      <w:proofErr w:type="spellStart"/>
-      <w:r>
-        <w:rPr>
-          <w:sz w:val="32"/>
-          <w:szCs w:val="32"/>
-        </w:rPr>
-        <w:t>Were</w:t>
-      </w:r>
-      <w:proofErr w:type="spellEnd"/>
-      <w:r>
-        <w:rPr>
-          <w:sz w:val="32"/>
-          <w:szCs w:val="32"/>
-        </w:rPr>
-        <w:t xml:space="preserve"> NOT caught</w:t>
-      </w:r>
-    </w:p>
-    <w:p>
-      <w:pPr>
-        <w:pStyle w:val="ListParagraph"/>
-        <w:numPr>
-          <w:ilvl w:val="0"/>
-          <w:numId w:val="8"/>
-        </w:numPr>
-        <w:jc w:val="both"/>
-        <w:rPr>
-          <w:sz w:val="32"/>
-          <w:szCs w:val="32"/>
-        </w:rPr>
-      </w:pPr>
-      <w:r>
-        <w:rPr>
-          <w:sz w:val="32"/>
-          <w:szCs w:val="32"/>
-        </w:rPr>
-        <w:t>Escaped async boundary</w:t>
-      </w:r>
-    </w:p>
-    <w:p>
-      <w:pPr>
-        <w:pStyle w:val="ListParagraph"/>
-        <w:numPr>
-          <w:ilvl w:val="0"/>
-          <w:numId w:val="8"/>
-        </w:numPr>
-        <w:jc w:val="both"/>
-        <w:rPr>
-          <w:sz w:val="32"/>
-          <w:szCs w:val="32"/>
-        </w:rPr>
-      </w:pPr>
-      <w:proofErr w:type="spellStart"/>
-      <w:r>
-        <w:rPr>
-          <w:sz w:val="32"/>
-          <w:szCs w:val="32"/>
-        </w:rPr>
-        <w:t>Were</w:t>
-      </w:r>
-      <w:proofErr w:type="spellEnd"/>
-      <w:r>
-        <w:rPr>
-          <w:sz w:val="32"/>
-          <w:szCs w:val="32"/>
-        </w:rPr>
-        <w:t xml:space="preserve"> NOT handled by Flutter framework</w:t>
-      </w:r>
-    </w:p>
-    <w:p>
-      <w:pPr>
-        <w:jc w:val="both"/>
-        <w:rPr>
-          <w:sz w:val="32"/>
-          <w:szCs w:val="32"/>
-        </w:rPr>
-      </w:pPr>
-      <w:r>
-        <w:rPr>
-          <w:sz w:val="32"/>
-          <w:szCs w:val="32"/>
-        </w:rPr>
-        <w:lastRenderedPageBreak/>
         <w:t xml:space="preserve"># Inside the callback </w:t>
       </w:r>
       <w:proofErr w:type="spellStart"/>
@@ -4530,6 +4523,7 @@
           <w:sz w:val="32"/>
           <w:szCs w:val="32"/>
         </w:rPr>
+        <w:lastRenderedPageBreak/>
         <w:t># This tells Crashlytics:</w:t>
       </w:r>
     </w:p>
@@ -4656,7 +4650,23 @@
           <w:sz w:val="32"/>
           <w:szCs w:val="32"/>
         </w:rPr>
-        <w:t>, Flutter will continue default behavior (which may crash app).</w:t>
+        <w:t xml:space="preserve">, </w:t>
+      </w:r>
+      <w:r>
+        <w:rPr>
+          <w:b/>
+          <w:bCs/>
+          <w:sz w:val="32"/>
+          <w:szCs w:val="32"/>
+        </w:rPr>
+        <w:t>Flutter</w:t>
+      </w:r>
+      <w:r>
+        <w:rPr>
+          <w:sz w:val="32"/>
+          <w:szCs w:val="32"/>
+        </w:rPr>
+        <w:t xml:space="preserve"> will continue default behavior (which may crash app).</w:t>
       </w:r>
     </w:p>
     <w:p>
@@ -4694,6 +4704,15 @@
       <w:proofErr w:type="spellEnd"/>
       <w:r>
         <w:rPr>
+          <w:b/>
+          <w:bCs/>
+          <w:sz w:val="32"/>
+          <w:szCs w:val="32"/>
+        </w:rPr>
+        <w:t xml:space="preserve"> (Depreciated or Legacy)</w:t>
+      </w:r>
+      <w:r>
+        <w:rPr>
           <w:sz w:val="32"/>
           <w:szCs w:val="32"/>
         </w:rPr>
@@ -4720,14 +4739,7 @@
           <w:sz w:val="32"/>
           <w:szCs w:val="32"/>
         </w:rPr>
-        <w:t xml:space="preserve"> </w:t>
-      </w:r>
-      <w:r>
-        <w:rPr>
-          <w:sz w:val="32"/>
-          <w:szCs w:val="32"/>
-        </w:rPr>
-        <w:t>Not every exception (error) can be caught with “</w:t>
+        <w:t xml:space="preserve"> Not every exception (error) can be caught with “</w:t>
       </w:r>
       <w:r>
         <w:rPr>
@@ -4775,7 +4787,314 @@
           <w:sz w:val="32"/>
           <w:szCs w:val="32"/>
         </w:rPr>
-        <w:t xml:space="preserve">) in one centralized place. Using </w:t>
+        <w:t>) in one centralized place</w:t>
+      </w:r>
+      <w:r>
+        <w:rPr>
+          <w:sz w:val="32"/>
+          <w:szCs w:val="32"/>
+        </w:rPr>
+        <w:t xml:space="preserve"> (NOT Recommended for industry)</w:t>
+      </w:r>
+    </w:p>
+    <w:p>
+      <w:pPr>
+        <w:jc w:val="both"/>
+        <w:rPr>
+          <w:b/>
+          <w:bCs/>
+          <w:color w:val="D86DCB" w:themeColor="accent5" w:themeTint="99"/>
+          <w:sz w:val="32"/>
+          <w:szCs w:val="32"/>
+        </w:rPr>
+      </w:pPr>
+      <w:r>
+        <w:rPr>
+          <w:b/>
+          <w:bCs/>
+          <w:color w:val="D86DCB" w:themeColor="accent5" w:themeTint="99"/>
+          <w:sz w:val="32"/>
+          <w:szCs w:val="32"/>
+        </w:rPr>
+        <w:t xml:space="preserve">void </w:t>
+      </w:r>
+      <w:proofErr w:type="gramStart"/>
+      <w:r>
+        <w:rPr>
+          <w:b/>
+          <w:bCs/>
+          <w:color w:val="D86DCB" w:themeColor="accent5" w:themeTint="99"/>
+          <w:sz w:val="32"/>
+          <w:szCs w:val="32"/>
+        </w:rPr>
+        <w:t>main(</w:t>
+      </w:r>
+      <w:proofErr w:type="gramEnd"/>
+      <w:r>
+        <w:rPr>
+          <w:b/>
+          <w:bCs/>
+          <w:color w:val="D86DCB" w:themeColor="accent5" w:themeTint="99"/>
+          <w:sz w:val="32"/>
+          <w:szCs w:val="32"/>
+        </w:rPr>
+        <w:t>) async {</w:t>
+      </w:r>
+    </w:p>
+    <w:p>
+      <w:pPr>
+        <w:jc w:val="both"/>
+        <w:rPr>
+          <w:b/>
+          <w:bCs/>
+          <w:color w:val="D86DCB" w:themeColor="accent5" w:themeTint="99"/>
+          <w:sz w:val="32"/>
+          <w:szCs w:val="32"/>
+        </w:rPr>
+      </w:pPr>
+    </w:p>
+    <w:p>
+      <w:pPr>
+        <w:jc w:val="both"/>
+        <w:rPr>
+          <w:b/>
+          <w:bCs/>
+          <w:color w:val="D86DCB" w:themeColor="accent5" w:themeTint="99"/>
+          <w:sz w:val="32"/>
+          <w:szCs w:val="32"/>
+        </w:rPr>
+      </w:pPr>
+      <w:r>
+        <w:rPr>
+          <w:b/>
+          <w:bCs/>
+          <w:color w:val="D86DCB" w:themeColor="accent5" w:themeTint="99"/>
+          <w:sz w:val="32"/>
+          <w:szCs w:val="32"/>
+        </w:rPr>
+        <w:t xml:space="preserve">  </w:t>
+      </w:r>
+      <w:proofErr w:type="spellStart"/>
+      <w:r>
+        <w:rPr>
+          <w:b/>
+          <w:bCs/>
+          <w:color w:val="D86DCB" w:themeColor="accent5" w:themeTint="99"/>
+          <w:sz w:val="32"/>
+          <w:szCs w:val="32"/>
+        </w:rPr>
+        <w:t>WidgetsFlutterBinding.ensureInitialized</w:t>
+      </w:r>
+      <w:proofErr w:type="spellEnd"/>
+      <w:r>
+        <w:rPr>
+          <w:b/>
+          <w:bCs/>
+          <w:color w:val="D86DCB" w:themeColor="accent5" w:themeTint="99"/>
+          <w:sz w:val="32"/>
+          <w:szCs w:val="32"/>
+        </w:rPr>
+        <w:t>();</w:t>
+      </w:r>
+    </w:p>
+    <w:p>
+      <w:pPr>
+        <w:jc w:val="both"/>
+        <w:rPr>
+          <w:b/>
+          <w:bCs/>
+          <w:color w:val="D86DCB" w:themeColor="accent5" w:themeTint="99"/>
+          <w:sz w:val="32"/>
+          <w:szCs w:val="32"/>
+        </w:rPr>
+      </w:pPr>
+    </w:p>
+    <w:p>
+      <w:pPr>
+        <w:jc w:val="both"/>
+        <w:rPr>
+          <w:b/>
+          <w:bCs/>
+          <w:color w:val="D86DCB" w:themeColor="accent5" w:themeTint="99"/>
+          <w:sz w:val="32"/>
+          <w:szCs w:val="32"/>
+        </w:rPr>
+      </w:pPr>
+      <w:r>
+        <w:rPr>
+          <w:b/>
+          <w:bCs/>
+          <w:color w:val="D86DCB" w:themeColor="accent5" w:themeTint="99"/>
+          <w:sz w:val="32"/>
+          <w:szCs w:val="32"/>
+        </w:rPr>
+        <w:t xml:space="preserve">  await </w:t>
+      </w:r>
+      <w:proofErr w:type="spellStart"/>
+      <w:r>
+        <w:rPr>
+          <w:b/>
+          <w:bCs/>
+          <w:color w:val="D86DCB" w:themeColor="accent5" w:themeTint="99"/>
+          <w:sz w:val="32"/>
+          <w:szCs w:val="32"/>
+        </w:rPr>
+        <w:t>Firebase.initializeApp</w:t>
+      </w:r>
+      <w:proofErr w:type="spellEnd"/>
+      <w:r>
+        <w:rPr>
+          <w:b/>
+          <w:bCs/>
+          <w:color w:val="D86DCB" w:themeColor="accent5" w:themeTint="99"/>
+          <w:sz w:val="32"/>
+          <w:szCs w:val="32"/>
+        </w:rPr>
+        <w:t>(</w:t>
+      </w:r>
+    </w:p>
+    <w:p>
+      <w:pPr>
+        <w:jc w:val="both"/>
+        <w:rPr>
+          <w:b/>
+          <w:bCs/>
+          <w:color w:val="D86DCB" w:themeColor="accent5" w:themeTint="99"/>
+          <w:sz w:val="32"/>
+          <w:szCs w:val="32"/>
+        </w:rPr>
+      </w:pPr>
+      <w:r>
+        <w:rPr>
+          <w:b/>
+          <w:bCs/>
+          <w:color w:val="D86DCB" w:themeColor="accent5" w:themeTint="99"/>
+          <w:sz w:val="32"/>
+          <w:szCs w:val="32"/>
+        </w:rPr>
+        <w:t xml:space="preserve">    options: </w:t>
+      </w:r>
+      <w:proofErr w:type="spellStart"/>
+      <w:r>
+        <w:rPr>
+          <w:b/>
+          <w:bCs/>
+          <w:color w:val="D86DCB" w:themeColor="accent5" w:themeTint="99"/>
+          <w:sz w:val="32"/>
+          <w:szCs w:val="32"/>
+        </w:rPr>
+        <w:t>DefaultFirebaseOptions.currentPlatform</w:t>
+      </w:r>
+      <w:proofErr w:type="spellEnd"/>
+      <w:r>
+        <w:rPr>
+          <w:b/>
+          <w:bCs/>
+          <w:color w:val="D86DCB" w:themeColor="accent5" w:themeTint="99"/>
+          <w:sz w:val="32"/>
+          <w:szCs w:val="32"/>
+        </w:rPr>
+        <w:t>,</w:t>
+      </w:r>
+    </w:p>
+    <w:p>
+      <w:pPr>
+        <w:jc w:val="both"/>
+        <w:rPr>
+          <w:b/>
+          <w:bCs/>
+          <w:color w:val="D86DCB" w:themeColor="accent5" w:themeTint="99"/>
+          <w:sz w:val="32"/>
+          <w:szCs w:val="32"/>
+        </w:rPr>
+      </w:pPr>
+      <w:r>
+        <w:rPr>
+          <w:b/>
+          <w:bCs/>
+          <w:color w:val="D86DCB" w:themeColor="accent5" w:themeTint="99"/>
+          <w:sz w:val="32"/>
+          <w:szCs w:val="32"/>
+        </w:rPr>
+        <w:t xml:space="preserve">  );</w:t>
+      </w:r>
+    </w:p>
+    <w:p>
+      <w:pPr>
+        <w:jc w:val="both"/>
+        <w:rPr>
+          <w:b/>
+          <w:bCs/>
+          <w:color w:val="D86DCB" w:themeColor="accent5" w:themeTint="99"/>
+          <w:sz w:val="32"/>
+          <w:szCs w:val="32"/>
+        </w:rPr>
+      </w:pPr>
+    </w:p>
+    <w:p>
+      <w:pPr>
+        <w:jc w:val="both"/>
+        <w:rPr>
+          <w:b/>
+          <w:bCs/>
+          <w:color w:val="D86DCB" w:themeColor="accent5" w:themeTint="99"/>
+          <w:sz w:val="32"/>
+          <w:szCs w:val="32"/>
+        </w:rPr>
+      </w:pPr>
+      <w:r>
+        <w:rPr>
+          <w:b/>
+          <w:bCs/>
+          <w:color w:val="D86DCB" w:themeColor="accent5" w:themeTint="99"/>
+          <w:sz w:val="32"/>
+          <w:szCs w:val="32"/>
+        </w:rPr>
+        <w:t xml:space="preserve">  // Pass all uncaught "fatal" errors form the framework to Crashlytics</w:t>
+      </w:r>
+    </w:p>
+    <w:p>
+      <w:pPr>
+        <w:jc w:val="both"/>
+        <w:rPr>
+          <w:b/>
+          <w:bCs/>
+          <w:color w:val="D86DCB" w:themeColor="accent5" w:themeTint="99"/>
+          <w:sz w:val="32"/>
+          <w:szCs w:val="32"/>
+        </w:rPr>
+      </w:pPr>
+      <w:r>
+        <w:rPr>
+          <w:b/>
+          <w:bCs/>
+          <w:color w:val="D86DCB" w:themeColor="accent5" w:themeTint="99"/>
+          <w:sz w:val="32"/>
+          <w:szCs w:val="32"/>
+        </w:rPr>
+        <w:t xml:space="preserve">  </w:t>
+      </w:r>
+      <w:proofErr w:type="spellStart"/>
+      <w:r>
+        <w:rPr>
+          <w:b/>
+          <w:bCs/>
+          <w:color w:val="D86DCB" w:themeColor="accent5" w:themeTint="99"/>
+          <w:sz w:val="32"/>
+          <w:szCs w:val="32"/>
+        </w:rPr>
+        <w:t>FlutterError.onError</w:t>
+      </w:r>
+      <w:proofErr w:type="spellEnd"/>
+      <w:r>
+        <w:rPr>
+          <w:b/>
+          <w:bCs/>
+          <w:color w:val="D86DCB" w:themeColor="accent5" w:themeTint="99"/>
+          <w:sz w:val="32"/>
+          <w:szCs w:val="32"/>
+        </w:rPr>
+        <w:t xml:space="preserve"> = </w:t>
       </w:r>
       <w:proofErr w:type="spellStart"/>
       <w:proofErr w:type="gramStart"/>
@@ -4783,383 +5102,59 @@
         <w:rPr>
           <w:b/>
           <w:bCs/>
-          <w:sz w:val="32"/>
-          <w:szCs w:val="32"/>
-        </w:rPr>
-        <w:t>runZonedGuarded</w:t>
+          <w:color w:val="D86DCB" w:themeColor="accent5" w:themeTint="99"/>
+          <w:sz w:val="32"/>
+          <w:szCs w:val="32"/>
+        </w:rPr>
+        <w:t>FirebaseCrashlytics.instance.recordFlutterFatalError</w:t>
       </w:r>
       <w:proofErr w:type="spellEnd"/>
-      <w:r>
-        <w:rPr>
-          <w:b/>
-          <w:bCs/>
-          <w:sz w:val="32"/>
-          <w:szCs w:val="32"/>
-        </w:rPr>
-        <w:t>(</w:t>
-      </w:r>
       <w:proofErr w:type="gramEnd"/>
       <w:r>
         <w:rPr>
           <w:b/>
           <w:bCs/>
-          <w:sz w:val="32"/>
-          <w:szCs w:val="32"/>
-        </w:rPr>
-        <w:t>)</w:t>
-      </w:r>
-      <w:r>
-        <w:rPr>
-          <w:sz w:val="32"/>
-          <w:szCs w:val="32"/>
-        </w:rPr>
-        <w:t>. It</w:t>
-      </w:r>
-      <w:r>
-        <w:rPr>
-          <w:sz w:val="32"/>
-          <w:szCs w:val="32"/>
-        </w:rPr>
-        <w:t xml:space="preserve"> Captures:</w:t>
-      </w:r>
-    </w:p>
-    <w:p>
-      <w:pPr>
-        <w:pStyle w:val="ListParagraph"/>
-        <w:numPr>
-          <w:ilvl w:val="0"/>
-          <w:numId w:val="11"/>
-        </w:numPr>
-        <w:jc w:val="both"/>
-        <w:rPr>
-          <w:sz w:val="32"/>
-          <w:szCs w:val="32"/>
-        </w:rPr>
-      </w:pPr>
-      <w:r>
-        <w:rPr>
-          <w:sz w:val="32"/>
-          <w:szCs w:val="32"/>
-        </w:rPr>
-        <w:t>Any uncaught error inside that zone</w:t>
-      </w:r>
-    </w:p>
-    <w:p>
-      <w:pPr>
-        <w:pStyle w:val="ListParagraph"/>
-        <w:numPr>
-          <w:ilvl w:val="0"/>
-          <w:numId w:val="11"/>
-        </w:numPr>
-        <w:jc w:val="both"/>
-        <w:rPr>
-          <w:sz w:val="32"/>
-          <w:szCs w:val="32"/>
-        </w:rPr>
-      </w:pPr>
-      <w:r>
-        <w:rPr>
-          <w:sz w:val="32"/>
-          <w:szCs w:val="32"/>
-        </w:rPr>
-        <w:t>Future errors</w:t>
-      </w:r>
-    </w:p>
-    <w:p>
-      <w:pPr>
-        <w:pStyle w:val="ListParagraph"/>
-        <w:numPr>
-          <w:ilvl w:val="0"/>
-          <w:numId w:val="11"/>
-        </w:numPr>
-        <w:jc w:val="both"/>
-        <w:rPr>
-          <w:sz w:val="32"/>
-          <w:szCs w:val="32"/>
-        </w:rPr>
-      </w:pPr>
-      <w:r>
-        <w:rPr>
-          <w:sz w:val="32"/>
-          <w:szCs w:val="32"/>
-        </w:rPr>
-        <w:t>Timer errors</w:t>
-      </w:r>
-    </w:p>
-    <w:p>
-      <w:pPr>
-        <w:pStyle w:val="ListParagraph"/>
-        <w:numPr>
-          <w:ilvl w:val="0"/>
-          <w:numId w:val="11"/>
-        </w:numPr>
-        <w:jc w:val="both"/>
-        <w:rPr>
-          <w:sz w:val="32"/>
-          <w:szCs w:val="32"/>
-        </w:rPr>
-      </w:pPr>
-      <w:r>
-        <w:rPr>
-          <w:sz w:val="32"/>
-          <w:szCs w:val="32"/>
-        </w:rPr>
-        <w:t>Microtask errors</w:t>
-      </w:r>
-    </w:p>
-    <w:p>
-      <w:pPr>
-        <w:pStyle w:val="ListParagraph"/>
-        <w:numPr>
-          <w:ilvl w:val="0"/>
-          <w:numId w:val="11"/>
-        </w:numPr>
-        <w:jc w:val="both"/>
-        <w:rPr>
-          <w:sz w:val="32"/>
-          <w:szCs w:val="32"/>
-        </w:rPr>
-      </w:pPr>
-      <w:r>
-        <w:rPr>
-          <w:sz w:val="32"/>
-          <w:szCs w:val="32"/>
-        </w:rPr>
-        <w:t>Stream errors (if unhandled)</w:t>
-      </w:r>
-    </w:p>
-    <w:p>
-      <w:pPr>
-        <w:pStyle w:val="ListParagraph"/>
-        <w:numPr>
-          <w:ilvl w:val="0"/>
-          <w:numId w:val="11"/>
-        </w:numPr>
-        <w:jc w:val="both"/>
-        <w:rPr>
-          <w:sz w:val="32"/>
-          <w:szCs w:val="32"/>
-        </w:rPr>
-      </w:pPr>
-      <w:r>
-        <w:rPr>
-          <w:sz w:val="32"/>
-          <w:szCs w:val="32"/>
-        </w:rPr>
-        <w:t>Errors from anywhere inside that zone</w:t>
-      </w:r>
-    </w:p>
-    <w:p>
-      <w:pPr>
-        <w:jc w:val="both"/>
-        <w:rPr>
-          <w:sz w:val="32"/>
-          <w:szCs w:val="32"/>
-        </w:rPr>
-      </w:pPr>
-      <w:r>
-        <w:rPr>
-          <w:sz w:val="32"/>
-          <w:szCs w:val="32"/>
-        </w:rPr>
-        <w:t># It wraps our entire app in a protected execution context.</w:t>
-      </w:r>
-    </w:p>
-    <w:p>
-      <w:pPr>
-        <w:jc w:val="both"/>
-        <w:rPr>
-          <w:sz w:val="32"/>
-          <w:szCs w:val="32"/>
-        </w:rPr>
-      </w:pPr>
-      <w:r>
-        <w:rPr>
-          <w:sz w:val="32"/>
-          <w:szCs w:val="32"/>
-        </w:rPr>
-        <w:t># Think like this:</w:t>
-      </w:r>
-    </w:p>
-    <w:p>
-      <w:pPr>
-        <w:pStyle w:val="ListParagraph"/>
-        <w:numPr>
-          <w:ilvl w:val="0"/>
-          <w:numId w:val="12"/>
-        </w:numPr>
-        <w:jc w:val="both"/>
-        <w:rPr>
-          <w:sz w:val="32"/>
-          <w:szCs w:val="32"/>
-        </w:rPr>
-      </w:pPr>
-      <w:proofErr w:type="spellStart"/>
-      <w:r>
-        <w:rPr>
-          <w:b/>
-          <w:bCs/>
-          <w:sz w:val="32"/>
-          <w:szCs w:val="32"/>
-        </w:rPr>
-        <w:t>runZonedGuarded</w:t>
-      </w:r>
-      <w:proofErr w:type="spellEnd"/>
-      <w:r>
-        <w:rPr>
-          <w:sz w:val="32"/>
-          <w:szCs w:val="32"/>
-        </w:rPr>
-        <w:t xml:space="preserve"> = safety net around our entire app execution</w:t>
-      </w:r>
-    </w:p>
-    <w:p>
-      <w:pPr>
-        <w:pStyle w:val="ListParagraph"/>
-        <w:numPr>
-          <w:ilvl w:val="0"/>
-          <w:numId w:val="12"/>
-        </w:numPr>
-        <w:jc w:val="both"/>
-        <w:rPr>
-          <w:sz w:val="32"/>
-          <w:szCs w:val="32"/>
-        </w:rPr>
-      </w:pPr>
-      <w:proofErr w:type="spellStart"/>
-      <w:r>
-        <w:rPr>
-          <w:b/>
-          <w:bCs/>
+          <w:color w:val="D86DCB" w:themeColor="accent5" w:themeTint="99"/>
+          <w:sz w:val="32"/>
+          <w:szCs w:val="32"/>
+        </w:rPr>
+        <w:t>;</w:t>
+      </w:r>
+    </w:p>
+    <w:p>
+      <w:pPr>
+        <w:jc w:val="both"/>
+        <w:rPr>
+          <w:b/>
+          <w:bCs/>
+          <w:color w:val="D86DCB" w:themeColor="accent5" w:themeTint="99"/>
+          <w:sz w:val="32"/>
+          <w:szCs w:val="32"/>
+        </w:rPr>
+      </w:pPr>
+    </w:p>
+    <w:p>
+      <w:pPr>
+        <w:jc w:val="both"/>
+        <w:rPr>
+          <w:b/>
+          <w:bCs/>
+          <w:color w:val="D86DCB" w:themeColor="accent5" w:themeTint="99"/>
+          <w:sz w:val="32"/>
+          <w:szCs w:val="32"/>
+        </w:rPr>
+      </w:pPr>
+      <w:r>
+        <w:rPr>
+          <w:b/>
+          <w:bCs/>
+          <w:color w:val="D86DCB" w:themeColor="accent5" w:themeTint="99"/>
           <w:sz w:val="32"/>
           <w:szCs w:val="32"/>
         </w:rPr>
         <w:lastRenderedPageBreak/>
-        <w:t>PlatformDispatcher.onError</w:t>
-      </w:r>
-      <w:proofErr w:type="spellEnd"/>
-      <w:r>
-        <w:rPr>
-          <w:sz w:val="32"/>
-          <w:szCs w:val="32"/>
-        </w:rPr>
-        <w:t xml:space="preserve"> = emergency catch at engine boundary</w:t>
-      </w:r>
-    </w:p>
-    <w:p>
-      <w:pPr>
-        <w:pStyle w:val="ListParagraph"/>
-        <w:numPr>
-          <w:ilvl w:val="0"/>
-          <w:numId w:val="12"/>
-        </w:numPr>
-        <w:jc w:val="both"/>
-        <w:rPr>
-          <w:sz w:val="32"/>
-          <w:szCs w:val="32"/>
-        </w:rPr>
-      </w:pPr>
-      <w:proofErr w:type="spellStart"/>
-      <w:r>
-        <w:rPr>
-          <w:b/>
-          <w:bCs/>
-          <w:sz w:val="32"/>
-          <w:szCs w:val="32"/>
-        </w:rPr>
-        <w:t>runZonedGuarded</w:t>
-      </w:r>
-      <w:proofErr w:type="spellEnd"/>
-      <w:r>
-        <w:rPr>
-          <w:sz w:val="32"/>
-          <w:szCs w:val="32"/>
-        </w:rPr>
-        <w:t xml:space="preserve"> is proactive. While</w:t>
-      </w:r>
-      <w:r>
-        <w:rPr>
-          <w:b/>
-          <w:bCs/>
-          <w:sz w:val="32"/>
-          <w:szCs w:val="32"/>
-        </w:rPr>
-        <w:t xml:space="preserve"> </w:t>
-      </w:r>
-      <w:proofErr w:type="spellStart"/>
-      <w:r>
-        <w:rPr>
-          <w:b/>
-          <w:bCs/>
-          <w:sz w:val="32"/>
-          <w:szCs w:val="32"/>
-        </w:rPr>
-        <w:t>PlatformDispatcher</w:t>
-      </w:r>
-      <w:proofErr w:type="spellEnd"/>
-      <w:r>
-        <w:rPr>
-          <w:sz w:val="32"/>
-          <w:szCs w:val="32"/>
-        </w:rPr>
-        <w:t xml:space="preserve"> is reactive.</w:t>
-      </w:r>
-    </w:p>
-    <w:p>
-      <w:pPr>
-        <w:jc w:val="both"/>
-        <w:rPr>
-          <w:b/>
-          <w:bCs/>
-          <w:color w:val="D86DCB" w:themeColor="accent5" w:themeTint="99"/>
-          <w:sz w:val="32"/>
-          <w:szCs w:val="32"/>
-        </w:rPr>
-      </w:pPr>
-      <w:r>
-        <w:rPr>
-          <w:b/>
-          <w:bCs/>
-          <w:color w:val="D86DCB" w:themeColor="accent5" w:themeTint="99"/>
-          <w:sz w:val="32"/>
-          <w:szCs w:val="32"/>
-        </w:rPr>
-        <w:t xml:space="preserve">void </w:t>
-      </w:r>
-      <w:proofErr w:type="gramStart"/>
-      <w:r>
-        <w:rPr>
-          <w:b/>
-          <w:bCs/>
-          <w:color w:val="D86DCB" w:themeColor="accent5" w:themeTint="99"/>
-          <w:sz w:val="32"/>
-          <w:szCs w:val="32"/>
-        </w:rPr>
-        <w:t>main(</w:t>
-      </w:r>
-      <w:proofErr w:type="gramEnd"/>
-      <w:r>
-        <w:rPr>
-          <w:b/>
-          <w:bCs/>
-          <w:color w:val="D86DCB" w:themeColor="accent5" w:themeTint="99"/>
-          <w:sz w:val="32"/>
-          <w:szCs w:val="32"/>
-        </w:rPr>
-        <w:t>) async {</w:t>
-      </w:r>
-    </w:p>
-    <w:p>
-      <w:pPr>
-        <w:jc w:val="both"/>
-        <w:rPr>
-          <w:b/>
-          <w:bCs/>
-          <w:color w:val="D86DCB" w:themeColor="accent5" w:themeTint="99"/>
-          <w:sz w:val="32"/>
-          <w:szCs w:val="32"/>
-        </w:rPr>
-      </w:pPr>
+        <w:t xml:space="preserve">  // Pass all uncaught asynchronous errors that aren't handled by the Flutter framework to Crashlytics</w:t>
+      </w:r>
     </w:p>
     <w:p>
       <w:pPr>
@@ -5181,228 +5176,6 @@
           <w:szCs w:val="32"/>
         </w:rPr>
         <w:t xml:space="preserve">  </w:t>
-      </w:r>
-      <w:proofErr w:type="spellStart"/>
-      <w:r>
-        <w:rPr>
-          <w:b/>
-          <w:bCs/>
-          <w:color w:val="D86DCB" w:themeColor="accent5" w:themeTint="99"/>
-          <w:sz w:val="32"/>
-          <w:szCs w:val="32"/>
-        </w:rPr>
-        <w:t>WidgetsFlutterBinding.ensureInitialized</w:t>
-      </w:r>
-      <w:proofErr w:type="spellEnd"/>
-      <w:r>
-        <w:rPr>
-          <w:b/>
-          <w:bCs/>
-          <w:color w:val="D86DCB" w:themeColor="accent5" w:themeTint="99"/>
-          <w:sz w:val="32"/>
-          <w:szCs w:val="32"/>
-        </w:rPr>
-        <w:t>();</w:t>
-      </w:r>
-    </w:p>
-    <w:p>
-      <w:pPr>
-        <w:jc w:val="both"/>
-        <w:rPr>
-          <w:b/>
-          <w:bCs/>
-          <w:color w:val="D86DCB" w:themeColor="accent5" w:themeTint="99"/>
-          <w:sz w:val="32"/>
-          <w:szCs w:val="32"/>
-        </w:rPr>
-      </w:pPr>
-    </w:p>
-    <w:p>
-      <w:pPr>
-        <w:jc w:val="both"/>
-        <w:rPr>
-          <w:b/>
-          <w:bCs/>
-          <w:color w:val="D86DCB" w:themeColor="accent5" w:themeTint="99"/>
-          <w:sz w:val="32"/>
-          <w:szCs w:val="32"/>
-        </w:rPr>
-      </w:pPr>
-      <w:r>
-        <w:rPr>
-          <w:b/>
-          <w:bCs/>
-          <w:color w:val="D86DCB" w:themeColor="accent5" w:themeTint="99"/>
-          <w:sz w:val="32"/>
-          <w:szCs w:val="32"/>
-        </w:rPr>
-        <w:t xml:space="preserve">  await </w:t>
-      </w:r>
-      <w:proofErr w:type="spellStart"/>
-      <w:r>
-        <w:rPr>
-          <w:b/>
-          <w:bCs/>
-          <w:color w:val="D86DCB" w:themeColor="accent5" w:themeTint="99"/>
-          <w:sz w:val="32"/>
-          <w:szCs w:val="32"/>
-        </w:rPr>
-        <w:t>Firebase.initializeApp</w:t>
-      </w:r>
-      <w:proofErr w:type="spellEnd"/>
-      <w:r>
-        <w:rPr>
-          <w:b/>
-          <w:bCs/>
-          <w:color w:val="D86DCB" w:themeColor="accent5" w:themeTint="99"/>
-          <w:sz w:val="32"/>
-          <w:szCs w:val="32"/>
-        </w:rPr>
-        <w:t>(</w:t>
-      </w:r>
-    </w:p>
-    <w:p>
-      <w:pPr>
-        <w:jc w:val="both"/>
-        <w:rPr>
-          <w:b/>
-          <w:bCs/>
-          <w:color w:val="D86DCB" w:themeColor="accent5" w:themeTint="99"/>
-          <w:sz w:val="32"/>
-          <w:szCs w:val="32"/>
-        </w:rPr>
-      </w:pPr>
-      <w:r>
-        <w:rPr>
-          <w:b/>
-          <w:bCs/>
-          <w:color w:val="D86DCB" w:themeColor="accent5" w:themeTint="99"/>
-          <w:sz w:val="32"/>
-          <w:szCs w:val="32"/>
-        </w:rPr>
-        <w:t xml:space="preserve">    options: </w:t>
-      </w:r>
-      <w:proofErr w:type="spellStart"/>
-      <w:r>
-        <w:rPr>
-          <w:b/>
-          <w:bCs/>
-          <w:color w:val="D86DCB" w:themeColor="accent5" w:themeTint="99"/>
-          <w:sz w:val="32"/>
-          <w:szCs w:val="32"/>
-        </w:rPr>
-        <w:t>DefaultFirebaseOptions.currentPlatform</w:t>
-      </w:r>
-      <w:proofErr w:type="spellEnd"/>
-      <w:r>
-        <w:rPr>
-          <w:b/>
-          <w:bCs/>
-          <w:color w:val="D86DCB" w:themeColor="accent5" w:themeTint="99"/>
-          <w:sz w:val="32"/>
-          <w:szCs w:val="32"/>
-        </w:rPr>
-        <w:t>,</w:t>
-      </w:r>
-    </w:p>
-    <w:p>
-      <w:pPr>
-        <w:jc w:val="both"/>
-        <w:rPr>
-          <w:b/>
-          <w:bCs/>
-          <w:color w:val="D86DCB" w:themeColor="accent5" w:themeTint="99"/>
-          <w:sz w:val="32"/>
-          <w:szCs w:val="32"/>
-        </w:rPr>
-      </w:pPr>
-      <w:r>
-        <w:rPr>
-          <w:b/>
-          <w:bCs/>
-          <w:color w:val="D86DCB" w:themeColor="accent5" w:themeTint="99"/>
-          <w:sz w:val="32"/>
-          <w:szCs w:val="32"/>
-        </w:rPr>
-        <w:t xml:space="preserve">  );</w:t>
-      </w:r>
-    </w:p>
-    <w:p>
-      <w:pPr>
-        <w:jc w:val="both"/>
-        <w:rPr>
-          <w:b/>
-          <w:bCs/>
-          <w:color w:val="D86DCB" w:themeColor="accent5" w:themeTint="99"/>
-          <w:sz w:val="32"/>
-          <w:szCs w:val="32"/>
-        </w:rPr>
-      </w:pPr>
-    </w:p>
-    <w:p>
-      <w:pPr>
-        <w:jc w:val="both"/>
-        <w:rPr>
-          <w:b/>
-          <w:bCs/>
-          <w:color w:val="D86DCB" w:themeColor="accent5" w:themeTint="99"/>
-          <w:sz w:val="32"/>
-          <w:szCs w:val="32"/>
-        </w:rPr>
-      </w:pPr>
-      <w:r>
-        <w:rPr>
-          <w:b/>
-          <w:bCs/>
-          <w:color w:val="D86DCB" w:themeColor="accent5" w:themeTint="99"/>
-          <w:sz w:val="32"/>
-          <w:szCs w:val="32"/>
-        </w:rPr>
-        <w:t xml:space="preserve">  // Pass all uncaught "fatal" errors form the framework to Crashlytics</w:t>
-      </w:r>
-    </w:p>
-    <w:p>
-      <w:pPr>
-        <w:jc w:val="both"/>
-        <w:rPr>
-          <w:b/>
-          <w:bCs/>
-          <w:color w:val="D86DCB" w:themeColor="accent5" w:themeTint="99"/>
-          <w:sz w:val="32"/>
-          <w:szCs w:val="32"/>
-        </w:rPr>
-      </w:pPr>
-      <w:r>
-        <w:rPr>
-          <w:b/>
-          <w:bCs/>
-          <w:color w:val="D86DCB" w:themeColor="accent5" w:themeTint="99"/>
-          <w:sz w:val="32"/>
-          <w:szCs w:val="32"/>
-        </w:rPr>
-        <w:t xml:space="preserve">  </w:t>
-      </w:r>
-      <w:proofErr w:type="spellStart"/>
-      <w:r>
-        <w:rPr>
-          <w:b/>
-          <w:bCs/>
-          <w:color w:val="D86DCB" w:themeColor="accent5" w:themeTint="99"/>
-          <w:sz w:val="32"/>
-          <w:szCs w:val="32"/>
-        </w:rPr>
-        <w:t>FlutterError.onError</w:t>
-      </w:r>
-      <w:proofErr w:type="spellEnd"/>
-      <w:r>
-        <w:rPr>
-          <w:b/>
-          <w:bCs/>
-          <w:color w:val="D86DCB" w:themeColor="accent5" w:themeTint="99"/>
-          <w:sz w:val="32"/>
-          <w:szCs w:val="32"/>
-        </w:rPr>
-        <w:t xml:space="preserve"> = </w:t>
       </w:r>
       <w:proofErr w:type="spellStart"/>
       <w:proofErr w:type="gramStart"/>
@@ -5414,7 +5187,7 @@
           <w:sz w:val="32"/>
           <w:szCs w:val="32"/>
         </w:rPr>
-        <w:t>FirebaseCrashlytics.instance.recordFlutterFatalError</w:t>
+        <w:t>PlatformDispatcher.instance.onError</w:t>
       </w:r>
       <w:proofErr w:type="spellEnd"/>
       <w:proofErr w:type="gramEnd"/>
@@ -5426,63 +5199,29 @@
           <w:sz w:val="32"/>
           <w:szCs w:val="32"/>
         </w:rPr>
-        <w:t>;</w:t>
-      </w:r>
-    </w:p>
-    <w:p>
-      <w:pPr>
-        <w:jc w:val="both"/>
-        <w:rPr>
-          <w:b/>
-          <w:bCs/>
-          <w:color w:val="D86DCB" w:themeColor="accent5" w:themeTint="99"/>
-          <w:sz w:val="32"/>
-          <w:szCs w:val="32"/>
-        </w:rPr>
-      </w:pPr>
-    </w:p>
-    <w:p>
-      <w:pPr>
-        <w:jc w:val="both"/>
-        <w:rPr>
-          <w:b/>
-          <w:bCs/>
-          <w:color w:val="D86DCB" w:themeColor="accent5" w:themeTint="99"/>
-          <w:sz w:val="32"/>
-          <w:szCs w:val="32"/>
-        </w:rPr>
-      </w:pPr>
-      <w:r>
-        <w:rPr>
-          <w:b/>
-          <w:bCs/>
-          <w:color w:val="D86DCB" w:themeColor="accent5" w:themeTint="99"/>
-          <w:sz w:val="32"/>
-          <w:szCs w:val="32"/>
-        </w:rPr>
-        <w:t xml:space="preserve">  // Pass all uncaught asynchronous errors that aren't handled by the Flutter framework to Crashlytics</w:t>
-      </w:r>
-    </w:p>
-    <w:p>
-      <w:pPr>
-        <w:jc w:val="both"/>
-        <w:rPr>
-          <w:b/>
-          <w:bCs/>
-          <w:color w:val="D86DCB" w:themeColor="accent5" w:themeTint="99"/>
-          <w:sz w:val="32"/>
-          <w:szCs w:val="32"/>
-        </w:rPr>
-      </w:pPr>
-      <w:r>
-        <w:rPr>
-          <w:b/>
-          <w:bCs/>
-          <w:color w:val="D86DCB" w:themeColor="accent5" w:themeTint="99"/>
-          <w:sz w:val="32"/>
-          <w:szCs w:val="32"/>
-        </w:rPr>
-        <w:t xml:space="preserve">  </w:t>
+        <w:t xml:space="preserve"> = (error, stack) {</w:t>
+      </w:r>
+    </w:p>
+    <w:p>
+      <w:pPr>
+        <w:jc w:val="both"/>
+        <w:rPr>
+          <w:b/>
+          <w:bCs/>
+          <w:color w:val="D86DCB" w:themeColor="accent5" w:themeTint="99"/>
+          <w:sz w:val="32"/>
+          <w:szCs w:val="32"/>
+        </w:rPr>
+      </w:pPr>
+      <w:r>
+        <w:rPr>
+          <w:b/>
+          <w:bCs/>
+          <w:color w:val="D86DCB" w:themeColor="accent5" w:themeTint="99"/>
+          <w:sz w:val="32"/>
+          <w:szCs w:val="32"/>
+        </w:rPr>
+        <w:t xml:space="preserve">    </w:t>
       </w:r>
       <w:proofErr w:type="spellStart"/>
       <w:proofErr w:type="gramStart"/>
@@ -5494,7 +5233,7 @@
           <w:sz w:val="32"/>
           <w:szCs w:val="32"/>
         </w:rPr>
-        <w:t>PlatformDispatcher.instance.onError</w:t>
+        <w:t>FirebaseCrashlytics.instance.recordError</w:t>
       </w:r>
       <w:proofErr w:type="spellEnd"/>
       <w:proofErr w:type="gramEnd"/>
@@ -5506,29 +5245,95 @@
           <w:sz w:val="32"/>
           <w:szCs w:val="32"/>
         </w:rPr>
-        <w:t xml:space="preserve"> = (error, stack) {</w:t>
-      </w:r>
-    </w:p>
-    <w:p>
-      <w:pPr>
-        <w:jc w:val="both"/>
-        <w:rPr>
-          <w:b/>
-          <w:bCs/>
-          <w:color w:val="D86DCB" w:themeColor="accent5" w:themeTint="99"/>
-          <w:sz w:val="32"/>
-          <w:szCs w:val="32"/>
-        </w:rPr>
-      </w:pPr>
-      <w:r>
-        <w:rPr>
-          <w:b/>
-          <w:bCs/>
-          <w:color w:val="D86DCB" w:themeColor="accent5" w:themeTint="99"/>
-          <w:sz w:val="32"/>
-          <w:szCs w:val="32"/>
-        </w:rPr>
-        <w:t xml:space="preserve">    </w:t>
+        <w:t>(error, stack, fatal: true);</w:t>
+      </w:r>
+    </w:p>
+    <w:p>
+      <w:pPr>
+        <w:jc w:val="both"/>
+        <w:rPr>
+          <w:b/>
+          <w:bCs/>
+          <w:color w:val="D86DCB" w:themeColor="accent5" w:themeTint="99"/>
+          <w:sz w:val="32"/>
+          <w:szCs w:val="32"/>
+        </w:rPr>
+      </w:pPr>
+      <w:r>
+        <w:rPr>
+          <w:b/>
+          <w:bCs/>
+          <w:color w:val="D86DCB" w:themeColor="accent5" w:themeTint="99"/>
+          <w:sz w:val="32"/>
+          <w:szCs w:val="32"/>
+        </w:rPr>
+        <w:t xml:space="preserve">    return true;</w:t>
+      </w:r>
+    </w:p>
+    <w:p>
+      <w:pPr>
+        <w:jc w:val="both"/>
+        <w:rPr>
+          <w:b/>
+          <w:bCs/>
+          <w:color w:val="D86DCB" w:themeColor="accent5" w:themeTint="99"/>
+          <w:sz w:val="32"/>
+          <w:szCs w:val="32"/>
+        </w:rPr>
+      </w:pPr>
+      <w:r>
+        <w:rPr>
+          <w:b/>
+          <w:bCs/>
+          <w:color w:val="D86DCB" w:themeColor="accent5" w:themeTint="99"/>
+          <w:sz w:val="32"/>
+          <w:szCs w:val="32"/>
+        </w:rPr>
+        <w:t xml:space="preserve">  };</w:t>
+      </w:r>
+    </w:p>
+    <w:p>
+      <w:pPr>
+        <w:jc w:val="both"/>
+        <w:rPr>
+          <w:b/>
+          <w:bCs/>
+          <w:color w:val="D86DCB" w:themeColor="accent5" w:themeTint="99"/>
+          <w:sz w:val="32"/>
+          <w:szCs w:val="32"/>
+        </w:rPr>
+      </w:pPr>
+      <w:r>
+        <w:rPr>
+          <w:b/>
+          <w:bCs/>
+          <w:color w:val="D86DCB" w:themeColor="accent5" w:themeTint="99"/>
+          <w:sz w:val="32"/>
+          <w:szCs w:val="32"/>
+        </w:rPr>
+        <w:t xml:space="preserve"> </w:t>
+      </w:r>
+    </w:p>
+    <w:p>
+      <w:pPr>
+        <w:jc w:val="both"/>
+        <w:rPr>
+          <w:b/>
+          <w:bCs/>
+          <w:color w:val="D86DCB" w:themeColor="accent5" w:themeTint="99"/>
+          <w:sz w:val="32"/>
+          <w:szCs w:val="32"/>
+        </w:rPr>
+      </w:pPr>
+      <w:r>
+        <w:rPr>
+          <w:b/>
+          <w:bCs/>
+          <w:color w:val="D86DCB" w:themeColor="accent5" w:themeTint="99"/>
+          <w:sz w:val="32"/>
+          <w:szCs w:val="32"/>
+        </w:rPr>
+        <w:t xml:space="preserve">  </w:t>
       </w:r>
       <w:proofErr w:type="spellStart"/>
       <w:proofErr w:type="gramStart"/>
@@ -5540,9 +5345,19 @@
           <w:sz w:val="32"/>
           <w:szCs w:val="32"/>
         </w:rPr>
-        <w:t>FirebaseCrashlytics.instance.recordError</w:t>
+        <w:t>runApp</w:t>
       </w:r>
       <w:proofErr w:type="spellEnd"/>
+      <w:r>
+        <w:rPr>
+          <w:b/>
+          <w:bCs/>
+          <w:color w:val="D86DCB" w:themeColor="accent5" w:themeTint="99"/>
+          <w:sz w:val="32"/>
+          <w:szCs w:val="32"/>
+        </w:rPr>
+        <w:t>(</w:t>
+      </w:r>
       <w:proofErr w:type="gramEnd"/>
       <w:r>
         <w:rPr>
@@ -5552,604 +5367,276 @@
           <w:sz w:val="32"/>
           <w:szCs w:val="32"/>
         </w:rPr>
-        <w:t>(error, stack, fatal: true);</w:t>
-      </w:r>
-    </w:p>
-    <w:p>
-      <w:pPr>
-        <w:jc w:val="both"/>
-        <w:rPr>
-          <w:b/>
-          <w:bCs/>
-          <w:color w:val="D86DCB" w:themeColor="accent5" w:themeTint="99"/>
-          <w:sz w:val="32"/>
-          <w:szCs w:val="32"/>
-        </w:rPr>
-      </w:pPr>
-      <w:r>
-        <w:rPr>
-          <w:b/>
-          <w:bCs/>
-          <w:color w:val="D86DCB" w:themeColor="accent5" w:themeTint="99"/>
-          <w:sz w:val="32"/>
-          <w:szCs w:val="32"/>
-        </w:rPr>
-        <w:t xml:space="preserve">    return true;</w:t>
-      </w:r>
-    </w:p>
-    <w:p>
-      <w:pPr>
-        <w:jc w:val="both"/>
-        <w:rPr>
-          <w:b/>
-          <w:bCs/>
-          <w:color w:val="D86DCB" w:themeColor="accent5" w:themeTint="99"/>
-          <w:sz w:val="32"/>
-          <w:szCs w:val="32"/>
-        </w:rPr>
-      </w:pPr>
-      <w:r>
-        <w:rPr>
-          <w:b/>
-          <w:bCs/>
-          <w:color w:val="D86DCB" w:themeColor="accent5" w:themeTint="99"/>
-          <w:sz w:val="32"/>
-          <w:szCs w:val="32"/>
-        </w:rPr>
-        <w:t xml:space="preserve">  };</w:t>
-      </w:r>
-    </w:p>
-    <w:p>
-      <w:pPr>
-        <w:jc w:val="both"/>
-        <w:rPr>
-          <w:b/>
-          <w:bCs/>
-          <w:color w:val="D86DCB" w:themeColor="accent5" w:themeTint="99"/>
-          <w:sz w:val="32"/>
-          <w:szCs w:val="32"/>
-        </w:rPr>
-      </w:pPr>
-      <w:r>
-        <w:rPr>
-          <w:b/>
-          <w:bCs/>
-          <w:color w:val="D86DCB" w:themeColor="accent5" w:themeTint="99"/>
-          <w:sz w:val="32"/>
-          <w:szCs w:val="32"/>
-        </w:rPr>
-        <w:lastRenderedPageBreak/>
+        <w:t xml:space="preserve">const </w:t>
+      </w:r>
+      <w:proofErr w:type="spellStart"/>
+      <w:r>
+        <w:rPr>
+          <w:b/>
+          <w:bCs/>
+          <w:color w:val="D86DCB" w:themeColor="accent5" w:themeTint="99"/>
+          <w:sz w:val="32"/>
+          <w:szCs w:val="32"/>
+        </w:rPr>
+        <w:t>MyApp</w:t>
+      </w:r>
+      <w:proofErr w:type="spellEnd"/>
+      <w:r>
+        <w:rPr>
+          <w:b/>
+          <w:bCs/>
+          <w:color w:val="D86DCB" w:themeColor="accent5" w:themeTint="99"/>
+          <w:sz w:val="32"/>
+          <w:szCs w:val="32"/>
+        </w:rPr>
+        <w:t>());</w:t>
+      </w:r>
+    </w:p>
+    <w:p>
+      <w:pPr>
+        <w:jc w:val="both"/>
+        <w:rPr>
+          <w:b/>
+          <w:bCs/>
+          <w:color w:val="D86DCB" w:themeColor="accent5" w:themeTint="99"/>
+          <w:sz w:val="32"/>
+          <w:szCs w:val="32"/>
+        </w:rPr>
+      </w:pPr>
+      <w:r>
+        <w:rPr>
+          <w:b/>
+          <w:bCs/>
+          <w:color w:val="D86DCB" w:themeColor="accent5" w:themeTint="99"/>
+          <w:sz w:val="32"/>
+          <w:szCs w:val="32"/>
+        </w:rPr>
+        <w:t>}</w:t>
+      </w:r>
+    </w:p>
+    <w:p>
+      <w:pPr>
+        <w:jc w:val="both"/>
+        <w:rPr>
+          <w:rFonts w:cs="Calibri"/>
+          <w:sz w:val="32"/>
+          <w:szCs w:val="32"/>
+        </w:rPr>
+      </w:pPr>
+      <w:r>
+        <w:rPr>
+          <w:b/>
+          <w:bCs/>
+          <w:sz w:val="32"/>
+          <w:szCs w:val="32"/>
+        </w:rPr>
+        <w:t>NOTE:</w:t>
+      </w:r>
+      <w:r>
+        <w:rPr>
+          <w:sz w:val="32"/>
+          <w:szCs w:val="32"/>
+        </w:rPr>
+        <w:t xml:space="preserve"> For more info on </w:t>
+      </w:r>
+      <w:proofErr w:type="spellStart"/>
+      <w:r>
+        <w:rPr>
+          <w:b/>
+          <w:bCs/>
+          <w:sz w:val="32"/>
+          <w:szCs w:val="32"/>
+        </w:rPr>
+        <w:t>Flutter</w:t>
+      </w:r>
+      <w:r>
+        <w:rPr>
+          <w:b/>
+          <w:bCs/>
+          <w:sz w:val="32"/>
+          <w:szCs w:val="32"/>
+        </w:rPr>
+        <w:t>Error</w:t>
+      </w:r>
+      <w:proofErr w:type="spellEnd"/>
+      <w:r>
+        <w:rPr>
+          <w:sz w:val="32"/>
+          <w:szCs w:val="32"/>
+        </w:rPr>
+        <w:t xml:space="preserve"> and </w:t>
+      </w:r>
+      <w:proofErr w:type="spellStart"/>
+      <w:r>
+        <w:rPr>
+          <w:b/>
+          <w:bCs/>
+          <w:sz w:val="32"/>
+          <w:szCs w:val="32"/>
+        </w:rPr>
+        <w:t>PlatformDispatcher</w:t>
+      </w:r>
+      <w:proofErr w:type="spellEnd"/>
+      <w:r>
+        <w:rPr>
+          <w:sz w:val="32"/>
+          <w:szCs w:val="32"/>
+        </w:rPr>
+        <w:t xml:space="preserve"> SEE </w:t>
+      </w:r>
+      <w:r>
+        <w:rPr>
+          <w:rFonts w:cs="Calibri"/>
+          <w:sz w:val="32"/>
+          <w:szCs w:val="32"/>
+        </w:rPr>
+        <w:t>f1</w:t>
+      </w:r>
+      <w:r>
+        <w:rPr>
+          <w:rFonts w:cs="Calibri"/>
+          <w:sz w:val="32"/>
+          <w:szCs w:val="32"/>
+        </w:rPr>
         <w:t xml:space="preserve"> </w:t>
       </w:r>
-    </w:p>
-    <w:p>
-      <w:pPr>
-        <w:jc w:val="both"/>
-        <w:rPr>
-          <w:b/>
-          <w:bCs/>
-          <w:color w:val="D86DCB" w:themeColor="accent5" w:themeTint="99"/>
-          <w:sz w:val="32"/>
-          <w:szCs w:val="32"/>
-        </w:rPr>
-      </w:pPr>
-      <w:r>
-        <w:rPr>
-          <w:b/>
-          <w:bCs/>
-          <w:color w:val="D86DCB" w:themeColor="accent5" w:themeTint="99"/>
-          <w:sz w:val="32"/>
-          <w:szCs w:val="32"/>
-        </w:rPr>
-        <w:t xml:space="preserve">  </w:t>
-      </w:r>
-      <w:proofErr w:type="spellStart"/>
-      <w:proofErr w:type="gramStart"/>
-      <w:r>
-        <w:rPr>
-          <w:b/>
-          <w:bCs/>
-          <w:color w:val="D86DCB" w:themeColor="accent5" w:themeTint="99"/>
-          <w:sz w:val="32"/>
-          <w:szCs w:val="32"/>
-        </w:rPr>
-        <w:t>runApp</w:t>
-      </w:r>
-      <w:proofErr w:type="spellEnd"/>
-      <w:r>
-        <w:rPr>
-          <w:b/>
-          <w:bCs/>
-          <w:color w:val="D86DCB" w:themeColor="accent5" w:themeTint="99"/>
-          <w:sz w:val="32"/>
-          <w:szCs w:val="32"/>
-        </w:rPr>
-        <w:t>(</w:t>
-      </w:r>
-      <w:proofErr w:type="gramEnd"/>
-      <w:r>
-        <w:rPr>
-          <w:b/>
-          <w:bCs/>
-          <w:color w:val="D86DCB" w:themeColor="accent5" w:themeTint="99"/>
-          <w:sz w:val="32"/>
-          <w:szCs w:val="32"/>
-        </w:rPr>
-        <w:t xml:space="preserve">const </w:t>
-      </w:r>
-      <w:proofErr w:type="spellStart"/>
-      <w:r>
-        <w:rPr>
-          <w:b/>
-          <w:bCs/>
-          <w:color w:val="D86DCB" w:themeColor="accent5" w:themeTint="99"/>
-          <w:sz w:val="32"/>
-          <w:szCs w:val="32"/>
-        </w:rPr>
-        <w:t>MyApp</w:t>
-      </w:r>
-      <w:proofErr w:type="spellEnd"/>
-      <w:r>
-        <w:rPr>
-          <w:b/>
-          <w:bCs/>
-          <w:color w:val="D86DCB" w:themeColor="accent5" w:themeTint="99"/>
-          <w:sz w:val="32"/>
-          <w:szCs w:val="32"/>
-        </w:rPr>
-        <w:t>());</w:t>
-      </w:r>
-    </w:p>
-    <w:p>
-      <w:pPr>
-        <w:jc w:val="both"/>
-        <w:rPr>
-          <w:b/>
-          <w:bCs/>
-          <w:color w:val="D86DCB" w:themeColor="accent5" w:themeTint="99"/>
-          <w:sz w:val="32"/>
-          <w:szCs w:val="32"/>
-        </w:rPr>
-      </w:pPr>
-      <w:r>
-        <w:rPr>
-          <w:b/>
-          <w:bCs/>
-          <w:color w:val="D86DCB" w:themeColor="accent5" w:themeTint="99"/>
-          <w:sz w:val="32"/>
-          <w:szCs w:val="32"/>
-        </w:rPr>
-        <w:t>}</w:t>
-      </w:r>
-    </w:p>
-    <w:p>
-      <w:pPr>
-        <w:jc w:val="both"/>
-        <w:rPr>
-          <w:sz w:val="32"/>
-          <w:szCs w:val="32"/>
-        </w:rPr>
-      </w:pPr>
-      <w:r>
-        <w:rPr>
-          <w:sz w:val="32"/>
-          <w:szCs w:val="32"/>
-        </w:rPr>
-        <w:t xml:space="preserve"># Using </w:t>
-      </w:r>
-      <w:proofErr w:type="spellStart"/>
-      <w:r>
-        <w:rPr>
-          <w:b/>
-          <w:bCs/>
-          <w:sz w:val="32"/>
-          <w:szCs w:val="32"/>
-        </w:rPr>
-        <w:t>runZonedGuarded</w:t>
-      </w:r>
-      <w:proofErr w:type="spellEnd"/>
-    </w:p>
-    <w:p>
-      <w:pPr>
-        <w:jc w:val="both"/>
-        <w:rPr>
-          <w:b/>
-          <w:bCs/>
-          <w:color w:val="D86DCB" w:themeColor="accent5" w:themeTint="99"/>
-          <w:sz w:val="32"/>
-          <w:szCs w:val="32"/>
-        </w:rPr>
-      </w:pPr>
-      <w:r>
-        <w:rPr>
-          <w:b/>
-          <w:bCs/>
-          <w:color w:val="D86DCB" w:themeColor="accent5" w:themeTint="99"/>
-          <w:sz w:val="32"/>
-          <w:szCs w:val="32"/>
-        </w:rPr>
-        <w:t xml:space="preserve">void </w:t>
-      </w:r>
-      <w:proofErr w:type="gramStart"/>
-      <w:r>
-        <w:rPr>
-          <w:b/>
-          <w:bCs/>
-          <w:color w:val="D86DCB" w:themeColor="accent5" w:themeTint="99"/>
-          <w:sz w:val="32"/>
-          <w:szCs w:val="32"/>
-        </w:rPr>
-        <w:t>main(</w:t>
-      </w:r>
-      <w:proofErr w:type="gramEnd"/>
-      <w:r>
-        <w:rPr>
-          <w:b/>
-          <w:bCs/>
-          <w:color w:val="D86DCB" w:themeColor="accent5" w:themeTint="99"/>
-          <w:sz w:val="32"/>
-          <w:szCs w:val="32"/>
-        </w:rPr>
-        <w:t>) async {</w:t>
-      </w:r>
-    </w:p>
-    <w:p>
-      <w:pPr>
-        <w:jc w:val="both"/>
-        <w:rPr>
-          <w:b/>
-          <w:bCs/>
-          <w:color w:val="D86DCB" w:themeColor="accent5" w:themeTint="99"/>
-          <w:sz w:val="32"/>
-          <w:szCs w:val="32"/>
-        </w:rPr>
-      </w:pPr>
-      <w:r>
-        <w:rPr>
-          <w:b/>
-          <w:bCs/>
-          <w:color w:val="D86DCB" w:themeColor="accent5" w:themeTint="99"/>
-          <w:sz w:val="32"/>
-          <w:szCs w:val="32"/>
-        </w:rPr>
-        <w:t xml:space="preserve">  // Everything else is same as above</w:t>
-      </w:r>
-    </w:p>
-    <w:p>
-      <w:pPr>
-        <w:jc w:val="both"/>
-        <w:rPr>
-          <w:b/>
-          <w:bCs/>
-          <w:color w:val="D86DCB" w:themeColor="accent5" w:themeTint="99"/>
-          <w:sz w:val="32"/>
-          <w:szCs w:val="32"/>
-        </w:rPr>
-      </w:pPr>
-      <w:r>
-        <w:rPr>
-          <w:b/>
-          <w:bCs/>
-          <w:color w:val="D86DCB" w:themeColor="accent5" w:themeTint="99"/>
-          <w:sz w:val="32"/>
-          <w:szCs w:val="32"/>
-        </w:rPr>
-        <w:t xml:space="preserve">  … </w:t>
-      </w:r>
-    </w:p>
-    <w:p>
-      <w:pPr>
-        <w:jc w:val="both"/>
-        <w:rPr>
-          <w:b/>
-          <w:bCs/>
-          <w:color w:val="D86DCB" w:themeColor="accent5" w:themeTint="99"/>
-          <w:sz w:val="32"/>
-          <w:szCs w:val="32"/>
-        </w:rPr>
-      </w:pPr>
-      <w:r>
-        <w:rPr>
-          <w:b/>
-          <w:bCs/>
-          <w:color w:val="D86DCB" w:themeColor="accent5" w:themeTint="99"/>
-          <w:sz w:val="32"/>
-          <w:szCs w:val="32"/>
-        </w:rPr>
-        <w:t xml:space="preserve">  // Async &amp; other errors</w:t>
-      </w:r>
-    </w:p>
-    <w:p>
-      <w:pPr>
-        <w:jc w:val="both"/>
-        <w:rPr>
-          <w:b/>
-          <w:bCs/>
-          <w:color w:val="D86DCB" w:themeColor="accent5" w:themeTint="99"/>
-          <w:sz w:val="32"/>
-          <w:szCs w:val="32"/>
-        </w:rPr>
-      </w:pPr>
-      <w:r>
-        <w:rPr>
-          <w:b/>
-          <w:bCs/>
-          <w:color w:val="D86DCB" w:themeColor="accent5" w:themeTint="99"/>
-          <w:sz w:val="32"/>
-          <w:szCs w:val="32"/>
-        </w:rPr>
-        <w:t xml:space="preserve">  </w:t>
-      </w:r>
-      <w:proofErr w:type="spellStart"/>
-      <w:proofErr w:type="gramStart"/>
-      <w:r>
-        <w:rPr>
-          <w:b/>
-          <w:bCs/>
-          <w:color w:val="D86DCB" w:themeColor="accent5" w:themeTint="99"/>
-          <w:sz w:val="32"/>
-          <w:szCs w:val="32"/>
-        </w:rPr>
-        <w:t>runZonedGuarded</w:t>
-      </w:r>
-      <w:proofErr w:type="spellEnd"/>
-      <w:r>
-        <w:rPr>
-          <w:b/>
-          <w:bCs/>
-          <w:color w:val="D86DCB" w:themeColor="accent5" w:themeTint="99"/>
-          <w:sz w:val="32"/>
-          <w:szCs w:val="32"/>
-        </w:rPr>
-        <w:t>(</w:t>
-      </w:r>
-      <w:proofErr w:type="gramEnd"/>
-    </w:p>
-    <w:p>
-      <w:pPr>
-        <w:jc w:val="both"/>
-        <w:rPr>
-          <w:b/>
-          <w:bCs/>
-          <w:color w:val="D86DCB" w:themeColor="accent5" w:themeTint="99"/>
-          <w:sz w:val="32"/>
-          <w:szCs w:val="32"/>
-        </w:rPr>
-      </w:pPr>
-      <w:r>
-        <w:rPr>
-          <w:b/>
-          <w:bCs/>
-          <w:color w:val="D86DCB" w:themeColor="accent5" w:themeTint="99"/>
-          <w:sz w:val="32"/>
-          <w:szCs w:val="32"/>
-        </w:rPr>
-        <w:t xml:space="preserve">    () {</w:t>
-      </w:r>
-    </w:p>
-    <w:p>
-      <w:pPr>
-        <w:jc w:val="both"/>
-        <w:rPr>
-          <w:b/>
-          <w:bCs/>
-          <w:color w:val="D86DCB" w:themeColor="accent5" w:themeTint="99"/>
-          <w:sz w:val="32"/>
-          <w:szCs w:val="32"/>
-        </w:rPr>
-      </w:pPr>
-      <w:r>
-        <w:rPr>
-          <w:b/>
-          <w:bCs/>
-          <w:color w:val="D86DCB" w:themeColor="accent5" w:themeTint="99"/>
-          <w:sz w:val="32"/>
-          <w:szCs w:val="32"/>
-        </w:rPr>
-        <w:t xml:space="preserve">      </w:t>
-      </w:r>
-      <w:proofErr w:type="spellStart"/>
-      <w:proofErr w:type="gramStart"/>
-      <w:r>
-        <w:rPr>
-          <w:b/>
-          <w:bCs/>
-          <w:color w:val="D86DCB" w:themeColor="accent5" w:themeTint="99"/>
-          <w:sz w:val="32"/>
-          <w:szCs w:val="32"/>
-        </w:rPr>
-        <w:t>runApp</w:t>
-      </w:r>
-      <w:proofErr w:type="spellEnd"/>
-      <w:r>
-        <w:rPr>
-          <w:b/>
-          <w:bCs/>
-          <w:color w:val="D86DCB" w:themeColor="accent5" w:themeTint="99"/>
-          <w:sz w:val="32"/>
-          <w:szCs w:val="32"/>
-        </w:rPr>
-        <w:t>(</w:t>
-      </w:r>
-      <w:proofErr w:type="spellStart"/>
-      <w:proofErr w:type="gramEnd"/>
-      <w:r>
-        <w:rPr>
-          <w:b/>
-          <w:bCs/>
-          <w:color w:val="D86DCB" w:themeColor="accent5" w:themeTint="99"/>
-          <w:sz w:val="32"/>
-          <w:szCs w:val="32"/>
-        </w:rPr>
-        <w:t>MyApp</w:t>
-      </w:r>
-      <w:proofErr w:type="spellEnd"/>
-      <w:r>
-        <w:rPr>
-          <w:b/>
-          <w:bCs/>
-          <w:color w:val="D86DCB" w:themeColor="accent5" w:themeTint="99"/>
-          <w:sz w:val="32"/>
-          <w:szCs w:val="32"/>
-        </w:rPr>
-        <w:t>());</w:t>
-      </w:r>
-    </w:p>
-    <w:p>
-      <w:pPr>
-        <w:jc w:val="both"/>
-        <w:rPr>
-          <w:b/>
-          <w:bCs/>
-          <w:color w:val="D86DCB" w:themeColor="accent5" w:themeTint="99"/>
-          <w:sz w:val="32"/>
-          <w:szCs w:val="32"/>
-        </w:rPr>
-      </w:pPr>
-      <w:r>
-        <w:rPr>
-          <w:b/>
-          <w:bCs/>
-          <w:color w:val="D86DCB" w:themeColor="accent5" w:themeTint="99"/>
-          <w:sz w:val="32"/>
-          <w:szCs w:val="32"/>
-        </w:rPr>
-        <w:t xml:space="preserve">    },</w:t>
-      </w:r>
-    </w:p>
-    <w:p>
-      <w:pPr>
-        <w:jc w:val="both"/>
-        <w:rPr>
-          <w:b/>
-          <w:bCs/>
-          <w:color w:val="D86DCB" w:themeColor="accent5" w:themeTint="99"/>
-          <w:sz w:val="32"/>
-          <w:szCs w:val="32"/>
-        </w:rPr>
-      </w:pPr>
-      <w:r>
-        <w:rPr>
-          <w:b/>
-          <w:bCs/>
-          <w:color w:val="D86DCB" w:themeColor="accent5" w:themeTint="99"/>
-          <w:sz w:val="32"/>
-          <w:szCs w:val="32"/>
-        </w:rPr>
-        <w:t xml:space="preserve">    (error, stack) {</w:t>
-      </w:r>
-    </w:p>
-    <w:p>
-      <w:pPr>
-        <w:jc w:val="both"/>
-        <w:rPr>
-          <w:b/>
-          <w:bCs/>
-          <w:color w:val="D86DCB" w:themeColor="accent5" w:themeTint="99"/>
-          <w:sz w:val="32"/>
-          <w:szCs w:val="32"/>
-        </w:rPr>
-      </w:pPr>
-      <w:r>
-        <w:rPr>
-          <w:b/>
-          <w:bCs/>
-          <w:color w:val="D86DCB" w:themeColor="accent5" w:themeTint="99"/>
-          <w:sz w:val="32"/>
-          <w:szCs w:val="32"/>
-        </w:rPr>
-        <w:t xml:space="preserve">      </w:t>
-      </w:r>
-      <w:proofErr w:type="spellStart"/>
-      <w:proofErr w:type="gramStart"/>
-      <w:r>
-        <w:rPr>
-          <w:b/>
-          <w:bCs/>
-          <w:color w:val="D86DCB" w:themeColor="accent5" w:themeTint="99"/>
-          <w:sz w:val="32"/>
-          <w:szCs w:val="32"/>
-        </w:rPr>
-        <w:t>FirebaseCrashlytics.instance.recordError</w:t>
-      </w:r>
-      <w:proofErr w:type="spellEnd"/>
-      <w:proofErr w:type="gramEnd"/>
-      <w:r>
-        <w:rPr>
-          <w:b/>
-          <w:bCs/>
-          <w:color w:val="D86DCB" w:themeColor="accent5" w:themeTint="99"/>
-          <w:sz w:val="32"/>
-          <w:szCs w:val="32"/>
-        </w:rPr>
-        <w:t>(error, stack, fatal: true);</w:t>
-      </w:r>
-    </w:p>
-    <w:p>
-      <w:pPr>
-        <w:jc w:val="both"/>
-        <w:rPr>
-          <w:b/>
-          <w:bCs/>
-          <w:color w:val="D86DCB" w:themeColor="accent5" w:themeTint="99"/>
-          <w:sz w:val="32"/>
-          <w:szCs w:val="32"/>
-        </w:rPr>
-      </w:pPr>
-      <w:r>
-        <w:rPr>
-          <w:b/>
-          <w:bCs/>
-          <w:color w:val="D86DCB" w:themeColor="accent5" w:themeTint="99"/>
-          <w:sz w:val="32"/>
-          <w:szCs w:val="32"/>
-        </w:rPr>
-        <w:t xml:space="preserve">    },</w:t>
-      </w:r>
-    </w:p>
-    <w:p>
-      <w:pPr>
-        <w:jc w:val="both"/>
-        <w:rPr>
-          <w:b/>
-          <w:bCs/>
-          <w:color w:val="D86DCB" w:themeColor="accent5" w:themeTint="99"/>
-          <w:sz w:val="32"/>
-          <w:szCs w:val="32"/>
-        </w:rPr>
-      </w:pPr>
-      <w:r>
-        <w:rPr>
-          <w:b/>
-          <w:bCs/>
-          <w:color w:val="D86DCB" w:themeColor="accent5" w:themeTint="99"/>
-          <w:sz w:val="32"/>
-          <w:szCs w:val="32"/>
-        </w:rPr>
-        <w:t xml:space="preserve">  );</w:t>
-      </w:r>
-    </w:p>
-    <w:p>
-      <w:pPr>
-        <w:jc w:val="both"/>
-        <w:rPr>
-          <w:b/>
-          <w:bCs/>
-          <w:color w:val="D86DCB" w:themeColor="accent5" w:themeTint="99"/>
-          <w:sz w:val="32"/>
-          <w:szCs w:val="32"/>
-        </w:rPr>
-      </w:pPr>
-      <w:r>
-        <w:rPr>
-          <w:b/>
-          <w:bCs/>
-          <w:color w:val="D86DCB" w:themeColor="accent5" w:themeTint="99"/>
-          <w:sz w:val="32"/>
-          <w:szCs w:val="32"/>
-        </w:rPr>
-        <w:t>}</w:t>
-      </w:r>
+      <w:r>
+        <w:rPr>
+          <w:rFonts w:cs="Calibri"/>
+          <w:sz w:val="32"/>
+          <w:szCs w:val="32"/>
+        </w:rPr>
+        <w:t>widgets</w:t>
+      </w:r>
+      <w:r>
+        <w:rPr>
+          <w:rFonts w:cs="Calibri"/>
+          <w:sz w:val="32"/>
+          <w:szCs w:val="32"/>
+        </w:rPr>
+        <w:t xml:space="preserve"> </w:t>
+      </w:r>
+      <w:r>
+        <w:rPr>
+          <w:rFonts w:cs="Calibri"/>
+          <w:sz w:val="32"/>
+          <w:szCs w:val="32"/>
+        </w:rPr>
+        <w:t>and</w:t>
+      </w:r>
+      <w:r>
+        <w:rPr>
+          <w:rFonts w:cs="Calibri"/>
+          <w:sz w:val="32"/>
+          <w:szCs w:val="32"/>
+        </w:rPr>
+        <w:t xml:space="preserve"> </w:t>
+      </w:r>
+      <w:r>
+        <w:rPr>
+          <w:rFonts w:cs="Calibri"/>
+          <w:sz w:val="32"/>
+          <w:szCs w:val="32"/>
+        </w:rPr>
+        <w:t>UI</w:t>
+      </w:r>
+      <w:r>
+        <w:rPr>
+          <w:rFonts w:cs="Calibri"/>
+          <w:sz w:val="32"/>
+          <w:szCs w:val="32"/>
+        </w:rPr>
+        <w:t xml:space="preserve"> folders </w:t>
+      </w:r>
+      <w:r>
+        <w:rPr>
+          <w:rFonts w:cs="Calibri"/>
+          <w:sz w:val="32"/>
+          <w:szCs w:val="32"/>
+        </w:rPr>
+        <w:t>f13</w:t>
+      </w:r>
+      <w:r>
+        <w:rPr>
+          <w:rFonts w:cs="Calibri"/>
+          <w:sz w:val="32"/>
+          <w:szCs w:val="32"/>
+        </w:rPr>
+        <w:t xml:space="preserve"> </w:t>
+      </w:r>
+      <w:r>
+        <w:rPr>
+          <w:rFonts w:cs="Calibri"/>
+          <w:sz w:val="32"/>
+          <w:szCs w:val="32"/>
+        </w:rPr>
+        <w:t>flutter</w:t>
+      </w:r>
+      <w:r>
+        <w:rPr>
+          <w:rFonts w:cs="Calibri"/>
+          <w:sz w:val="32"/>
+          <w:szCs w:val="32"/>
+        </w:rPr>
+        <w:t xml:space="preserve"> </w:t>
+      </w:r>
+      <w:r>
+        <w:rPr>
+          <w:rFonts w:cs="Calibri"/>
+          <w:sz w:val="32"/>
+          <w:szCs w:val="32"/>
+        </w:rPr>
+        <w:t>extras</w:t>
+      </w:r>
+      <w:r>
+        <w:rPr>
+          <w:rFonts w:cs="Calibri"/>
+          <w:sz w:val="32"/>
+          <w:szCs w:val="32"/>
+        </w:rPr>
+        <w:t xml:space="preserve"> </w:t>
+      </w:r>
+      <w:r>
+        <w:rPr>
+          <w:rFonts w:cs="Calibri"/>
+          <w:sz w:val="32"/>
+          <w:szCs w:val="32"/>
+        </w:rPr>
+        <w:t>of</w:t>
+      </w:r>
+      <w:r>
+        <w:rPr>
+          <w:rFonts w:cs="Calibri"/>
+          <w:sz w:val="32"/>
+          <w:szCs w:val="32"/>
+        </w:rPr>
+        <w:t xml:space="preserve"> </w:t>
+      </w:r>
+      <w:r>
+        <w:rPr>
+          <w:rFonts w:cs="Calibri"/>
+          <w:sz w:val="32"/>
+          <w:szCs w:val="32"/>
+        </w:rPr>
+        <w:t>basic</w:t>
+      </w:r>
+      <w:r>
+        <w:rPr>
+          <w:rFonts w:cs="Calibri"/>
+          <w:sz w:val="32"/>
+          <w:szCs w:val="32"/>
+        </w:rPr>
+        <w:t xml:space="preserve"> doc</w:t>
+      </w:r>
+    </w:p>
+    <w:p>
+      <w:pPr>
+        <w:jc w:val="both"/>
+        <w:rPr>
+          <w:sz w:val="32"/>
+          <w:szCs w:val="32"/>
+        </w:rPr>
+      </w:pPr>
     </w:p>
     <w:p>
       <w:pPr>
@@ -6252,7 +5739,6 @@
           <w:sz w:val="32"/>
           <w:szCs w:val="32"/>
         </w:rPr>
-        <w:lastRenderedPageBreak/>
         <w:t>Wait 1–2 minutes</w:t>
       </w:r>
     </w:p>
@@ -6444,6 +5930,7 @@
           <w:sz w:val="32"/>
           <w:szCs w:val="32"/>
         </w:rPr>
+        <w:lastRenderedPageBreak/>
         <w:t xml:space="preserve">  child: </w:t>
       </w:r>
       <w:proofErr w:type="gramStart"/>
@@ -6852,91 +6339,91 @@
           <w:sz w:val="32"/>
           <w:szCs w:val="32"/>
         </w:rPr>
+        <w:t>}</w:t>
+      </w:r>
+    </w:p>
+    <w:p>
+      <w:pPr>
+        <w:jc w:val="both"/>
+        <w:rPr>
+          <w:sz w:val="32"/>
+          <w:szCs w:val="32"/>
+        </w:rPr>
+      </w:pPr>
+    </w:p>
+    <w:p>
+      <w:pPr>
+        <w:jc w:val="both"/>
+        <w:rPr>
+          <w:sz w:val="32"/>
+          <w:szCs w:val="32"/>
+        </w:rPr>
+      </w:pPr>
+      <w:r>
+        <w:rPr>
+          <w:sz w:val="32"/>
+          <w:szCs w:val="32"/>
+        </w:rPr>
+        <w:t>Custom Logs (Breadcrumbs)</w:t>
+      </w:r>
+    </w:p>
+    <w:p>
+      <w:pPr>
+        <w:jc w:val="both"/>
+        <w:rPr>
+          <w:sz w:val="32"/>
+          <w:szCs w:val="32"/>
+        </w:rPr>
+      </w:pPr>
+      <w:r>
+        <w:rPr>
+          <w:sz w:val="32"/>
+          <w:szCs w:val="32"/>
+        </w:rPr>
+        <w:t xml:space="preserve"># Add context before crash using </w:t>
+      </w:r>
+      <w:proofErr w:type="gramStart"/>
+      <w:r>
+        <w:rPr>
+          <w:b/>
+          <w:bCs/>
+          <w:sz w:val="32"/>
+          <w:szCs w:val="32"/>
+        </w:rPr>
+        <w:t>FirebaseCrashlytics.instance.log(</w:t>
+      </w:r>
+      <w:proofErr w:type="gramEnd"/>
+      <w:r>
+        <w:rPr>
+          <w:b/>
+          <w:bCs/>
+          <w:sz w:val="32"/>
+          <w:szCs w:val="32"/>
+        </w:rPr>
+        <w:t>)</w:t>
+      </w:r>
+      <w:r>
+        <w:rPr>
+          <w:sz w:val="32"/>
+          <w:szCs w:val="32"/>
+        </w:rPr>
+        <w:t xml:space="preserve"> method</w:t>
+      </w:r>
+    </w:p>
+    <w:p>
+      <w:pPr>
+        <w:jc w:val="both"/>
+        <w:rPr>
+          <w:sz w:val="32"/>
+          <w:szCs w:val="32"/>
+        </w:rPr>
+      </w:pPr>
+      <w:r>
+        <w:rPr>
+          <w:sz w:val="32"/>
+          <w:szCs w:val="32"/>
+        </w:rPr>
         <w:lastRenderedPageBreak/>
-        <w:t>}</w:t>
-      </w:r>
-    </w:p>
-    <w:p>
-      <w:pPr>
-        <w:jc w:val="both"/>
-        <w:rPr>
-          <w:sz w:val="32"/>
-          <w:szCs w:val="32"/>
-        </w:rPr>
-      </w:pPr>
-    </w:p>
-    <w:p>
-      <w:pPr>
-        <w:jc w:val="both"/>
-        <w:rPr>
-          <w:sz w:val="32"/>
-          <w:szCs w:val="32"/>
-        </w:rPr>
-      </w:pPr>
-      <w:r>
-        <w:rPr>
-          <w:sz w:val="32"/>
-          <w:szCs w:val="32"/>
-        </w:rPr>
-        <w:t>Custom Logs (Breadcrumbs)</w:t>
-      </w:r>
-    </w:p>
-    <w:p>
-      <w:pPr>
-        <w:jc w:val="both"/>
-        <w:rPr>
-          <w:sz w:val="32"/>
-          <w:szCs w:val="32"/>
-        </w:rPr>
-      </w:pPr>
-      <w:r>
-        <w:rPr>
-          <w:sz w:val="32"/>
-          <w:szCs w:val="32"/>
-        </w:rPr>
-        <w:t xml:space="preserve"># Add context before crash using </w:t>
-      </w:r>
-      <w:proofErr w:type="gramStart"/>
-      <w:r>
-        <w:rPr>
-          <w:b/>
-          <w:bCs/>
-          <w:sz w:val="32"/>
-          <w:szCs w:val="32"/>
-        </w:rPr>
-        <w:t>FirebaseCrashlytics.instance.log(</w:t>
-      </w:r>
-      <w:proofErr w:type="gramEnd"/>
-      <w:r>
-        <w:rPr>
-          <w:b/>
-          <w:bCs/>
-          <w:sz w:val="32"/>
-          <w:szCs w:val="32"/>
-        </w:rPr>
-        <w:t>)</w:t>
-      </w:r>
-      <w:r>
-        <w:rPr>
-          <w:sz w:val="32"/>
-          <w:szCs w:val="32"/>
-        </w:rPr>
-        <w:t xml:space="preserve"> method</w:t>
-      </w:r>
-    </w:p>
-    <w:p>
-      <w:pPr>
-        <w:jc w:val="both"/>
-        <w:rPr>
-          <w:sz w:val="32"/>
-          <w:szCs w:val="32"/>
-        </w:rPr>
-      </w:pPr>
-      <w:r>
-        <w:rPr>
-          <w:sz w:val="32"/>
-          <w:szCs w:val="32"/>
-        </w:rPr>
         <w:t># When crash happens → logs appear in dashboard. This is HUGE in debugging production bugs.</w:t>
       </w:r>
     </w:p>
@@ -7320,7 +6807,6 @@
           <w:sz w:val="32"/>
           <w:szCs w:val="32"/>
         </w:rPr>
-        <w:lastRenderedPageBreak/>
         <w:t># By default, Crashlytics works in debug mode too.</w:t>
       </w:r>
     </w:p>
@@ -7406,6 +6892,7 @@
           <w:sz w:val="32"/>
           <w:szCs w:val="32"/>
         </w:rPr>
+        <w:lastRenderedPageBreak/>
         <w:t>In release → collection is enabled automatically</w:t>
       </w:r>
     </w:p>
@@ -7988,7 +7475,6 @@
           <w:sz w:val="32"/>
           <w:szCs w:val="32"/>
         </w:rPr>
-        <w:lastRenderedPageBreak/>
         <w:t xml:space="preserve">  </w:t>
       </w:r>
       <w:proofErr w:type="spellStart"/>
@@ -8549,7 +8035,6 @@
           <w:sz w:val="32"/>
           <w:szCs w:val="32"/>
         </w:rPr>
-        <w:lastRenderedPageBreak/>
         <w:t>Monitor Crashlytics daily</w:t>
       </w:r>
     </w:p>
@@ -8659,6 +8144,7 @@
           <w:sz w:val="32"/>
           <w:szCs w:val="32"/>
         </w:rPr>
+        <w:lastRenderedPageBreak/>
         <w:t>Crash-Free Users Metric:</w:t>
       </w:r>
     </w:p>
@@ -9048,95 +8534,77 @@
           <w:sz w:val="32"/>
           <w:szCs w:val="32"/>
         </w:rPr>
+        <w:t>Not waiting few minutes for dashboard update</w:t>
+      </w:r>
+    </w:p>
+    <w:p>
+      <w:pPr>
+        <w:jc w:val="both"/>
+        <w:rPr>
+          <w:sz w:val="32"/>
+          <w:szCs w:val="32"/>
+        </w:rPr>
+      </w:pPr>
+    </w:p>
+    <w:p>
+      <w:pPr>
+        <w:jc w:val="center"/>
+        <w:rPr>
+          <w:sz w:val="32"/>
+          <w:szCs w:val="32"/>
+        </w:rPr>
+      </w:pPr>
+      <w:r>
+        <w:rPr>
+          <w:sz w:val="32"/>
+          <w:szCs w:val="32"/>
+        </w:rPr>
+        <w:t>Break</w:t>
+      </w:r>
+    </w:p>
+    <w:p>
+      <w:pPr>
+        <w:jc w:val="both"/>
+        <w:rPr>
+          <w:sz w:val="32"/>
+          <w:szCs w:val="32"/>
+        </w:rPr>
+      </w:pPr>
+    </w:p>
+    <w:p>
+      <w:pPr>
+        <w:jc w:val="both"/>
+        <w:rPr>
+          <w:b/>
+          <w:bCs/>
+          <w:sz w:val="32"/>
+          <w:szCs w:val="32"/>
+        </w:rPr>
+      </w:pPr>
+      <w:r>
+        <w:rPr>
+          <w:b/>
+          <w:bCs/>
+          <w:sz w:val="32"/>
+          <w:szCs w:val="32"/>
+        </w:rPr>
+        <w:t>Crashlytics Symbolization (Advanced but Critical):</w:t>
+      </w:r>
+    </w:p>
+    <w:p>
+      <w:pPr>
+        <w:jc w:val="both"/>
+        <w:rPr>
+          <w:sz w:val="32"/>
+          <w:szCs w:val="32"/>
+        </w:rPr>
+      </w:pPr>
+      <w:r>
+        <w:rPr>
+          <w:sz w:val="32"/>
+          <w:szCs w:val="32"/>
+        </w:rPr>
         <w:lastRenderedPageBreak/>
-        <w:t>Not waiting few minutes for dashboard update</w:t>
-      </w:r>
-    </w:p>
-    <w:p>
-      <w:pPr>
-        <w:jc w:val="both"/>
-        <w:rPr>
-          <w:sz w:val="32"/>
-          <w:szCs w:val="32"/>
-        </w:rPr>
-      </w:pPr>
-    </w:p>
-    <w:p>
-      <w:pPr>
-        <w:jc w:val="center"/>
-        <w:rPr>
-          <w:sz w:val="32"/>
-          <w:szCs w:val="32"/>
-        </w:rPr>
-      </w:pPr>
-      <w:r>
-        <w:rPr>
-          <w:sz w:val="32"/>
-          <w:szCs w:val="32"/>
-        </w:rPr>
-        <w:t>Break</w:t>
-      </w:r>
-    </w:p>
-    <w:p>
-      <w:pPr>
-        <w:jc w:val="both"/>
-        <w:rPr>
-          <w:sz w:val="32"/>
-          <w:szCs w:val="32"/>
-        </w:rPr>
-      </w:pPr>
-    </w:p>
-    <w:p>
-      <w:pPr>
-        <w:jc w:val="both"/>
-        <w:rPr>
-          <w:b/>
-          <w:bCs/>
-          <w:sz w:val="32"/>
-          <w:szCs w:val="32"/>
-        </w:rPr>
-      </w:pPr>
-      <w:r>
-        <w:rPr>
-          <w:b/>
-          <w:bCs/>
-          <w:sz w:val="32"/>
-          <w:szCs w:val="32"/>
-        </w:rPr>
-        <w:t>Crashlytics Symboli</w:t>
-      </w:r>
-      <w:r>
-        <w:rPr>
-          <w:b/>
-          <w:bCs/>
-          <w:sz w:val="32"/>
-          <w:szCs w:val="32"/>
-        </w:rPr>
-        <w:t>z</w:t>
-      </w:r>
-      <w:r>
-        <w:rPr>
-          <w:b/>
-          <w:bCs/>
-          <w:sz w:val="32"/>
-          <w:szCs w:val="32"/>
-        </w:rPr>
-        <w:t>ation (Advanced but Critical):</w:t>
-      </w:r>
-    </w:p>
-    <w:p>
-      <w:pPr>
-        <w:jc w:val="both"/>
-        <w:rPr>
-          <w:sz w:val="32"/>
-          <w:szCs w:val="32"/>
-        </w:rPr>
-      </w:pPr>
-      <w:r>
-        <w:rPr>
-          <w:sz w:val="32"/>
-          <w:szCs w:val="32"/>
-        </w:rPr>
         <w:t xml:space="preserve"># When releasing Android app, we must upload: </w:t>
       </w:r>
       <w:proofErr w:type="spellStart"/>
@@ -9523,7 +8991,6 @@
           <w:sz w:val="32"/>
           <w:szCs w:val="32"/>
         </w:rPr>
-        <w:lastRenderedPageBreak/>
         <w:t>mapping.txt</w:t>
       </w:r>
     </w:p>
@@ -9618,6 +9085,7 @@
           <w:sz w:val="32"/>
           <w:szCs w:val="32"/>
         </w:rPr>
+        <w:lastRenderedPageBreak/>
         <w:t># Without mapping: we are blind in production.</w:t>
       </w:r>
     </w:p>
@@ -10066,7 +9534,6 @@
           <w:sz w:val="32"/>
           <w:szCs w:val="32"/>
         </w:rPr>
-        <w:lastRenderedPageBreak/>
         <w:t xml:space="preserve">            // Enable code shrinking (R8)</w:t>
       </w:r>
     </w:p>
@@ -10685,7 +10152,6 @@
           <w:sz w:val="32"/>
           <w:szCs w:val="32"/>
         </w:rPr>
-        <w:lastRenderedPageBreak/>
         <w:t>No mapping file generated</w:t>
       </w:r>
     </w:p>
@@ -10781,6 +10247,7 @@
           <w:sz w:val="32"/>
           <w:szCs w:val="32"/>
         </w:rPr>
+        <w:lastRenderedPageBreak/>
         <w:t xml:space="preserve"># </w:t>
       </w:r>
       <w:proofErr w:type="spellStart"/>
@@ -11256,119 +10723,119 @@
           <w:sz w:val="32"/>
           <w:szCs w:val="32"/>
         </w:rPr>
+        <w:t># If we don’t see this → mapping upload is NOT happening.</w:t>
+      </w:r>
+    </w:p>
+    <w:p>
+      <w:pPr>
+        <w:jc w:val="both"/>
+        <w:rPr>
+          <w:sz w:val="32"/>
+          <w:szCs w:val="32"/>
+        </w:rPr>
+      </w:pPr>
+    </w:p>
+    <w:p>
+      <w:pPr>
+        <w:jc w:val="both"/>
+        <w:rPr>
+          <w:sz w:val="32"/>
+          <w:szCs w:val="32"/>
+        </w:rPr>
+      </w:pPr>
+      <w:r>
+        <w:rPr>
+          <w:sz w:val="32"/>
+          <w:szCs w:val="32"/>
+        </w:rPr>
+        <w:t>IMPORTANT: Plugin Must Be Applied:</w:t>
+      </w:r>
+    </w:p>
+    <w:p>
+      <w:pPr>
+        <w:jc w:val="both"/>
+        <w:rPr>
+          <w:sz w:val="32"/>
+          <w:szCs w:val="32"/>
+        </w:rPr>
+      </w:pPr>
+      <w:r>
+        <w:rPr>
+          <w:sz w:val="32"/>
+          <w:szCs w:val="32"/>
+        </w:rPr>
+        <w:t xml:space="preserve"># At top of </w:t>
+      </w:r>
+      <w:r>
+        <w:rPr>
+          <w:b/>
+          <w:bCs/>
+          <w:sz w:val="32"/>
+          <w:szCs w:val="32"/>
+        </w:rPr>
+        <w:t>android/app/</w:t>
+      </w:r>
+      <w:proofErr w:type="spellStart"/>
+      <w:r>
+        <w:rPr>
+          <w:b/>
+          <w:bCs/>
+          <w:sz w:val="32"/>
+          <w:szCs w:val="32"/>
+        </w:rPr>
+        <w:t>build.gradle</w:t>
+      </w:r>
+      <w:proofErr w:type="spellEnd"/>
+      <w:r>
+        <w:rPr>
+          <w:sz w:val="32"/>
+          <w:szCs w:val="32"/>
+        </w:rPr>
+        <w:t>:</w:t>
+      </w:r>
+    </w:p>
+    <w:p>
+      <w:pPr>
+        <w:jc w:val="both"/>
+        <w:rPr>
+          <w:b/>
+          <w:bCs/>
+          <w:color w:val="D86DCB" w:themeColor="accent5" w:themeTint="99"/>
+          <w:sz w:val="32"/>
+          <w:szCs w:val="32"/>
+        </w:rPr>
+      </w:pPr>
+      <w:r>
+        <w:rPr>
+          <w:b/>
+          <w:bCs/>
+          <w:color w:val="D86DCB" w:themeColor="accent5" w:themeTint="99"/>
+          <w:sz w:val="32"/>
+          <w:szCs w:val="32"/>
+        </w:rPr>
+        <w:t>plugins {</w:t>
+      </w:r>
+    </w:p>
+    <w:p>
+      <w:pPr>
+        <w:jc w:val="both"/>
+        <w:rPr>
+          <w:b/>
+          <w:bCs/>
+          <w:color w:val="D86DCB" w:themeColor="accent5" w:themeTint="99"/>
+          <w:sz w:val="32"/>
+          <w:szCs w:val="32"/>
+        </w:rPr>
+      </w:pPr>
+      <w:r>
+        <w:rPr>
+          <w:b/>
+          <w:bCs/>
+          <w:color w:val="D86DCB" w:themeColor="accent5" w:themeTint="99"/>
+          <w:sz w:val="32"/>
+          <w:szCs w:val="32"/>
+        </w:rPr>
         <w:lastRenderedPageBreak/>
-        <w:t># If we don’t see this → mapping upload is NOT happening.</w:t>
-      </w:r>
-    </w:p>
-    <w:p>
-      <w:pPr>
-        <w:jc w:val="both"/>
-        <w:rPr>
-          <w:sz w:val="32"/>
-          <w:szCs w:val="32"/>
-        </w:rPr>
-      </w:pPr>
-    </w:p>
-    <w:p>
-      <w:pPr>
-        <w:jc w:val="both"/>
-        <w:rPr>
-          <w:sz w:val="32"/>
-          <w:szCs w:val="32"/>
-        </w:rPr>
-      </w:pPr>
-      <w:r>
-        <w:rPr>
-          <w:sz w:val="32"/>
-          <w:szCs w:val="32"/>
-        </w:rPr>
-        <w:t>IMPORTANT: Plugin Must Be Applied:</w:t>
-      </w:r>
-    </w:p>
-    <w:p>
-      <w:pPr>
-        <w:jc w:val="both"/>
-        <w:rPr>
-          <w:sz w:val="32"/>
-          <w:szCs w:val="32"/>
-        </w:rPr>
-      </w:pPr>
-      <w:r>
-        <w:rPr>
-          <w:sz w:val="32"/>
-          <w:szCs w:val="32"/>
-        </w:rPr>
-        <w:t xml:space="preserve"># At top of </w:t>
-      </w:r>
-      <w:r>
-        <w:rPr>
-          <w:b/>
-          <w:bCs/>
-          <w:sz w:val="32"/>
-          <w:szCs w:val="32"/>
-        </w:rPr>
-        <w:t>android/app/</w:t>
-      </w:r>
-      <w:proofErr w:type="spellStart"/>
-      <w:r>
-        <w:rPr>
-          <w:b/>
-          <w:bCs/>
-          <w:sz w:val="32"/>
-          <w:szCs w:val="32"/>
-        </w:rPr>
-        <w:t>build.gradle</w:t>
-      </w:r>
-      <w:proofErr w:type="spellEnd"/>
-      <w:r>
-        <w:rPr>
-          <w:sz w:val="32"/>
-          <w:szCs w:val="32"/>
-        </w:rPr>
-        <w:t>:</w:t>
-      </w:r>
-    </w:p>
-    <w:p>
-      <w:pPr>
-        <w:jc w:val="both"/>
-        <w:rPr>
-          <w:b/>
-          <w:bCs/>
-          <w:color w:val="D86DCB" w:themeColor="accent5" w:themeTint="99"/>
-          <w:sz w:val="32"/>
-          <w:szCs w:val="32"/>
-        </w:rPr>
-      </w:pPr>
-      <w:r>
-        <w:rPr>
-          <w:b/>
-          <w:bCs/>
-          <w:color w:val="D86DCB" w:themeColor="accent5" w:themeTint="99"/>
-          <w:sz w:val="32"/>
-          <w:szCs w:val="32"/>
-        </w:rPr>
-        <w:t>plugins {</w:t>
-      </w:r>
-    </w:p>
-    <w:p>
-      <w:pPr>
-        <w:jc w:val="both"/>
-        <w:rPr>
-          <w:b/>
-          <w:bCs/>
-          <w:color w:val="D86DCB" w:themeColor="accent5" w:themeTint="99"/>
-          <w:sz w:val="32"/>
-          <w:szCs w:val="32"/>
-        </w:rPr>
-      </w:pPr>
-      <w:r>
-        <w:rPr>
-          <w:b/>
-          <w:bCs/>
-          <w:color w:val="D86DCB" w:themeColor="accent5" w:themeTint="99"/>
-          <w:sz w:val="32"/>
-          <w:szCs w:val="32"/>
-        </w:rPr>
         <w:t xml:space="preserve">    id '</w:t>
       </w:r>
       <w:proofErr w:type="spellStart"/>
@@ -11864,86 +11331,86 @@
           <w:sz w:val="32"/>
           <w:szCs w:val="32"/>
         </w:rPr>
+        <w:t># Do we need mapping file in debug? No.</w:t>
+      </w:r>
+    </w:p>
+    <w:p>
+      <w:pPr>
+        <w:jc w:val="both"/>
+        <w:rPr>
+          <w:sz w:val="32"/>
+          <w:szCs w:val="32"/>
+        </w:rPr>
+      </w:pPr>
+      <w:r>
+        <w:rPr>
+          <w:sz w:val="32"/>
+          <w:szCs w:val="32"/>
+        </w:rPr>
+        <w:t># Because debug builds:</w:t>
+      </w:r>
+    </w:p>
+    <w:p>
+      <w:pPr>
+        <w:jc w:val="both"/>
+        <w:rPr>
+          <w:b/>
+          <w:bCs/>
+          <w:sz w:val="32"/>
+          <w:szCs w:val="32"/>
+        </w:rPr>
+      </w:pPr>
+      <w:proofErr w:type="spellStart"/>
+      <w:r>
+        <w:rPr>
+          <w:b/>
+          <w:bCs/>
+          <w:sz w:val="32"/>
+          <w:szCs w:val="32"/>
+        </w:rPr>
+        <w:t>minifyEnabled</w:t>
+      </w:r>
+      <w:proofErr w:type="spellEnd"/>
+      <w:r>
+        <w:rPr>
+          <w:b/>
+          <w:bCs/>
+          <w:sz w:val="32"/>
+          <w:szCs w:val="32"/>
+        </w:rPr>
+        <w:t xml:space="preserve"> false</w:t>
+      </w:r>
+    </w:p>
+    <w:p>
+      <w:pPr>
+        <w:jc w:val="both"/>
+        <w:rPr>
+          <w:sz w:val="32"/>
+          <w:szCs w:val="32"/>
+        </w:rPr>
+      </w:pPr>
+      <w:r>
+        <w:rPr>
+          <w:sz w:val="32"/>
+          <w:szCs w:val="32"/>
+        </w:rPr>
+        <w:t># No obfuscation = readable stack traces. That’s why beginners think mapping isn’t needed.</w:t>
+      </w:r>
+    </w:p>
+    <w:p>
+      <w:pPr>
+        <w:jc w:val="both"/>
+        <w:rPr>
+          <w:sz w:val="32"/>
+          <w:szCs w:val="32"/>
+        </w:rPr>
+      </w:pPr>
+      <w:r>
+        <w:rPr>
+          <w:sz w:val="32"/>
+          <w:szCs w:val="32"/>
+        </w:rPr>
         <w:lastRenderedPageBreak/>
-        <w:t># Do we need mapping file in debug? No.</w:t>
-      </w:r>
-    </w:p>
-    <w:p>
-      <w:pPr>
-        <w:jc w:val="both"/>
-        <w:rPr>
-          <w:sz w:val="32"/>
-          <w:szCs w:val="32"/>
-        </w:rPr>
-      </w:pPr>
-      <w:r>
-        <w:rPr>
-          <w:sz w:val="32"/>
-          <w:szCs w:val="32"/>
-        </w:rPr>
-        <w:t># Because debug builds:</w:t>
-      </w:r>
-    </w:p>
-    <w:p>
-      <w:pPr>
-        <w:jc w:val="both"/>
-        <w:rPr>
-          <w:b/>
-          <w:bCs/>
-          <w:sz w:val="32"/>
-          <w:szCs w:val="32"/>
-        </w:rPr>
-      </w:pPr>
-      <w:proofErr w:type="spellStart"/>
-      <w:r>
-        <w:rPr>
-          <w:b/>
-          <w:bCs/>
-          <w:sz w:val="32"/>
-          <w:szCs w:val="32"/>
-        </w:rPr>
-        <w:t>minifyEnabled</w:t>
-      </w:r>
-      <w:proofErr w:type="spellEnd"/>
-      <w:r>
-        <w:rPr>
-          <w:b/>
-          <w:bCs/>
-          <w:sz w:val="32"/>
-          <w:szCs w:val="32"/>
-        </w:rPr>
-        <w:t xml:space="preserve"> false</w:t>
-      </w:r>
-    </w:p>
-    <w:p>
-      <w:pPr>
-        <w:jc w:val="both"/>
-        <w:rPr>
-          <w:sz w:val="32"/>
-          <w:szCs w:val="32"/>
-        </w:rPr>
-      </w:pPr>
-      <w:r>
-        <w:rPr>
-          <w:sz w:val="32"/>
-          <w:szCs w:val="32"/>
-        </w:rPr>
-        <w:t># No obfuscation = readable stack traces. That’s why beginners think mapping isn’t needed.</w:t>
-      </w:r>
-    </w:p>
-    <w:p>
-      <w:pPr>
-        <w:jc w:val="both"/>
-        <w:rPr>
-          <w:sz w:val="32"/>
-          <w:szCs w:val="32"/>
-        </w:rPr>
-      </w:pPr>
-      <w:r>
-        <w:rPr>
-          <w:sz w:val="32"/>
-          <w:szCs w:val="32"/>
-        </w:rPr>
         <w:t># But in Play Store release build? Without mapping, our stack trace becomes:</w:t>
       </w:r>
     </w:p>
@@ -12258,21 +11725,7 @@
           <w:sz w:val="32"/>
           <w:szCs w:val="32"/>
         </w:rPr>
-        <w:t>Only enable shrinking in release.</w:t>
-      </w:r>
-      <w:r>
-        <w:rPr>
-          <w:sz w:val="32"/>
-          <w:szCs w:val="32"/>
-        </w:rPr>
-        <w:t xml:space="preserve"> </w:t>
-      </w:r>
-      <w:r>
-        <w:rPr>
-          <w:sz w:val="32"/>
-          <w:szCs w:val="32"/>
-        </w:rPr>
-        <w:t>Never in debug.</w:t>
+        <w:t>Only enable shrinking in release. Never in debug.</w:t>
       </w:r>
     </w:p>
     <w:p>
@@ -12385,21 +11838,7 @@
           <w:sz w:val="32"/>
           <w:szCs w:val="32"/>
         </w:rPr>
-        <w:t>Never manually upload mapping</w:t>
-      </w:r>
-      <w:r>
-        <w:rPr>
-          <w:sz w:val="32"/>
-          <w:szCs w:val="32"/>
-        </w:rPr>
-        <w:t xml:space="preserve">. </w:t>
-      </w:r>
-      <w:r>
-        <w:rPr>
-          <w:sz w:val="32"/>
-          <w:szCs w:val="32"/>
-        </w:rPr>
-        <w:t>Gradle plugin does it automatically.</w:t>
+        <w:t>Never manually upload mapping. Gradle plugin does it automatically.</w:t>
       </w:r>
     </w:p>
     <w:p>
@@ -12436,21 +11875,7 @@
           <w:sz w:val="32"/>
           <w:szCs w:val="32"/>
         </w:rPr>
-        <w:t>-rules clean</w:t>
-      </w:r>
-      <w:r>
-        <w:rPr>
-          <w:sz w:val="32"/>
-          <w:szCs w:val="32"/>
-        </w:rPr>
-        <w:t xml:space="preserve">. </w:t>
-      </w:r>
-      <w:r>
-        <w:rPr>
-          <w:sz w:val="32"/>
-          <w:szCs w:val="32"/>
-        </w:rPr>
-        <w:t>Don’t randomly paste internet rules.</w:t>
+        <w:t>-rules clean. Don’t randomly paste internet rules.</w:t>
       </w:r>
     </w:p>
     <w:p>
@@ -12581,6 +12006,7 @@
           <w:sz w:val="32"/>
           <w:szCs w:val="32"/>
         </w:rPr>
+        <w:lastRenderedPageBreak/>
         <w:t>No custom Gradle skipping tasks</w:t>
       </w:r>
     </w:p>
@@ -12921,48 +12347,48 @@
           <w:sz w:val="32"/>
           <w:szCs w:val="32"/>
         </w:rPr>
+        <w:t># Without writing a single line of tracking code. But that’s not useful for product analytics. We must log custom events.</w:t>
+      </w:r>
+    </w:p>
+    <w:p>
+      <w:pPr>
+        <w:jc w:val="both"/>
+        <w:rPr>
+          <w:sz w:val="32"/>
+          <w:szCs w:val="32"/>
+        </w:rPr>
+      </w:pPr>
+    </w:p>
+    <w:p>
+      <w:pPr>
+        <w:jc w:val="both"/>
+        <w:rPr>
+          <w:sz w:val="32"/>
+          <w:szCs w:val="32"/>
+        </w:rPr>
+      </w:pPr>
+      <w:r>
+        <w:rPr>
+          <w:sz w:val="32"/>
+          <w:szCs w:val="32"/>
+        </w:rPr>
+        <w:t>Install or Set up Analytics in Flutter:</w:t>
+      </w:r>
+    </w:p>
+    <w:p>
+      <w:pPr>
+        <w:jc w:val="both"/>
+        <w:rPr>
+          <w:sz w:val="32"/>
+          <w:szCs w:val="32"/>
+        </w:rPr>
+      </w:pPr>
+      <w:r>
+        <w:rPr>
+          <w:sz w:val="32"/>
+          <w:szCs w:val="32"/>
+        </w:rPr>
         <w:lastRenderedPageBreak/>
-        <w:t># Without writing a single line of tracking code. But that’s not useful for product analytics. We must log custom events.</w:t>
-      </w:r>
-    </w:p>
-    <w:p>
-      <w:pPr>
-        <w:jc w:val="both"/>
-        <w:rPr>
-          <w:sz w:val="32"/>
-          <w:szCs w:val="32"/>
-        </w:rPr>
-      </w:pPr>
-    </w:p>
-    <w:p>
-      <w:pPr>
-        <w:jc w:val="both"/>
-        <w:rPr>
-          <w:sz w:val="32"/>
-          <w:szCs w:val="32"/>
-        </w:rPr>
-      </w:pPr>
-      <w:r>
-        <w:rPr>
-          <w:sz w:val="32"/>
-          <w:szCs w:val="32"/>
-        </w:rPr>
-        <w:t>Install or Set up Analytics in Flutter:</w:t>
-      </w:r>
-    </w:p>
-    <w:p>
-      <w:pPr>
-        <w:jc w:val="both"/>
-        <w:rPr>
-          <w:sz w:val="32"/>
-          <w:szCs w:val="32"/>
-        </w:rPr>
-      </w:pPr>
-      <w:r>
-        <w:rPr>
-          <w:sz w:val="32"/>
-          <w:szCs w:val="32"/>
-        </w:rPr>
         <w:t xml:space="preserve"># First setup </w:t>
       </w:r>
       <w:r>
@@ -13485,95 +12911,95 @@
           <w:sz w:val="32"/>
           <w:szCs w:val="32"/>
         </w:rPr>
+        <w:t>android {</w:t>
+      </w:r>
+    </w:p>
+    <w:p>
+      <w:pPr>
+        <w:jc w:val="both"/>
+        <w:rPr>
+          <w:b/>
+          <w:bCs/>
+          <w:color w:val="D86DCB" w:themeColor="accent5" w:themeTint="99"/>
+          <w:sz w:val="32"/>
+          <w:szCs w:val="32"/>
+        </w:rPr>
+      </w:pPr>
+      <w:r>
+        <w:rPr>
+          <w:b/>
+          <w:bCs/>
+          <w:color w:val="D86DCB" w:themeColor="accent5" w:themeTint="99"/>
+          <w:sz w:val="32"/>
+          <w:szCs w:val="32"/>
+        </w:rPr>
+        <w:t xml:space="preserve">     …</w:t>
+      </w:r>
+    </w:p>
+    <w:p>
+      <w:pPr>
+        <w:jc w:val="both"/>
+        <w:rPr>
+          <w:b/>
+          <w:bCs/>
+          <w:color w:val="D86DCB" w:themeColor="accent5" w:themeTint="99"/>
+          <w:sz w:val="32"/>
+          <w:szCs w:val="32"/>
+        </w:rPr>
+      </w:pPr>
+      <w:r>
+        <w:rPr>
+          <w:b/>
+          <w:bCs/>
+          <w:color w:val="D86DCB" w:themeColor="accent5" w:themeTint="99"/>
+          <w:sz w:val="32"/>
+          <w:szCs w:val="32"/>
+        </w:rPr>
+        <w:t>}</w:t>
+      </w:r>
+    </w:p>
+    <w:p>
+      <w:pPr>
+        <w:jc w:val="both"/>
+        <w:rPr>
+          <w:b/>
+          <w:bCs/>
+          <w:color w:val="D86DCB" w:themeColor="accent5" w:themeTint="99"/>
+          <w:sz w:val="32"/>
+          <w:szCs w:val="32"/>
+        </w:rPr>
+      </w:pPr>
+      <w:r>
+        <w:rPr>
+          <w:b/>
+          <w:bCs/>
+          <w:color w:val="D86DCB" w:themeColor="accent5" w:themeTint="99"/>
+          <w:sz w:val="32"/>
+          <w:szCs w:val="32"/>
+        </w:rPr>
+        <w:t>dependencies {</w:t>
+      </w:r>
+    </w:p>
+    <w:p>
+      <w:pPr>
+        <w:jc w:val="both"/>
+        <w:rPr>
+          <w:b/>
+          <w:bCs/>
+          <w:color w:val="D86DCB" w:themeColor="accent5" w:themeTint="99"/>
+          <w:sz w:val="32"/>
+          <w:szCs w:val="32"/>
+        </w:rPr>
+      </w:pPr>
+      <w:r>
+        <w:rPr>
+          <w:b/>
+          <w:bCs/>
+          <w:color w:val="D86DCB" w:themeColor="accent5" w:themeTint="99"/>
+          <w:sz w:val="32"/>
+          <w:szCs w:val="32"/>
+        </w:rPr>
         <w:lastRenderedPageBreak/>
-        <w:t>android {</w:t>
-      </w:r>
-    </w:p>
-    <w:p>
-      <w:pPr>
-        <w:jc w:val="both"/>
-        <w:rPr>
-          <w:b/>
-          <w:bCs/>
-          <w:color w:val="D86DCB" w:themeColor="accent5" w:themeTint="99"/>
-          <w:sz w:val="32"/>
-          <w:szCs w:val="32"/>
-        </w:rPr>
-      </w:pPr>
-      <w:r>
-        <w:rPr>
-          <w:b/>
-          <w:bCs/>
-          <w:color w:val="D86DCB" w:themeColor="accent5" w:themeTint="99"/>
-          <w:sz w:val="32"/>
-          <w:szCs w:val="32"/>
-        </w:rPr>
-        <w:t xml:space="preserve">     …</w:t>
-      </w:r>
-    </w:p>
-    <w:p>
-      <w:pPr>
-        <w:jc w:val="both"/>
-        <w:rPr>
-          <w:b/>
-          <w:bCs/>
-          <w:color w:val="D86DCB" w:themeColor="accent5" w:themeTint="99"/>
-          <w:sz w:val="32"/>
-          <w:szCs w:val="32"/>
-        </w:rPr>
-      </w:pPr>
-      <w:r>
-        <w:rPr>
-          <w:b/>
-          <w:bCs/>
-          <w:color w:val="D86DCB" w:themeColor="accent5" w:themeTint="99"/>
-          <w:sz w:val="32"/>
-          <w:szCs w:val="32"/>
-        </w:rPr>
-        <w:t>}</w:t>
-      </w:r>
-    </w:p>
-    <w:p>
-      <w:pPr>
-        <w:jc w:val="both"/>
-        <w:rPr>
-          <w:b/>
-          <w:bCs/>
-          <w:color w:val="D86DCB" w:themeColor="accent5" w:themeTint="99"/>
-          <w:sz w:val="32"/>
-          <w:szCs w:val="32"/>
-        </w:rPr>
-      </w:pPr>
-      <w:r>
-        <w:rPr>
-          <w:b/>
-          <w:bCs/>
-          <w:color w:val="D86DCB" w:themeColor="accent5" w:themeTint="99"/>
-          <w:sz w:val="32"/>
-          <w:szCs w:val="32"/>
-        </w:rPr>
-        <w:t>dependencies {</w:t>
-      </w:r>
-    </w:p>
-    <w:p>
-      <w:pPr>
-        <w:jc w:val="both"/>
-        <w:rPr>
-          <w:b/>
-          <w:bCs/>
-          <w:color w:val="D86DCB" w:themeColor="accent5" w:themeTint="99"/>
-          <w:sz w:val="32"/>
-          <w:szCs w:val="32"/>
-        </w:rPr>
-      </w:pPr>
-      <w:r>
-        <w:rPr>
-          <w:b/>
-          <w:bCs/>
-          <w:color w:val="D86DCB" w:themeColor="accent5" w:themeTint="99"/>
-          <w:sz w:val="32"/>
-          <w:szCs w:val="32"/>
-        </w:rPr>
         <w:t xml:space="preserve">    // Import the BoM for the Firebase platform</w:t>
       </w:r>
     </w:p>
@@ -14099,117 +13525,117 @@
           <w:sz w:val="32"/>
           <w:szCs w:val="32"/>
         </w:rPr>
+        <w:t xml:space="preserve">  name: '</w:t>
+      </w:r>
+      <w:proofErr w:type="spellStart"/>
+      <w:r>
+        <w:rPr>
+          <w:b/>
+          <w:bCs/>
+          <w:color w:val="D86DCB" w:themeColor="accent5" w:themeTint="99"/>
+          <w:sz w:val="32"/>
+          <w:szCs w:val="32"/>
+        </w:rPr>
+        <w:t>login_attempt</w:t>
+      </w:r>
+      <w:proofErr w:type="spellEnd"/>
+      <w:r>
+        <w:rPr>
+          <w:b/>
+          <w:bCs/>
+          <w:color w:val="D86DCB" w:themeColor="accent5" w:themeTint="99"/>
+          <w:sz w:val="32"/>
+          <w:szCs w:val="32"/>
+        </w:rPr>
+        <w:t>',</w:t>
+      </w:r>
+    </w:p>
+    <w:p>
+      <w:pPr>
+        <w:jc w:val="both"/>
+        <w:rPr>
+          <w:b/>
+          <w:bCs/>
+          <w:color w:val="D86DCB" w:themeColor="accent5" w:themeTint="99"/>
+          <w:sz w:val="32"/>
+          <w:szCs w:val="32"/>
+        </w:rPr>
+      </w:pPr>
+      <w:r>
+        <w:rPr>
+          <w:b/>
+          <w:bCs/>
+          <w:color w:val="D86DCB" w:themeColor="accent5" w:themeTint="99"/>
+          <w:sz w:val="32"/>
+          <w:szCs w:val="32"/>
+        </w:rPr>
+        <w:t xml:space="preserve">  parameters: {</w:t>
+      </w:r>
+    </w:p>
+    <w:p>
+      <w:pPr>
+        <w:jc w:val="both"/>
+        <w:rPr>
+          <w:b/>
+          <w:bCs/>
+          <w:color w:val="D86DCB" w:themeColor="accent5" w:themeTint="99"/>
+          <w:sz w:val="32"/>
+          <w:szCs w:val="32"/>
+        </w:rPr>
+      </w:pPr>
+      <w:r>
+        <w:rPr>
+          <w:b/>
+          <w:bCs/>
+          <w:color w:val="D86DCB" w:themeColor="accent5" w:themeTint="99"/>
+          <w:sz w:val="32"/>
+          <w:szCs w:val="32"/>
+        </w:rPr>
+        <w:t xml:space="preserve">    'method': 'email',</w:t>
+      </w:r>
+    </w:p>
+    <w:p>
+      <w:pPr>
+        <w:jc w:val="both"/>
+        <w:rPr>
+          <w:b/>
+          <w:bCs/>
+          <w:color w:val="D86DCB" w:themeColor="accent5" w:themeTint="99"/>
+          <w:sz w:val="32"/>
+          <w:szCs w:val="32"/>
+        </w:rPr>
+      </w:pPr>
+      <w:r>
+        <w:rPr>
+          <w:b/>
+          <w:bCs/>
+          <w:color w:val="D86DCB" w:themeColor="accent5" w:themeTint="99"/>
+          <w:sz w:val="32"/>
+          <w:szCs w:val="32"/>
+        </w:rPr>
+        <w:t xml:space="preserve">  },</w:t>
+      </w:r>
+    </w:p>
+    <w:p>
+      <w:pPr>
+        <w:jc w:val="both"/>
+        <w:rPr>
+          <w:b/>
+          <w:bCs/>
+          <w:color w:val="D86DCB" w:themeColor="accent5" w:themeTint="99"/>
+          <w:sz w:val="32"/>
+          <w:szCs w:val="32"/>
+        </w:rPr>
+      </w:pPr>
+      <w:r>
+        <w:rPr>
+          <w:b/>
+          <w:bCs/>
+          <w:color w:val="D86DCB" w:themeColor="accent5" w:themeTint="99"/>
+          <w:sz w:val="32"/>
+          <w:szCs w:val="32"/>
+        </w:rPr>
         <w:lastRenderedPageBreak/>
-        <w:t xml:space="preserve">  name: '</w:t>
-      </w:r>
-      <w:proofErr w:type="spellStart"/>
-      <w:r>
-        <w:rPr>
-          <w:b/>
-          <w:bCs/>
-          <w:color w:val="D86DCB" w:themeColor="accent5" w:themeTint="99"/>
-          <w:sz w:val="32"/>
-          <w:szCs w:val="32"/>
-        </w:rPr>
-        <w:t>login_attempt</w:t>
-      </w:r>
-      <w:proofErr w:type="spellEnd"/>
-      <w:r>
-        <w:rPr>
-          <w:b/>
-          <w:bCs/>
-          <w:color w:val="D86DCB" w:themeColor="accent5" w:themeTint="99"/>
-          <w:sz w:val="32"/>
-          <w:szCs w:val="32"/>
-        </w:rPr>
-        <w:t>',</w:t>
-      </w:r>
-    </w:p>
-    <w:p>
-      <w:pPr>
-        <w:jc w:val="both"/>
-        <w:rPr>
-          <w:b/>
-          <w:bCs/>
-          <w:color w:val="D86DCB" w:themeColor="accent5" w:themeTint="99"/>
-          <w:sz w:val="32"/>
-          <w:szCs w:val="32"/>
-        </w:rPr>
-      </w:pPr>
-      <w:r>
-        <w:rPr>
-          <w:b/>
-          <w:bCs/>
-          <w:color w:val="D86DCB" w:themeColor="accent5" w:themeTint="99"/>
-          <w:sz w:val="32"/>
-          <w:szCs w:val="32"/>
-        </w:rPr>
-        <w:t xml:space="preserve">  parameters: {</w:t>
-      </w:r>
-    </w:p>
-    <w:p>
-      <w:pPr>
-        <w:jc w:val="both"/>
-        <w:rPr>
-          <w:b/>
-          <w:bCs/>
-          <w:color w:val="D86DCB" w:themeColor="accent5" w:themeTint="99"/>
-          <w:sz w:val="32"/>
-          <w:szCs w:val="32"/>
-        </w:rPr>
-      </w:pPr>
-      <w:r>
-        <w:rPr>
-          <w:b/>
-          <w:bCs/>
-          <w:color w:val="D86DCB" w:themeColor="accent5" w:themeTint="99"/>
-          <w:sz w:val="32"/>
-          <w:szCs w:val="32"/>
-        </w:rPr>
-        <w:t xml:space="preserve">    'method': 'email',</w:t>
-      </w:r>
-    </w:p>
-    <w:p>
-      <w:pPr>
-        <w:jc w:val="both"/>
-        <w:rPr>
-          <w:b/>
-          <w:bCs/>
-          <w:color w:val="D86DCB" w:themeColor="accent5" w:themeTint="99"/>
-          <w:sz w:val="32"/>
-          <w:szCs w:val="32"/>
-        </w:rPr>
-      </w:pPr>
-      <w:r>
-        <w:rPr>
-          <w:b/>
-          <w:bCs/>
-          <w:color w:val="D86DCB" w:themeColor="accent5" w:themeTint="99"/>
-          <w:sz w:val="32"/>
-          <w:szCs w:val="32"/>
-        </w:rPr>
-        <w:t xml:space="preserve">  },</w:t>
-      </w:r>
-    </w:p>
-    <w:p>
-      <w:pPr>
-        <w:jc w:val="both"/>
-        <w:rPr>
-          <w:b/>
-          <w:bCs/>
-          <w:color w:val="D86DCB" w:themeColor="accent5" w:themeTint="99"/>
-          <w:sz w:val="32"/>
-          <w:szCs w:val="32"/>
-        </w:rPr>
-      </w:pPr>
-      <w:r>
-        <w:rPr>
-          <w:b/>
-          <w:bCs/>
-          <w:color w:val="D86DCB" w:themeColor="accent5" w:themeTint="99"/>
-          <w:sz w:val="32"/>
-          <w:szCs w:val="32"/>
-        </w:rPr>
         <w:t>);</w:t>
       </w:r>
     </w:p>
@@ -14757,7 +14183,6 @@
           <w:sz w:val="32"/>
           <w:szCs w:val="32"/>
         </w:rPr>
-        <w:lastRenderedPageBreak/>
         <w:t xml:space="preserve">    );</w:t>
       </w:r>
     </w:p>
@@ -14908,14 +14333,7 @@
           <w:sz w:val="32"/>
           <w:szCs w:val="32"/>
         </w:rPr>
-        <w:t>do</w:t>
-      </w:r>
-      <w:r>
-        <w:rPr>
-          <w:sz w:val="32"/>
-          <w:szCs w:val="32"/>
-        </w:rPr>
-        <w:t xml:space="preserve"> </w:t>
+        <w:t xml:space="preserve">do </w:t>
       </w:r>
       <w:r>
         <w:rPr>
@@ -15491,7 +14909,6 @@
           <w:sz w:val="32"/>
           <w:szCs w:val="32"/>
         </w:rPr>
-        <w:lastRenderedPageBreak/>
         <w:t xml:space="preserve">    </w:t>
       </w:r>
       <w:proofErr w:type="spellStart"/>
@@ -15614,6 +15031,7 @@
           <w:sz w:val="32"/>
           <w:szCs w:val="32"/>
         </w:rPr>
+        <w:lastRenderedPageBreak/>
         <w:t>)</w:t>
       </w:r>
     </w:p>
@@ -15952,79 +15370,79 @@
           <w:sz w:val="32"/>
           <w:szCs w:val="32"/>
         </w:rPr>
+        <w:t>Device identifiers</w:t>
+      </w:r>
+    </w:p>
+    <w:p>
+      <w:pPr>
+        <w:jc w:val="both"/>
+        <w:rPr>
+          <w:sz w:val="32"/>
+          <w:szCs w:val="32"/>
+        </w:rPr>
+      </w:pPr>
+      <w:r>
+        <w:rPr>
+          <w:sz w:val="32"/>
+          <w:szCs w:val="32"/>
+        </w:rPr>
+        <w:t># If our app targets strict privacy regions, we may need consent before enabling collection (Same idea as Crashlytics):</w:t>
+      </w:r>
+    </w:p>
+    <w:p>
+      <w:pPr>
+        <w:jc w:val="both"/>
+        <w:rPr>
+          <w:b/>
+          <w:bCs/>
+          <w:color w:val="D86DCB" w:themeColor="accent5" w:themeTint="99"/>
+          <w:sz w:val="32"/>
+          <w:szCs w:val="32"/>
+        </w:rPr>
+      </w:pPr>
+      <w:r>
+        <w:rPr>
+          <w:b/>
+          <w:bCs/>
+          <w:color w:val="D86DCB" w:themeColor="accent5" w:themeTint="99"/>
+          <w:sz w:val="32"/>
+          <w:szCs w:val="32"/>
+        </w:rPr>
+        <w:t xml:space="preserve">await </w:t>
+      </w:r>
+      <w:proofErr w:type="spellStart"/>
+      <w:r>
+        <w:rPr>
+          <w:b/>
+          <w:bCs/>
+          <w:color w:val="D86DCB" w:themeColor="accent5" w:themeTint="99"/>
+          <w:sz w:val="32"/>
+          <w:szCs w:val="32"/>
+        </w:rPr>
+        <w:t>FirebaseAnalytics.instance</w:t>
+      </w:r>
+      <w:proofErr w:type="spellEnd"/>
+    </w:p>
+    <w:p>
+      <w:pPr>
+        <w:jc w:val="both"/>
+        <w:rPr>
+          <w:b/>
+          <w:bCs/>
+          <w:color w:val="D86DCB" w:themeColor="accent5" w:themeTint="99"/>
+          <w:sz w:val="32"/>
+          <w:szCs w:val="32"/>
+        </w:rPr>
+      </w:pPr>
+      <w:r>
+        <w:rPr>
+          <w:b/>
+          <w:bCs/>
+          <w:color w:val="D86DCB" w:themeColor="accent5" w:themeTint="99"/>
+          <w:sz w:val="32"/>
+          <w:szCs w:val="32"/>
+        </w:rPr>
         <w:lastRenderedPageBreak/>
-        <w:t>Device identifiers</w:t>
-      </w:r>
-    </w:p>
-    <w:p>
-      <w:pPr>
-        <w:jc w:val="both"/>
-        <w:rPr>
-          <w:sz w:val="32"/>
-          <w:szCs w:val="32"/>
-        </w:rPr>
-      </w:pPr>
-      <w:r>
-        <w:rPr>
-          <w:sz w:val="32"/>
-          <w:szCs w:val="32"/>
-        </w:rPr>
-        <w:t># If our app targets strict privacy regions, we may need consent before enabling collection (Same idea as Crashlytics):</w:t>
-      </w:r>
-    </w:p>
-    <w:p>
-      <w:pPr>
-        <w:jc w:val="both"/>
-        <w:rPr>
-          <w:b/>
-          <w:bCs/>
-          <w:color w:val="D86DCB" w:themeColor="accent5" w:themeTint="99"/>
-          <w:sz w:val="32"/>
-          <w:szCs w:val="32"/>
-        </w:rPr>
-      </w:pPr>
-      <w:r>
-        <w:rPr>
-          <w:b/>
-          <w:bCs/>
-          <w:color w:val="D86DCB" w:themeColor="accent5" w:themeTint="99"/>
-          <w:sz w:val="32"/>
-          <w:szCs w:val="32"/>
-        </w:rPr>
-        <w:t xml:space="preserve">await </w:t>
-      </w:r>
-      <w:proofErr w:type="spellStart"/>
-      <w:r>
-        <w:rPr>
-          <w:b/>
-          <w:bCs/>
-          <w:color w:val="D86DCB" w:themeColor="accent5" w:themeTint="99"/>
-          <w:sz w:val="32"/>
-          <w:szCs w:val="32"/>
-        </w:rPr>
-        <w:t>FirebaseAnalytics.instance</w:t>
-      </w:r>
-      <w:proofErr w:type="spellEnd"/>
-    </w:p>
-    <w:p>
-      <w:pPr>
-        <w:jc w:val="both"/>
-        <w:rPr>
-          <w:b/>
-          <w:bCs/>
-          <w:color w:val="D86DCB" w:themeColor="accent5" w:themeTint="99"/>
-          <w:sz w:val="32"/>
-          <w:szCs w:val="32"/>
-        </w:rPr>
-      </w:pPr>
-      <w:r>
-        <w:rPr>
-          <w:b/>
-          <w:bCs/>
-          <w:color w:val="D86DCB" w:themeColor="accent5" w:themeTint="99"/>
-          <w:sz w:val="32"/>
-          <w:szCs w:val="32"/>
-        </w:rPr>
         <w:t xml:space="preserve">    </w:t>
       </w:r>
       <w:proofErr w:type="gramStart"/>
@@ -16113,25 +15531,7 @@
           <w:sz w:val="32"/>
           <w:szCs w:val="32"/>
         </w:rPr>
-        <w:t>Trouble Shooting</w:t>
-      </w:r>
-      <w:r>
-        <w:rPr>
-          <w:b/>
-          <w:bCs/>
-          <w:sz w:val="32"/>
-          <w:szCs w:val="32"/>
-        </w:rPr>
-        <w:t xml:space="preserve"> Setup of </w:t>
-      </w:r>
-      <w:r>
-        <w:rPr>
-          <w:b/>
-          <w:bCs/>
-          <w:sz w:val="32"/>
-          <w:szCs w:val="32"/>
-        </w:rPr>
-        <w:t>Analytics:</w:t>
+        <w:t>Trouble Shooting Setup of Analytics:</w:t>
       </w:r>
     </w:p>
     <w:p>
@@ -16330,25 +15730,7 @@
           <w:sz w:val="32"/>
           <w:szCs w:val="32"/>
         </w:rPr>
-        <w:t xml:space="preserve"> </w:t>
-      </w:r>
-      <w:r>
-        <w:rPr>
-          <w:b/>
-          <w:bCs/>
-          <w:sz w:val="32"/>
-          <w:szCs w:val="32"/>
-        </w:rPr>
-        <w:t>E</w:t>
-      </w:r>
-      <w:r>
-        <w:rPr>
-          <w:b/>
-          <w:bCs/>
-          <w:sz w:val="32"/>
-          <w:szCs w:val="32"/>
-        </w:rPr>
-        <w:t>vent</w:t>
+        <w:t xml:space="preserve"> Event</w:t>
       </w:r>
       <w:r>
         <w:rPr>
@@ -16450,14 +15832,7 @@
           <w:sz w:val="32"/>
           <w:szCs w:val="32"/>
         </w:rPr>
-        <w:t xml:space="preserve"> Fir</w:t>
-      </w:r>
-      <w:r>
-        <w:rPr>
-          <w:sz w:val="32"/>
-          <w:szCs w:val="32"/>
-        </w:rPr>
-        <w:t xml:space="preserve">st and then Analytics Dashboard or </w:t>
+        <w:t xml:space="preserve"> First and then Analytics Dashboard or </w:t>
       </w:r>
       <w:proofErr w:type="spellStart"/>
       <w:r>
@@ -16579,6 +15954,162 @@
           <w:szCs w:val="32"/>
         </w:rPr>
         <w:t>();</w:t>
+      </w:r>
+    </w:p>
+    <w:p>
+      <w:pPr>
+        <w:jc w:val="both"/>
+        <w:rPr>
+          <w:b/>
+          <w:bCs/>
+          <w:color w:val="D86DCB" w:themeColor="accent5" w:themeTint="99"/>
+          <w:sz w:val="32"/>
+          <w:szCs w:val="32"/>
+        </w:rPr>
+      </w:pPr>
+      <w:r>
+        <w:rPr>
+          <w:b/>
+          <w:bCs/>
+          <w:color w:val="D86DCB" w:themeColor="accent5" w:themeTint="99"/>
+          <w:sz w:val="32"/>
+          <w:szCs w:val="32"/>
+        </w:rPr>
+        <w:t xml:space="preserve">  await </w:t>
+      </w:r>
+      <w:proofErr w:type="spellStart"/>
+      <w:r>
+        <w:rPr>
+          <w:b/>
+          <w:bCs/>
+          <w:color w:val="D86DCB" w:themeColor="accent5" w:themeTint="99"/>
+          <w:sz w:val="32"/>
+          <w:szCs w:val="32"/>
+        </w:rPr>
+        <w:t>Firebase.initializeApp</w:t>
+      </w:r>
+      <w:proofErr w:type="spellEnd"/>
+      <w:r>
+        <w:rPr>
+          <w:b/>
+          <w:bCs/>
+          <w:color w:val="D86DCB" w:themeColor="accent5" w:themeTint="99"/>
+          <w:sz w:val="32"/>
+          <w:szCs w:val="32"/>
+        </w:rPr>
+        <w:t xml:space="preserve">(options: </w:t>
+      </w:r>
+      <w:proofErr w:type="spellStart"/>
+      <w:r>
+        <w:rPr>
+          <w:b/>
+          <w:bCs/>
+          <w:color w:val="D86DCB" w:themeColor="accent5" w:themeTint="99"/>
+          <w:sz w:val="32"/>
+          <w:szCs w:val="32"/>
+        </w:rPr>
+        <w:t>DefaultFirebaseOptions.web</w:t>
+      </w:r>
+      <w:proofErr w:type="spellEnd"/>
+      <w:r>
+        <w:rPr>
+          <w:b/>
+          <w:bCs/>
+          <w:color w:val="D86DCB" w:themeColor="accent5" w:themeTint="99"/>
+          <w:sz w:val="32"/>
+          <w:szCs w:val="32"/>
+        </w:rPr>
+        <w:t>);</w:t>
+      </w:r>
+    </w:p>
+    <w:p>
+      <w:pPr>
+        <w:jc w:val="both"/>
+        <w:rPr>
+          <w:b/>
+          <w:bCs/>
+          <w:color w:val="D86DCB" w:themeColor="accent5" w:themeTint="99"/>
+          <w:sz w:val="32"/>
+          <w:szCs w:val="32"/>
+        </w:rPr>
+      </w:pPr>
+      <w:r>
+        <w:rPr>
+          <w:b/>
+          <w:bCs/>
+          <w:color w:val="D86DCB" w:themeColor="accent5" w:themeTint="99"/>
+          <w:sz w:val="32"/>
+          <w:szCs w:val="32"/>
+        </w:rPr>
+        <w:t xml:space="preserve">  final analytics = </w:t>
+      </w:r>
+      <w:proofErr w:type="spellStart"/>
+      <w:r>
+        <w:rPr>
+          <w:b/>
+          <w:bCs/>
+          <w:color w:val="D86DCB" w:themeColor="accent5" w:themeTint="99"/>
+          <w:sz w:val="32"/>
+          <w:szCs w:val="32"/>
+        </w:rPr>
+        <w:t>FirebaseAnalytics.instance</w:t>
+      </w:r>
+      <w:proofErr w:type="spellEnd"/>
+      <w:r>
+        <w:rPr>
+          <w:b/>
+          <w:bCs/>
+          <w:color w:val="D86DCB" w:themeColor="accent5" w:themeTint="99"/>
+          <w:sz w:val="32"/>
+          <w:szCs w:val="32"/>
+        </w:rPr>
+        <w:t>;</w:t>
+      </w:r>
+    </w:p>
+    <w:p>
+      <w:pPr>
+        <w:jc w:val="both"/>
+        <w:rPr>
+          <w:b/>
+          <w:bCs/>
+          <w:color w:val="D86DCB" w:themeColor="accent5" w:themeTint="99"/>
+          <w:sz w:val="32"/>
+          <w:szCs w:val="32"/>
+        </w:rPr>
+      </w:pPr>
+      <w:r>
+        <w:rPr>
+          <w:b/>
+          <w:bCs/>
+          <w:color w:val="D86DCB" w:themeColor="accent5" w:themeTint="99"/>
+          <w:sz w:val="32"/>
+          <w:szCs w:val="32"/>
+        </w:rPr>
+        <w:t xml:space="preserve">  await </w:t>
+      </w:r>
+      <w:proofErr w:type="spellStart"/>
+      <w:proofErr w:type="gramStart"/>
+      <w:r>
+        <w:rPr>
+          <w:b/>
+          <w:bCs/>
+          <w:color w:val="D86DCB" w:themeColor="accent5" w:themeTint="99"/>
+          <w:sz w:val="32"/>
+          <w:szCs w:val="32"/>
+        </w:rPr>
+        <w:t>analytics.setAnalyticsCollectionEnabled</w:t>
+      </w:r>
+      <w:proofErr w:type="spellEnd"/>
+      <w:proofErr w:type="gramEnd"/>
+      <w:r>
+        <w:rPr>
+          <w:b/>
+          <w:bCs/>
+          <w:color w:val="D86DCB" w:themeColor="accent5" w:themeTint="99"/>
+          <w:sz w:val="32"/>
+          <w:szCs w:val="32"/>
+        </w:rPr>
+        <w:t>(true);</w:t>
       </w:r>
     </w:p>
     <w:p>
@@ -16604,26 +16135,50 @@
         <w:t xml:space="preserve">  await </w:t>
       </w:r>
       <w:proofErr w:type="spellStart"/>
-      <w:r>
-        <w:rPr>
-          <w:b/>
-          <w:bCs/>
-          <w:color w:val="D86DCB" w:themeColor="accent5" w:themeTint="99"/>
-          <w:sz w:val="32"/>
-          <w:szCs w:val="32"/>
-        </w:rPr>
-        <w:t>Firebase.initializeApp</w:t>
+      <w:proofErr w:type="gramStart"/>
+      <w:r>
+        <w:rPr>
+          <w:b/>
+          <w:bCs/>
+          <w:color w:val="D86DCB" w:themeColor="accent5" w:themeTint="99"/>
+          <w:sz w:val="32"/>
+          <w:szCs w:val="32"/>
+        </w:rPr>
+        <w:t>analytics.logEvent</w:t>
       </w:r>
       <w:proofErr w:type="spellEnd"/>
-      <w:r>
-        <w:rPr>
-          <w:b/>
-          <w:bCs/>
-          <w:color w:val="D86DCB" w:themeColor="accent5" w:themeTint="99"/>
-          <w:sz w:val="32"/>
-          <w:szCs w:val="32"/>
-        </w:rPr>
-        <w:t xml:space="preserve">(options: </w:t>
+      <w:proofErr w:type="gramEnd"/>
+      <w:r>
+        <w:rPr>
+          <w:b/>
+          <w:bCs/>
+          <w:color w:val="D86DCB" w:themeColor="accent5" w:themeTint="99"/>
+          <w:sz w:val="32"/>
+          <w:szCs w:val="32"/>
+        </w:rPr>
+        <w:t>(</w:t>
+      </w:r>
+    </w:p>
+    <w:p>
+      <w:pPr>
+        <w:jc w:val="both"/>
+        <w:rPr>
+          <w:b/>
+          <w:bCs/>
+          <w:color w:val="D86DCB" w:themeColor="accent5" w:themeTint="99"/>
+          <w:sz w:val="32"/>
+          <w:szCs w:val="32"/>
+        </w:rPr>
+      </w:pPr>
+      <w:r>
+        <w:rPr>
+          <w:b/>
+          <w:bCs/>
+          <w:color w:val="D86DCB" w:themeColor="accent5" w:themeTint="99"/>
+          <w:sz w:val="32"/>
+          <w:szCs w:val="32"/>
+        </w:rPr>
+        <w:t xml:space="preserve">    name: '</w:t>
       </w:r>
       <w:proofErr w:type="spellStart"/>
       <w:r>
@@ -16634,7 +16189,7 @@
           <w:sz w:val="32"/>
           <w:szCs w:val="32"/>
         </w:rPr>
-        <w:t>DefaultFirebaseOptions.web</w:t>
+        <w:t>startup_test</w:t>
       </w:r>
       <w:proofErr w:type="spellEnd"/>
       <w:r>
@@ -16645,73 +16200,73 @@
           <w:sz w:val="32"/>
           <w:szCs w:val="32"/>
         </w:rPr>
-        <w:t>);</w:t>
-      </w:r>
-    </w:p>
-    <w:p>
-      <w:pPr>
-        <w:jc w:val="both"/>
-        <w:rPr>
-          <w:b/>
-          <w:bCs/>
-          <w:color w:val="D86DCB" w:themeColor="accent5" w:themeTint="99"/>
-          <w:sz w:val="32"/>
-          <w:szCs w:val="32"/>
-        </w:rPr>
-      </w:pPr>
-      <w:r>
-        <w:rPr>
-          <w:b/>
-          <w:bCs/>
-          <w:color w:val="D86DCB" w:themeColor="accent5" w:themeTint="99"/>
-          <w:sz w:val="32"/>
-          <w:szCs w:val="32"/>
-        </w:rPr>
-        <w:t xml:space="preserve">  final analytics = </w:t>
-      </w:r>
-      <w:proofErr w:type="spellStart"/>
-      <w:r>
-        <w:rPr>
-          <w:b/>
-          <w:bCs/>
-          <w:color w:val="D86DCB" w:themeColor="accent5" w:themeTint="99"/>
-          <w:sz w:val="32"/>
-          <w:szCs w:val="32"/>
-        </w:rPr>
-        <w:t>FirebaseAnalytics.instance</w:t>
-      </w:r>
-      <w:proofErr w:type="spellEnd"/>
-      <w:r>
-        <w:rPr>
-          <w:b/>
-          <w:bCs/>
-          <w:color w:val="D86DCB" w:themeColor="accent5" w:themeTint="99"/>
-          <w:sz w:val="32"/>
-          <w:szCs w:val="32"/>
-        </w:rPr>
-        <w:t>;</w:t>
-      </w:r>
-    </w:p>
-    <w:p>
-      <w:pPr>
-        <w:jc w:val="both"/>
-        <w:rPr>
-          <w:b/>
-          <w:bCs/>
-          <w:color w:val="D86DCB" w:themeColor="accent5" w:themeTint="99"/>
-          <w:sz w:val="32"/>
-          <w:szCs w:val="32"/>
-        </w:rPr>
-      </w:pPr>
-      <w:r>
-        <w:rPr>
-          <w:b/>
-          <w:bCs/>
-          <w:color w:val="D86DCB" w:themeColor="accent5" w:themeTint="99"/>
-          <w:sz w:val="32"/>
-          <w:szCs w:val="32"/>
-        </w:rPr>
-        <w:t xml:space="preserve">  await </w:t>
+        <w:t>',</w:t>
+      </w:r>
+    </w:p>
+    <w:p>
+      <w:pPr>
+        <w:jc w:val="both"/>
+        <w:rPr>
+          <w:b/>
+          <w:bCs/>
+          <w:color w:val="D86DCB" w:themeColor="accent5" w:themeTint="99"/>
+          <w:sz w:val="32"/>
+          <w:szCs w:val="32"/>
+        </w:rPr>
+      </w:pPr>
+      <w:r>
+        <w:rPr>
+          <w:b/>
+          <w:bCs/>
+          <w:color w:val="D86DCB" w:themeColor="accent5" w:themeTint="99"/>
+          <w:sz w:val="32"/>
+          <w:szCs w:val="32"/>
+        </w:rPr>
+        <w:t xml:space="preserve">  );</w:t>
+      </w:r>
+    </w:p>
+    <w:p>
+      <w:pPr>
+        <w:jc w:val="both"/>
+        <w:rPr>
+          <w:b/>
+          <w:bCs/>
+          <w:color w:val="D86DCB" w:themeColor="accent5" w:themeTint="99"/>
+          <w:sz w:val="32"/>
+          <w:szCs w:val="32"/>
+        </w:rPr>
+      </w:pPr>
+      <w:r>
+        <w:rPr>
+          <w:b/>
+          <w:bCs/>
+          <w:color w:val="D86DCB" w:themeColor="accent5" w:themeTint="99"/>
+          <w:sz w:val="32"/>
+          <w:szCs w:val="32"/>
+        </w:rPr>
+        <w:t xml:space="preserve">  …</w:t>
+      </w:r>
+    </w:p>
+    <w:p>
+      <w:pPr>
+        <w:jc w:val="both"/>
+        <w:rPr>
+          <w:b/>
+          <w:bCs/>
+          <w:color w:val="D86DCB" w:themeColor="accent5" w:themeTint="99"/>
+          <w:sz w:val="32"/>
+          <w:szCs w:val="32"/>
+        </w:rPr>
+      </w:pPr>
+      <w:r>
+        <w:rPr>
+          <w:b/>
+          <w:bCs/>
+          <w:color w:val="D86DCB" w:themeColor="accent5" w:themeTint="99"/>
+          <w:sz w:val="32"/>
+          <w:szCs w:val="32"/>
+        </w:rPr>
+        <w:t xml:space="preserve">  </w:t>
       </w:r>
       <w:proofErr w:type="spellStart"/>
       <w:proofErr w:type="gramStart"/>
@@ -16723,9 +16278,19 @@
           <w:sz w:val="32"/>
           <w:szCs w:val="32"/>
         </w:rPr>
-        <w:t>analytics.setAnalyticsCollectionEnabled</w:t>
+        <w:t>runApp</w:t>
       </w:r>
       <w:proofErr w:type="spellEnd"/>
+      <w:r>
+        <w:rPr>
+          <w:b/>
+          <w:bCs/>
+          <w:color w:val="D86DCB" w:themeColor="accent5" w:themeTint="99"/>
+          <w:sz w:val="32"/>
+          <w:szCs w:val="32"/>
+        </w:rPr>
+        <w:t>(</w:t>
+      </w:r>
       <w:proofErr w:type="gramEnd"/>
       <w:r>
         <w:rPr>
@@ -16735,210 +16300,20 @@
           <w:sz w:val="32"/>
           <w:szCs w:val="32"/>
         </w:rPr>
-        <w:t>(true);</w:t>
-      </w:r>
-    </w:p>
-    <w:p>
-      <w:pPr>
-        <w:jc w:val="both"/>
-        <w:rPr>
-          <w:b/>
-          <w:bCs/>
-          <w:color w:val="D86DCB" w:themeColor="accent5" w:themeTint="99"/>
-          <w:sz w:val="32"/>
-          <w:szCs w:val="32"/>
-        </w:rPr>
-      </w:pPr>
-      <w:r>
-        <w:rPr>
-          <w:b/>
-          <w:bCs/>
-          <w:color w:val="D86DCB" w:themeColor="accent5" w:themeTint="99"/>
-          <w:sz w:val="32"/>
-          <w:szCs w:val="32"/>
-        </w:rPr>
-        <w:t xml:space="preserve">  await </w:t>
+        <w:t xml:space="preserve">const </w:t>
       </w:r>
       <w:proofErr w:type="spellStart"/>
-      <w:proofErr w:type="gramStart"/>
-      <w:r>
-        <w:rPr>
-          <w:b/>
-          <w:bCs/>
-          <w:color w:val="D86DCB" w:themeColor="accent5" w:themeTint="99"/>
-          <w:sz w:val="32"/>
-          <w:szCs w:val="32"/>
-        </w:rPr>
-        <w:t>analytics.logEvent</w:t>
+      <w:r>
+        <w:rPr>
+          <w:b/>
+          <w:bCs/>
+          <w:color w:val="D86DCB" w:themeColor="accent5" w:themeTint="99"/>
+          <w:sz w:val="32"/>
+          <w:szCs w:val="32"/>
+        </w:rPr>
+        <w:t>MyApp</w:t>
       </w:r>
       <w:proofErr w:type="spellEnd"/>
-      <w:proofErr w:type="gramEnd"/>
-      <w:r>
-        <w:rPr>
-          <w:b/>
-          <w:bCs/>
-          <w:color w:val="D86DCB" w:themeColor="accent5" w:themeTint="99"/>
-          <w:sz w:val="32"/>
-          <w:szCs w:val="32"/>
-        </w:rPr>
-        <w:t>(</w:t>
-      </w:r>
-    </w:p>
-    <w:p>
-      <w:pPr>
-        <w:jc w:val="both"/>
-        <w:rPr>
-          <w:b/>
-          <w:bCs/>
-          <w:color w:val="D86DCB" w:themeColor="accent5" w:themeTint="99"/>
-          <w:sz w:val="32"/>
-          <w:szCs w:val="32"/>
-        </w:rPr>
-      </w:pPr>
-      <w:r>
-        <w:rPr>
-          <w:b/>
-          <w:bCs/>
-          <w:color w:val="D86DCB" w:themeColor="accent5" w:themeTint="99"/>
-          <w:sz w:val="32"/>
-          <w:szCs w:val="32"/>
-        </w:rPr>
-        <w:t xml:space="preserve">    name: '</w:t>
-      </w:r>
-      <w:proofErr w:type="spellStart"/>
-      <w:r>
-        <w:rPr>
-          <w:b/>
-          <w:bCs/>
-          <w:color w:val="D86DCB" w:themeColor="accent5" w:themeTint="99"/>
-          <w:sz w:val="32"/>
-          <w:szCs w:val="32"/>
-        </w:rPr>
-        <w:t>startup_test</w:t>
-      </w:r>
-      <w:proofErr w:type="spellEnd"/>
-      <w:r>
-        <w:rPr>
-          <w:b/>
-          <w:bCs/>
-          <w:color w:val="D86DCB" w:themeColor="accent5" w:themeTint="99"/>
-          <w:sz w:val="32"/>
-          <w:szCs w:val="32"/>
-        </w:rPr>
-        <w:t>',</w:t>
-      </w:r>
-    </w:p>
-    <w:p>
-      <w:pPr>
-        <w:jc w:val="both"/>
-        <w:rPr>
-          <w:b/>
-          <w:bCs/>
-          <w:color w:val="D86DCB" w:themeColor="accent5" w:themeTint="99"/>
-          <w:sz w:val="32"/>
-          <w:szCs w:val="32"/>
-        </w:rPr>
-      </w:pPr>
-      <w:r>
-        <w:rPr>
-          <w:b/>
-          <w:bCs/>
-          <w:color w:val="D86DCB" w:themeColor="accent5" w:themeTint="99"/>
-          <w:sz w:val="32"/>
-          <w:szCs w:val="32"/>
-        </w:rPr>
-        <w:t xml:space="preserve">  );</w:t>
-      </w:r>
-    </w:p>
-    <w:p>
-      <w:pPr>
-        <w:jc w:val="both"/>
-        <w:rPr>
-          <w:b/>
-          <w:bCs/>
-          <w:color w:val="D86DCB" w:themeColor="accent5" w:themeTint="99"/>
-          <w:sz w:val="32"/>
-          <w:szCs w:val="32"/>
-        </w:rPr>
-      </w:pPr>
-      <w:r>
-        <w:rPr>
-          <w:b/>
-          <w:bCs/>
-          <w:color w:val="D86DCB" w:themeColor="accent5" w:themeTint="99"/>
-          <w:sz w:val="32"/>
-          <w:szCs w:val="32"/>
-        </w:rPr>
-        <w:t xml:space="preserve">  …</w:t>
-      </w:r>
-    </w:p>
-    <w:p>
-      <w:pPr>
-        <w:jc w:val="both"/>
-        <w:rPr>
-          <w:b/>
-          <w:bCs/>
-          <w:color w:val="D86DCB" w:themeColor="accent5" w:themeTint="99"/>
-          <w:sz w:val="32"/>
-          <w:szCs w:val="32"/>
-        </w:rPr>
-      </w:pPr>
-      <w:r>
-        <w:rPr>
-          <w:b/>
-          <w:bCs/>
-          <w:color w:val="D86DCB" w:themeColor="accent5" w:themeTint="99"/>
-          <w:sz w:val="32"/>
-          <w:szCs w:val="32"/>
-        </w:rPr>
-        <w:t xml:space="preserve">  </w:t>
-      </w:r>
-      <w:proofErr w:type="spellStart"/>
-      <w:proofErr w:type="gramStart"/>
-      <w:r>
-        <w:rPr>
-          <w:b/>
-          <w:bCs/>
-          <w:color w:val="D86DCB" w:themeColor="accent5" w:themeTint="99"/>
-          <w:sz w:val="32"/>
-          <w:szCs w:val="32"/>
-        </w:rPr>
-        <w:t>runApp</w:t>
-      </w:r>
-      <w:proofErr w:type="spellEnd"/>
-      <w:r>
-        <w:rPr>
-          <w:b/>
-          <w:bCs/>
-          <w:color w:val="D86DCB" w:themeColor="accent5" w:themeTint="99"/>
-          <w:sz w:val="32"/>
-          <w:szCs w:val="32"/>
-        </w:rPr>
-        <w:t>(</w:t>
-      </w:r>
-      <w:proofErr w:type="gramEnd"/>
-      <w:r>
-        <w:rPr>
-          <w:b/>
-          <w:bCs/>
-          <w:color w:val="D86DCB" w:themeColor="accent5" w:themeTint="99"/>
-          <w:sz w:val="32"/>
-          <w:szCs w:val="32"/>
-        </w:rPr>
-        <w:t xml:space="preserve">const </w:t>
-      </w:r>
-      <w:proofErr w:type="spellStart"/>
-      <w:r>
-        <w:rPr>
-          <w:b/>
-          <w:bCs/>
-          <w:color w:val="D86DCB" w:themeColor="accent5" w:themeTint="99"/>
-          <w:sz w:val="32"/>
-          <w:szCs w:val="32"/>
-        </w:rPr>
-        <w:t>MyApp</w:t>
-      </w:r>
-      <w:proofErr w:type="spellEnd"/>
       <w:r>
         <w:rPr>
           <w:b/>
@@ -17073,16 +16448,7 @@
           <w:sz w:val="32"/>
           <w:szCs w:val="32"/>
         </w:rPr>
-        <w:t xml:space="preserve"> Data </w:t>
-      </w:r>
-      <w:r>
-        <w:rPr>
-          <w:b/>
-          <w:bCs/>
-          <w:sz w:val="32"/>
-          <w:szCs w:val="32"/>
-        </w:rPr>
-        <w:t xml:space="preserve">Collection </w:t>
+        <w:t xml:space="preserve"> Data Collection </w:t>
       </w:r>
       <w:r>
         <w:rPr>
@@ -17247,7 +16613,6 @@
           <w:sz w:val="32"/>
           <w:szCs w:val="32"/>
         </w:rPr>
-        <w:lastRenderedPageBreak/>
         <w:t>Custom Event for Firebase Analytics:</w:t>
       </w:r>
     </w:p>
@@ -17264,42 +16629,7 @@
           <w:sz w:val="32"/>
           <w:szCs w:val="32"/>
         </w:rPr>
-        <w:t xml:space="preserve"># </w:t>
-      </w:r>
-      <w:r>
-        <w:rPr>
-          <w:sz w:val="32"/>
-          <w:szCs w:val="32"/>
-        </w:rPr>
-        <w:t>A custom event is simply a way of saying</w:t>
-      </w:r>
-      <w:r>
-        <w:rPr>
-          <w:sz w:val="32"/>
-          <w:szCs w:val="32"/>
-        </w:rPr>
-        <w:t xml:space="preserve"> </w:t>
-      </w:r>
-      <w:r>
-        <w:rPr>
-          <w:sz w:val="32"/>
-          <w:szCs w:val="32"/>
-        </w:rPr>
-        <w:t>"The user just performed an action that I care about."</w:t>
-      </w:r>
-      <w:r>
-        <w:rPr>
-          <w:sz w:val="32"/>
-          <w:szCs w:val="32"/>
-        </w:rPr>
-        <w:t xml:space="preserve"> </w:t>
-      </w:r>
-      <w:r>
-        <w:rPr>
-          <w:sz w:val="32"/>
-          <w:szCs w:val="32"/>
-        </w:rPr>
-        <w:t>For example, on our portfolio:</w:t>
+        <w:t># A custom event is simply a way of saying "The user just performed an action that I care about." For example, on our portfolio:</w:t>
       </w:r>
     </w:p>
     <w:p>
@@ -17357,6 +16687,7 @@
           <w:sz w:val="32"/>
           <w:szCs w:val="32"/>
         </w:rPr>
+        <w:lastRenderedPageBreak/>
         <w:t>Someone downloaded our résumé.</w:t>
       </w:r>
     </w:p>
@@ -17760,7 +17091,6 @@
           <w:sz w:val="28"/>
           <w:szCs w:val="28"/>
         </w:rPr>
-        <w:lastRenderedPageBreak/>
         <w:t>resume_downloaded</w:t>
       </w:r>
       <w:proofErr w:type="spellEnd"/>
@@ -17833,6 +17163,7 @@
           <w:sz w:val="28"/>
           <w:szCs w:val="28"/>
         </w:rPr>
+        <w:lastRenderedPageBreak/>
         <w:t>Custom event:</w:t>
       </w:r>
     </w:p>
@@ -17896,42 +17227,7 @@
           <w:sz w:val="32"/>
           <w:szCs w:val="32"/>
         </w:rPr>
-        <w:t xml:space="preserve"># </w:t>
-      </w:r>
-      <w:r>
-        <w:rPr>
-          <w:sz w:val="32"/>
-          <w:szCs w:val="32"/>
-        </w:rPr>
-        <w:t>A good event name should answer</w:t>
-      </w:r>
-      <w:r>
-        <w:rPr>
-          <w:sz w:val="32"/>
-          <w:szCs w:val="32"/>
-        </w:rPr>
-        <w:t xml:space="preserve"> </w:t>
-      </w:r>
-      <w:r>
-        <w:rPr>
-          <w:sz w:val="32"/>
-          <w:szCs w:val="32"/>
-        </w:rPr>
-        <w:t>"What happened?"</w:t>
-      </w:r>
-      <w:r>
-        <w:rPr>
-          <w:sz w:val="32"/>
-          <w:szCs w:val="32"/>
-        </w:rPr>
-        <w:t xml:space="preserve"> </w:t>
-      </w:r>
-      <w:r>
-        <w:rPr>
-          <w:sz w:val="32"/>
-          <w:szCs w:val="32"/>
-        </w:rPr>
-        <w:t>Good examples:</w:t>
+        <w:t># A good event name should answer "What happened?" Good examples:</w:t>
       </w:r>
     </w:p>
     <w:p>
@@ -18109,21 +17405,7 @@
           <w:sz w:val="32"/>
           <w:szCs w:val="32"/>
         </w:rPr>
-        <w:t xml:space="preserve"># </w:t>
-      </w:r>
-      <w:r>
-        <w:rPr>
-          <w:sz w:val="32"/>
-          <w:szCs w:val="32"/>
-        </w:rPr>
-        <w:t>Avoid names like</w:t>
-      </w:r>
-      <w:r>
-        <w:rPr>
-          <w:sz w:val="32"/>
-          <w:szCs w:val="32"/>
-        </w:rPr>
-        <w:t xml:space="preserve"> </w:t>
+        <w:t xml:space="preserve"># Avoid names like </w:t>
       </w:r>
       <w:r>
         <w:rPr>
@@ -18381,16 +17663,7 @@
           <w:sz w:val="32"/>
           <w:szCs w:val="32"/>
         </w:rPr>
-        <w:t>parameter:</w:t>
-      </w:r>
-      <w:r>
-        <w:rPr>
-          <w:b/>
-          <w:bCs/>
-          <w:sz w:val="32"/>
-          <w:szCs w:val="32"/>
-        </w:rPr>
-        <w:t xml:space="preserve"> </w:t>
+        <w:t xml:space="preserve">parameter: </w:t>
       </w:r>
     </w:p>
     <w:p>
@@ -18444,7 +17717,6 @@
           <w:sz w:val="28"/>
           <w:szCs w:val="28"/>
         </w:rPr>
-        <w:lastRenderedPageBreak/>
         <w:t>Action:</w:t>
       </w:r>
     </w:p>
@@ -18466,17 +17738,20 @@
           <w:sz w:val="28"/>
           <w:szCs w:val="28"/>
         </w:rPr>
-        <w:t>p</w:t>
-      </w:r>
-      <w:r>
+        <w:t>project_opened</w:t>
+      </w:r>
+      <w:proofErr w:type="spellEnd"/>
+    </w:p>
+    <w:p>
+      <w:pPr>
+        <w:jc w:val="both"/>
         <w:rPr>
           <w:b/>
           <w:bCs/>
           <w:sz w:val="28"/>
           <w:szCs w:val="28"/>
         </w:rPr>
-        <w:t>roject</w:t>
-      </w:r>
+      </w:pPr>
       <w:r>
         <w:rPr>
           <w:b/>
@@ -18484,29 +17759,30 @@
           <w:sz w:val="28"/>
           <w:szCs w:val="28"/>
         </w:rPr>
-        <w:t>_o</w:t>
-      </w:r>
-      <w:r>
+        <w:t>Details:</w:t>
+      </w:r>
+    </w:p>
+    <w:p>
+      <w:pPr>
+        <w:jc w:val="both"/>
         <w:rPr>
           <w:b/>
           <w:bCs/>
           <w:sz w:val="28"/>
           <w:szCs w:val="28"/>
         </w:rPr>
-        <w:t>pened</w:t>
-      </w:r>
-      <w:proofErr w:type="spellEnd"/>
-    </w:p>
-    <w:p>
-      <w:pPr>
-        <w:jc w:val="both"/>
+      </w:pPr>
+      <w:proofErr w:type="spellStart"/>
+      <w:r>
         <w:rPr>
           <w:b/>
           <w:bCs/>
           <w:sz w:val="28"/>
           <w:szCs w:val="28"/>
         </w:rPr>
-      </w:pPr>
+        <w:t>project_name</w:t>
+      </w:r>
+      <w:proofErr w:type="spellEnd"/>
       <w:r>
         <w:rPr>
           <w:b/>
@@ -18514,7 +17790,7 @@
           <w:sz w:val="28"/>
           <w:szCs w:val="28"/>
         </w:rPr>
-        <w:t>Details:</w:t>
+        <w:t xml:space="preserve"> = Weather App</w:t>
       </w:r>
     </w:p>
     <w:p>
@@ -18527,7 +17803,6 @@
           <w:szCs w:val="28"/>
         </w:rPr>
       </w:pPr>
-      <w:proofErr w:type="spellStart"/>
       <w:r>
         <w:rPr>
           <w:b/>
@@ -18535,17 +17810,20 @@
           <w:sz w:val="28"/>
           <w:szCs w:val="28"/>
         </w:rPr>
-        <w:t>p</w:t>
-      </w:r>
-      <w:r>
+        <w:lastRenderedPageBreak/>
+        <w:t>technology = Flutter</w:t>
+      </w:r>
+    </w:p>
+    <w:p>
+      <w:pPr>
+        <w:jc w:val="both"/>
         <w:rPr>
           <w:b/>
           <w:bCs/>
           <w:sz w:val="28"/>
           <w:szCs w:val="28"/>
         </w:rPr>
-        <w:t>roject</w:t>
-      </w:r>
+      </w:pPr>
       <w:r>
         <w:rPr>
           <w:b/>
@@ -18553,113 +17831,89 @@
           <w:sz w:val="28"/>
           <w:szCs w:val="28"/>
         </w:rPr>
-        <w:t>_name</w:t>
+        <w:t>platform = Web</w:t>
+      </w:r>
+    </w:p>
+    <w:p>
+      <w:pPr>
+        <w:jc w:val="both"/>
+        <w:rPr>
+          <w:sz w:val="32"/>
+          <w:szCs w:val="32"/>
+        </w:rPr>
+      </w:pPr>
+      <w:r>
+        <w:rPr>
+          <w:sz w:val="32"/>
+          <w:szCs w:val="32"/>
+        </w:rPr>
+        <w:t># For more info on parameters see below. Code:</w:t>
+      </w:r>
+    </w:p>
+    <w:p>
+      <w:pPr>
+        <w:jc w:val="both"/>
+        <w:rPr>
+          <w:b/>
+          <w:bCs/>
+          <w:color w:val="D86DCB" w:themeColor="accent5" w:themeTint="99"/>
+          <w:sz w:val="32"/>
+          <w:szCs w:val="32"/>
+        </w:rPr>
+      </w:pPr>
+      <w:r>
+        <w:rPr>
+          <w:b/>
+          <w:bCs/>
+          <w:color w:val="D86DCB" w:themeColor="accent5" w:themeTint="99"/>
+          <w:sz w:val="32"/>
+          <w:szCs w:val="32"/>
+        </w:rPr>
+        <w:t xml:space="preserve">class </w:t>
+      </w:r>
+      <w:proofErr w:type="spellStart"/>
+      <w:r>
+        <w:rPr>
+          <w:b/>
+          <w:bCs/>
+          <w:color w:val="D86DCB" w:themeColor="accent5" w:themeTint="99"/>
+          <w:sz w:val="32"/>
+          <w:szCs w:val="32"/>
+        </w:rPr>
+        <w:t>AnalyticsService</w:t>
       </w:r>
       <w:proofErr w:type="spellEnd"/>
       <w:r>
         <w:rPr>
           <w:b/>
           <w:bCs/>
-          <w:sz w:val="28"/>
-          <w:szCs w:val="28"/>
-        </w:rPr>
-        <w:t xml:space="preserve"> = Weather App</w:t>
-      </w:r>
-    </w:p>
-    <w:p>
-      <w:pPr>
-        <w:jc w:val="both"/>
-        <w:rPr>
-          <w:b/>
-          <w:bCs/>
-          <w:sz w:val="28"/>
-          <w:szCs w:val="28"/>
-        </w:rPr>
-      </w:pPr>
-      <w:r>
-        <w:rPr>
-          <w:b/>
-          <w:bCs/>
-          <w:sz w:val="28"/>
-          <w:szCs w:val="28"/>
-        </w:rPr>
-        <w:t>t</w:t>
-      </w:r>
-      <w:r>
-        <w:rPr>
-          <w:b/>
-          <w:bCs/>
-          <w:sz w:val="28"/>
-          <w:szCs w:val="28"/>
-        </w:rPr>
-        <w:t>echnology = Flutter</w:t>
-      </w:r>
-    </w:p>
-    <w:p>
-      <w:pPr>
-        <w:jc w:val="both"/>
-        <w:rPr>
-          <w:b/>
-          <w:bCs/>
-          <w:sz w:val="28"/>
-          <w:szCs w:val="28"/>
-        </w:rPr>
-      </w:pPr>
-      <w:r>
-        <w:rPr>
-          <w:b/>
-          <w:bCs/>
-          <w:sz w:val="28"/>
-          <w:szCs w:val="28"/>
-        </w:rPr>
-        <w:t>p</w:t>
-      </w:r>
-      <w:r>
-        <w:rPr>
-          <w:b/>
-          <w:bCs/>
-          <w:sz w:val="28"/>
-          <w:szCs w:val="28"/>
-        </w:rPr>
-        <w:t>latform = Web</w:t>
-      </w:r>
-    </w:p>
-    <w:p>
-      <w:pPr>
-        <w:jc w:val="both"/>
-        <w:rPr>
-          <w:sz w:val="32"/>
-          <w:szCs w:val="32"/>
-        </w:rPr>
-      </w:pPr>
-      <w:r>
-        <w:rPr>
-          <w:sz w:val="32"/>
-          <w:szCs w:val="32"/>
-        </w:rPr>
-        <w:t># For more info on parameters see below. Code:</w:t>
-      </w:r>
-    </w:p>
-    <w:p>
-      <w:pPr>
-        <w:jc w:val="both"/>
-        <w:rPr>
-          <w:b/>
-          <w:bCs/>
-          <w:color w:val="D86DCB" w:themeColor="accent5" w:themeTint="99"/>
-          <w:sz w:val="32"/>
-          <w:szCs w:val="32"/>
-        </w:rPr>
-      </w:pPr>
-      <w:r>
-        <w:rPr>
-          <w:b/>
-          <w:bCs/>
-          <w:color w:val="D86DCB" w:themeColor="accent5" w:themeTint="99"/>
-          <w:sz w:val="32"/>
-          <w:szCs w:val="32"/>
-        </w:rPr>
-        <w:t xml:space="preserve">class </w:t>
+          <w:color w:val="D86DCB" w:themeColor="accent5" w:themeTint="99"/>
+          <w:sz w:val="32"/>
+          <w:szCs w:val="32"/>
+        </w:rPr>
+        <w:t xml:space="preserve"> {</w:t>
+      </w:r>
+    </w:p>
+    <w:p>
+      <w:pPr>
+        <w:jc w:val="both"/>
+        <w:rPr>
+          <w:b/>
+          <w:bCs/>
+          <w:color w:val="D86DCB" w:themeColor="accent5" w:themeTint="99"/>
+          <w:sz w:val="32"/>
+          <w:szCs w:val="32"/>
+        </w:rPr>
+      </w:pPr>
+      <w:r>
+        <w:rPr>
+          <w:b/>
+          <w:bCs/>
+          <w:color w:val="D86DCB" w:themeColor="accent5" w:themeTint="99"/>
+          <w:sz w:val="32"/>
+          <w:szCs w:val="32"/>
+        </w:rPr>
+        <w:t xml:space="preserve">  final </w:t>
       </w:r>
       <w:proofErr w:type="spellStart"/>
       <w:r>
@@ -18670,7 +17924,7 @@
           <w:sz w:val="32"/>
           <w:szCs w:val="32"/>
         </w:rPr>
-        <w:t>AnalyticsService</w:t>
+        <w:t>FirebaseAnalytics</w:t>
       </w:r>
       <w:proofErr w:type="spellEnd"/>
       <w:r>
@@ -18681,29 +17935,7 @@
           <w:sz w:val="32"/>
           <w:szCs w:val="32"/>
         </w:rPr>
-        <w:t xml:space="preserve"> {</w:t>
-      </w:r>
-    </w:p>
-    <w:p>
-      <w:pPr>
-        <w:jc w:val="both"/>
-        <w:rPr>
-          <w:b/>
-          <w:bCs/>
-          <w:color w:val="D86DCB" w:themeColor="accent5" w:themeTint="99"/>
-          <w:sz w:val="32"/>
-          <w:szCs w:val="32"/>
-        </w:rPr>
-      </w:pPr>
-      <w:r>
-        <w:rPr>
-          <w:b/>
-          <w:bCs/>
-          <w:color w:val="D86DCB" w:themeColor="accent5" w:themeTint="99"/>
-          <w:sz w:val="32"/>
-          <w:szCs w:val="32"/>
-        </w:rPr>
-        <w:t xml:space="preserve">  final </w:t>
+        <w:t xml:space="preserve"> _analytics = </w:t>
       </w:r>
       <w:proofErr w:type="spellStart"/>
       <w:r>
@@ -18714,7 +17946,7 @@
           <w:sz w:val="32"/>
           <w:szCs w:val="32"/>
         </w:rPr>
-        <w:t>FirebaseAnalytics</w:t>
+        <w:t>FirebaseAnalytics.instance</w:t>
       </w:r>
       <w:proofErr w:type="spellEnd"/>
       <w:r>
@@ -18725,28 +17957,6 @@
           <w:sz w:val="32"/>
           <w:szCs w:val="32"/>
         </w:rPr>
-        <w:t xml:space="preserve"> _analytics = </w:t>
-      </w:r>
-      <w:proofErr w:type="spellStart"/>
-      <w:r>
-        <w:rPr>
-          <w:b/>
-          <w:bCs/>
-          <w:color w:val="D86DCB" w:themeColor="accent5" w:themeTint="99"/>
-          <w:sz w:val="32"/>
-          <w:szCs w:val="32"/>
-        </w:rPr>
-        <w:t>FirebaseAnalytics.instance</w:t>
-      </w:r>
-      <w:proofErr w:type="spellEnd"/>
-      <w:r>
-        <w:rPr>
-          <w:b/>
-          <w:bCs/>
-          <w:color w:val="D86DCB" w:themeColor="accent5" w:themeTint="99"/>
-          <w:sz w:val="32"/>
-          <w:szCs w:val="32"/>
-        </w:rPr>
         <w:t>;</w:t>
       </w:r>
     </w:p>
@@ -18769,27 +17979,7 @@
           <w:sz w:val="32"/>
           <w:szCs w:val="32"/>
         </w:rPr>
-        <w:t xml:space="preserve">  </w:t>
-      </w:r>
-      <w:r>
-        <w:rPr>
-          <w:b/>
-          <w:bCs/>
-          <w:color w:val="D86DCB" w:themeColor="accent5" w:themeTint="99"/>
-          <w:sz w:val="32"/>
-          <w:szCs w:val="32"/>
-        </w:rPr>
-        <w:t xml:space="preserve">static </w:t>
-      </w:r>
-      <w:r>
-        <w:rPr>
-          <w:b/>
-          <w:bCs/>
-          <w:color w:val="D86DCB" w:themeColor="accent5" w:themeTint="99"/>
-          <w:sz w:val="32"/>
-          <w:szCs w:val="32"/>
-        </w:rPr>
-        <w:t xml:space="preserve">Future&lt;void&gt; </w:t>
+        <w:t xml:space="preserve">  static Future&lt;void&gt; </w:t>
       </w:r>
       <w:proofErr w:type="spellStart"/>
       <w:proofErr w:type="gramStart"/>
@@ -18801,17 +17991,7 @@
           <w:sz w:val="32"/>
           <w:szCs w:val="32"/>
         </w:rPr>
-        <w:t>log</w:t>
-      </w:r>
-      <w:r>
-        <w:rPr>
-          <w:b/>
-          <w:bCs/>
-          <w:color w:val="D86DCB" w:themeColor="accent5" w:themeTint="99"/>
-          <w:sz w:val="32"/>
-          <w:szCs w:val="32"/>
-        </w:rPr>
-        <w:t>GitHubClick</w:t>
+        <w:t>logGitHubClick</w:t>
       </w:r>
       <w:proofErr w:type="spellEnd"/>
       <w:r>
@@ -18833,17 +18013,7 @@
           <w:sz w:val="32"/>
           <w:szCs w:val="32"/>
         </w:rPr>
-        <w:t>Map&lt;String, String&gt;? parameters</w:t>
-      </w:r>
-      <w:r>
-        <w:rPr>
-          <w:b/>
-          <w:bCs/>
-          <w:color w:val="D86DCB" w:themeColor="accent5" w:themeTint="99"/>
-          <w:sz w:val="32"/>
-          <w:szCs w:val="32"/>
-        </w:rPr>
-        <w:t>) async {</w:t>
+        <w:t>Map&lt;String, String&gt;? parameters) async {</w:t>
       </w:r>
     </w:p>
     <w:p>
@@ -18922,27 +18092,7 @@
           <w:sz w:val="32"/>
           <w:szCs w:val="32"/>
         </w:rPr>
-        <w:t>github</w:t>
-      </w:r>
-      <w:r>
-        <w:rPr>
-          <w:b/>
-          <w:bCs/>
-          <w:color w:val="D86DCB" w:themeColor="accent5" w:themeTint="99"/>
-          <w:sz w:val="32"/>
-          <w:szCs w:val="32"/>
-        </w:rPr>
-        <w:t>_</w:t>
-      </w:r>
-      <w:r>
-        <w:rPr>
-          <w:b/>
-          <w:bCs/>
-          <w:color w:val="D86DCB" w:themeColor="accent5" w:themeTint="99"/>
-          <w:sz w:val="32"/>
-          <w:szCs w:val="32"/>
-        </w:rPr>
-        <w:t>clicked</w:t>
+        <w:t>github_clicked</w:t>
       </w:r>
       <w:proofErr w:type="spellEnd"/>
       <w:r>
@@ -18975,27 +18125,7 @@
           <w:sz w:val="32"/>
           <w:szCs w:val="32"/>
         </w:rPr>
-        <w:t xml:space="preserve">      parameters: </w:t>
-      </w:r>
-      <w:r>
-        <w:rPr>
-          <w:b/>
-          <w:bCs/>
-          <w:color w:val="D86DCB" w:themeColor="accent5" w:themeTint="99"/>
-          <w:sz w:val="32"/>
-          <w:szCs w:val="32"/>
-        </w:rPr>
-        <w:t>parameters ?? null</w:t>
-      </w:r>
-      <w:r>
-        <w:rPr>
-          <w:b/>
-          <w:bCs/>
-          <w:color w:val="D86DCB" w:themeColor="accent5" w:themeTint="99"/>
-          <w:sz w:val="32"/>
-          <w:szCs w:val="32"/>
-        </w:rPr>
-        <w:t>,</w:t>
+        <w:t xml:space="preserve">      parameters: parameters ?? null,</w:t>
       </w:r>
     </w:p>
     <w:p>
@@ -19061,17 +18191,7 @@
           <w:sz w:val="32"/>
           <w:szCs w:val="32"/>
         </w:rPr>
-        <w:t xml:space="preserve">  </w:t>
-      </w:r>
-      <w:r>
-        <w:rPr>
-          <w:b/>
-          <w:bCs/>
-          <w:color w:val="D86DCB" w:themeColor="accent5" w:themeTint="99"/>
-          <w:sz w:val="32"/>
-          <w:szCs w:val="32"/>
-        </w:rPr>
-        <w:t>…</w:t>
+        <w:t xml:space="preserve">  …</w:t>
       </w:r>
     </w:p>
     <w:p>
@@ -19225,17 +18345,7 @@
           <w:sz w:val="32"/>
           <w:szCs w:val="32"/>
         </w:rPr>
-        <w:t xml:space="preserve">    </w:t>
-      </w:r>
-      <w:r>
-        <w:rPr>
-          <w:b/>
-          <w:bCs/>
-          <w:color w:val="D86DCB" w:themeColor="accent5" w:themeTint="99"/>
-          <w:sz w:val="32"/>
-          <w:szCs w:val="32"/>
-        </w:rPr>
-        <w:t>'</w:t>
+        <w:t xml:space="preserve">    '</w:t>
       </w:r>
       <w:proofErr w:type="spellStart"/>
       <w:proofErr w:type="gramStart"/>
@@ -19291,39 +18401,28 @@
           <w:sz w:val="32"/>
           <w:szCs w:val="32"/>
         </w:rPr>
-        <w:t xml:space="preserve">    </w:t>
-      </w:r>
-      <w:r>
-        <w:rPr>
-          <w:b/>
-          <w:bCs/>
-          <w:color w:val="D86DCB" w:themeColor="accent5" w:themeTint="99"/>
-          <w:sz w:val="32"/>
-          <w:szCs w:val="32"/>
-        </w:rPr>
-        <w:t>'technology': 'Flutter',</w:t>
-      </w:r>
-    </w:p>
-    <w:p>
-      <w:pPr>
-        <w:jc w:val="both"/>
-        <w:rPr>
-          <w:b/>
-          <w:bCs/>
-          <w:color w:val="D86DCB" w:themeColor="accent5" w:themeTint="99"/>
-          <w:sz w:val="32"/>
-          <w:szCs w:val="32"/>
-        </w:rPr>
-      </w:pPr>
-      <w:r>
-        <w:rPr>
-          <w:b/>
-          <w:bCs/>
-          <w:color w:val="D86DCB" w:themeColor="accent5" w:themeTint="99"/>
-          <w:sz w:val="32"/>
-          <w:szCs w:val="32"/>
-        </w:rPr>
-        <w:lastRenderedPageBreak/>
+        <w:t xml:space="preserve">    'technology': 'Flutter',</w:t>
+      </w:r>
+    </w:p>
+    <w:p>
+      <w:pPr>
+        <w:jc w:val="both"/>
+        <w:rPr>
+          <w:b/>
+          <w:bCs/>
+          <w:color w:val="D86DCB" w:themeColor="accent5" w:themeTint="99"/>
+          <w:sz w:val="32"/>
+          <w:szCs w:val="32"/>
+        </w:rPr>
+      </w:pPr>
+      <w:r>
+        <w:rPr>
+          <w:b/>
+          <w:bCs/>
+          <w:color w:val="D86DCB" w:themeColor="accent5" w:themeTint="99"/>
+          <w:sz w:val="32"/>
+          <w:szCs w:val="32"/>
+        </w:rPr>
         <w:t>});</w:t>
       </w:r>
     </w:p>
@@ -19386,6 +18485,7 @@
                 <w:sz w:val="32"/>
                 <w:szCs w:val="32"/>
               </w:rPr>
+              <w:lastRenderedPageBreak/>
               <w:t>Event</w:t>
             </w:r>
           </w:p>
@@ -19881,14 +18981,7 @@
           <w:sz w:val="32"/>
           <w:szCs w:val="32"/>
         </w:rPr>
-        <w:t xml:space="preserve"># </w:t>
-      </w:r>
-      <w:r>
-        <w:rPr>
-          <w:sz w:val="32"/>
-          <w:szCs w:val="32"/>
-        </w:rPr>
-        <w:t>Imagine our portfolio has five projects:</w:t>
+        <w:t># Imagine our portfolio has five projects:</w:t>
       </w:r>
     </w:p>
     <w:p>
@@ -20009,28 +19102,7 @@
           <w:sz w:val="32"/>
           <w:szCs w:val="32"/>
         </w:rPr>
-        <w:t xml:space="preserve"># </w:t>
-      </w:r>
-      <w:r>
-        <w:rPr>
-          <w:sz w:val="32"/>
-          <w:szCs w:val="32"/>
-        </w:rPr>
-        <w:t>Option 1 (Bad)</w:t>
-      </w:r>
-      <w:r>
-        <w:rPr>
-          <w:sz w:val="32"/>
-          <w:szCs w:val="32"/>
-        </w:rPr>
-        <w:t xml:space="preserve">, we </w:t>
-      </w:r>
-      <w:r>
-        <w:rPr>
-          <w:sz w:val="32"/>
-          <w:szCs w:val="32"/>
-        </w:rPr>
-        <w:t>create five different events:</w:t>
+        <w:t># Option 1 (Bad), we create five different events:</w:t>
       </w:r>
     </w:p>
     <w:p>
@@ -20056,7 +19128,6 @@
           <w:sz w:val="32"/>
           <w:szCs w:val="32"/>
         </w:rPr>
-        <w:lastRenderedPageBreak/>
         <w:t>weather_clicked</w:t>
       </w:r>
       <w:proofErr w:type="spellEnd"/>
@@ -20165,6 +19236,7 @@
           <w:sz w:val="32"/>
           <w:szCs w:val="32"/>
         </w:rPr>
+        <w:lastRenderedPageBreak/>
         <w:t>event_finder_clicked</w:t>
       </w:r>
       <w:proofErr w:type="spellEnd"/>
@@ -20182,65 +19254,23 @@
           <w:sz w:val="32"/>
           <w:szCs w:val="32"/>
         </w:rPr>
-        <w:t xml:space="preserve"># When we add a sixth project we create another event. </w:t>
-      </w:r>
-      <w:r>
-        <w:rPr>
-          <w:sz w:val="32"/>
-          <w:szCs w:val="32"/>
-        </w:rPr>
-        <w:t>Then a seventh.</w:t>
-      </w:r>
-      <w:r>
-        <w:rPr>
-          <w:sz w:val="32"/>
-          <w:szCs w:val="32"/>
-        </w:rPr>
-        <w:t xml:space="preserve"> </w:t>
-      </w:r>
-      <w:r>
-        <w:rPr>
-          <w:sz w:val="32"/>
-          <w:szCs w:val="32"/>
-        </w:rPr>
-        <w:t>Now our Analytics dashboard is cluttered.</w:t>
-      </w:r>
-    </w:p>
-    <w:p>
-      <w:pPr>
-        <w:jc w:val="both"/>
-        <w:rPr>
-          <w:sz w:val="32"/>
-          <w:szCs w:val="32"/>
-        </w:rPr>
-      </w:pPr>
-      <w:r>
-        <w:rPr>
-          <w:sz w:val="32"/>
-          <w:szCs w:val="32"/>
-        </w:rPr>
-        <w:t xml:space="preserve"># </w:t>
-      </w:r>
-      <w:r>
-        <w:rPr>
-          <w:sz w:val="32"/>
-          <w:szCs w:val="32"/>
-        </w:rPr>
-        <w:t>Option 2 (Good)</w:t>
-      </w:r>
-      <w:r>
-        <w:rPr>
-          <w:sz w:val="32"/>
-          <w:szCs w:val="32"/>
-        </w:rPr>
-        <w:t xml:space="preserve">. </w:t>
-      </w:r>
-      <w:r>
-        <w:rPr>
-          <w:sz w:val="32"/>
-          <w:szCs w:val="32"/>
-        </w:rPr>
-        <w:t>Use one event:</w:t>
+        <w:t># When we add a sixth project we create another event. Then a seventh. Now our Analytics dashboard is cluttered.</w:t>
+      </w:r>
+    </w:p>
+    <w:p>
+      <w:pPr>
+        <w:jc w:val="both"/>
+        <w:rPr>
+          <w:sz w:val="32"/>
+          <w:szCs w:val="32"/>
+        </w:rPr>
+      </w:pPr>
+      <w:r>
+        <w:rPr>
+          <w:sz w:val="32"/>
+          <w:szCs w:val="32"/>
+        </w:rPr>
+        <w:t># Option 2 (Good). Use one event:</w:t>
       </w:r>
     </w:p>
     <w:p>
@@ -20278,14 +19308,7 @@
           <w:sz w:val="32"/>
           <w:szCs w:val="32"/>
         </w:rPr>
-        <w:t># A</w:t>
-      </w:r>
-      <w:r>
-        <w:rPr>
-          <w:sz w:val="32"/>
-          <w:szCs w:val="32"/>
-        </w:rPr>
-        <w:t>nd pass a parameter:</w:t>
+        <w:t># And pass a parameter:</w:t>
       </w:r>
     </w:p>
     <w:p>
@@ -20332,14 +19355,7 @@
           <w:sz w:val="32"/>
           <w:szCs w:val="32"/>
         </w:rPr>
-        <w:t># O</w:t>
-      </w:r>
-      <w:r>
-        <w:rPr>
-          <w:sz w:val="32"/>
-          <w:szCs w:val="32"/>
-        </w:rPr>
-        <w:t>r</w:t>
+        <w:t># Or</w:t>
       </w:r>
     </w:p>
     <w:p>
@@ -20386,28 +19402,7 @@
           <w:sz w:val="32"/>
           <w:szCs w:val="32"/>
         </w:rPr>
-        <w:t xml:space="preserve"># </w:t>
-      </w:r>
-      <w:r>
-        <w:rPr>
-          <w:sz w:val="32"/>
-          <w:szCs w:val="32"/>
-        </w:rPr>
-        <w:t xml:space="preserve">Now Firebase groups everything under one event, and </w:t>
-      </w:r>
-      <w:r>
-        <w:rPr>
-          <w:sz w:val="32"/>
-          <w:szCs w:val="32"/>
-        </w:rPr>
-        <w:t>we</w:t>
-      </w:r>
-      <w:r>
-        <w:rPr>
-          <w:sz w:val="32"/>
-          <w:szCs w:val="32"/>
-        </w:rPr>
-        <w:t xml:space="preserve"> can filter by</w:t>
+        <w:t># Now Firebase groups everything under one event, and we can filter by</w:t>
       </w:r>
       <w:r>
         <w:rPr>
@@ -20687,7 +19682,6 @@
           <w:sz w:val="32"/>
           <w:szCs w:val="32"/>
         </w:rPr>
-        <w:lastRenderedPageBreak/>
         <w:t xml:space="preserve">    '</w:t>
       </w:r>
       <w:proofErr w:type="spellStart"/>
@@ -20788,6 +19782,7 @@
           <w:sz w:val="32"/>
           <w:szCs w:val="32"/>
         </w:rPr>
+        <w:lastRenderedPageBreak/>
         <w:t>);</w:t>
       </w:r>
     </w:p>
@@ -20820,14 +19815,7 @@
           <w:sz w:val="32"/>
           <w:szCs w:val="32"/>
         </w:rPr>
-        <w:t xml:space="preserve"> Have Types</w:t>
-      </w:r>
-      <w:r>
-        <w:rPr>
-          <w:sz w:val="32"/>
-          <w:szCs w:val="32"/>
-        </w:rPr>
-        <w:t xml:space="preserve">. </w:t>
+        <w:t xml:space="preserve"> Have Types. </w:t>
       </w:r>
       <w:r>
         <w:rPr>
@@ -20843,35 +19831,7 @@
           <w:sz w:val="32"/>
           <w:szCs w:val="32"/>
         </w:rPr>
-        <w:t xml:space="preserve"> supports different value types.</w:t>
-      </w:r>
-      <w:r>
-        <w:rPr>
-          <w:sz w:val="32"/>
-          <w:szCs w:val="32"/>
-        </w:rPr>
-        <w:t xml:space="preserve"> </w:t>
-      </w:r>
-      <w:r>
-        <w:rPr>
-          <w:sz w:val="32"/>
-          <w:szCs w:val="32"/>
-        </w:rPr>
-        <w:t xml:space="preserve">Different types let </w:t>
-      </w:r>
-      <w:r>
-        <w:rPr>
-          <w:sz w:val="32"/>
-          <w:szCs w:val="32"/>
-        </w:rPr>
-        <w:t>us</w:t>
-      </w:r>
-      <w:r>
-        <w:rPr>
-          <w:sz w:val="32"/>
-          <w:szCs w:val="32"/>
-        </w:rPr>
-        <w:t xml:space="preserve"> analyze data more effectively.</w:t>
+        <w:t xml:space="preserve"> supports different value types. Different types let us analyze data more effectively.</w:t>
       </w:r>
     </w:p>
     <w:p>
@@ -21163,14 +20123,7 @@
           <w:sz w:val="32"/>
           <w:szCs w:val="32"/>
         </w:rPr>
-        <w:t xml:space="preserve"># </w:t>
-      </w:r>
-      <w:r>
-        <w:rPr>
-          <w:sz w:val="32"/>
-          <w:szCs w:val="32"/>
-        </w:rPr>
-        <w:t>Suppose after one month our dashboard shows:</w:t>
+        <w:t># Suppose after one month our dashboard shows:</w:t>
       </w:r>
     </w:p>
     <w:tbl>
@@ -21465,116 +20418,88 @@
           <w:sz w:val="32"/>
           <w:szCs w:val="32"/>
         </w:rPr>
+        <w:t xml:space="preserve"># Without </w:t>
+      </w:r>
+      <w:proofErr w:type="gramStart"/>
+      <w:r>
+        <w:rPr>
+          <w:b/>
+          <w:bCs/>
+          <w:sz w:val="32"/>
+          <w:szCs w:val="32"/>
+        </w:rPr>
+        <w:t>parameters:</w:t>
+      </w:r>
+      <w:r>
+        <w:rPr>
+          <w:sz w:val="32"/>
+          <w:szCs w:val="32"/>
+        </w:rPr>
+        <w:t>,</w:t>
+      </w:r>
+      <w:proofErr w:type="gramEnd"/>
+      <w:r>
+        <w:rPr>
+          <w:sz w:val="32"/>
+          <w:szCs w:val="32"/>
+        </w:rPr>
+        <w:t xml:space="preserve"> we'd only know. That’s much less useful</w:t>
+      </w:r>
+    </w:p>
+    <w:p>
+      <w:pPr>
+        <w:jc w:val="both"/>
+        <w:rPr>
+          <w:b/>
+          <w:bCs/>
+          <w:sz w:val="32"/>
+          <w:szCs w:val="32"/>
+        </w:rPr>
+      </w:pPr>
+      <w:proofErr w:type="spellStart"/>
+      <w:r>
+        <w:rPr>
+          <w:b/>
+          <w:bCs/>
+          <w:sz w:val="32"/>
+          <w:szCs w:val="32"/>
+        </w:rPr>
+        <w:t>project_opened</w:t>
+      </w:r>
+      <w:proofErr w:type="spellEnd"/>
+      <w:r>
+        <w:rPr>
+          <w:b/>
+          <w:bCs/>
+          <w:sz w:val="32"/>
+          <w:szCs w:val="32"/>
+        </w:rPr>
+        <w:t xml:space="preserve"> = 878</w:t>
+      </w:r>
+    </w:p>
+    <w:p>
+      <w:pPr>
+        <w:jc w:val="both"/>
+        <w:rPr>
+          <w:sz w:val="32"/>
+          <w:szCs w:val="32"/>
+        </w:rPr>
+      </w:pPr>
+    </w:p>
+    <w:p>
+      <w:pPr>
+        <w:jc w:val="center"/>
+        <w:rPr>
+          <w:sz w:val="32"/>
+          <w:szCs w:val="32"/>
+        </w:rPr>
+      </w:pPr>
+      <w:r>
+        <w:rPr>
+          <w:sz w:val="32"/>
+          <w:szCs w:val="32"/>
+        </w:rPr>
         <w:lastRenderedPageBreak/>
-        <w:t xml:space="preserve"># </w:t>
-      </w:r>
-      <w:r>
-        <w:rPr>
-          <w:sz w:val="32"/>
-          <w:szCs w:val="32"/>
-        </w:rPr>
-        <w:t xml:space="preserve">Without </w:t>
-      </w:r>
-      <w:proofErr w:type="gramStart"/>
-      <w:r>
-        <w:rPr>
-          <w:b/>
-          <w:bCs/>
-          <w:sz w:val="32"/>
-          <w:szCs w:val="32"/>
-        </w:rPr>
-        <w:t>parameters:</w:t>
-      </w:r>
-      <w:r>
-        <w:rPr>
-          <w:sz w:val="32"/>
-          <w:szCs w:val="32"/>
-        </w:rPr>
-        <w:t>,</w:t>
-      </w:r>
-      <w:proofErr w:type="gramEnd"/>
-      <w:r>
-        <w:rPr>
-          <w:sz w:val="32"/>
-          <w:szCs w:val="32"/>
-        </w:rPr>
-        <w:t xml:space="preserve"> </w:t>
-      </w:r>
-      <w:r>
-        <w:rPr>
-          <w:sz w:val="32"/>
-          <w:szCs w:val="32"/>
-        </w:rPr>
-        <w:t>we</w:t>
-      </w:r>
-      <w:r>
-        <w:rPr>
-          <w:sz w:val="32"/>
-          <w:szCs w:val="32"/>
-        </w:rPr>
-        <w:t>'d only know</w:t>
-      </w:r>
-      <w:r>
-        <w:rPr>
-          <w:sz w:val="32"/>
-          <w:szCs w:val="32"/>
-        </w:rPr>
-        <w:t>. That’s much less useful</w:t>
-      </w:r>
-    </w:p>
-    <w:p>
-      <w:pPr>
-        <w:jc w:val="both"/>
-        <w:rPr>
-          <w:b/>
-          <w:bCs/>
-          <w:sz w:val="32"/>
-          <w:szCs w:val="32"/>
-        </w:rPr>
-      </w:pPr>
-      <w:proofErr w:type="spellStart"/>
-      <w:r>
-        <w:rPr>
-          <w:b/>
-          <w:bCs/>
-          <w:sz w:val="32"/>
-          <w:szCs w:val="32"/>
-        </w:rPr>
-        <w:t>project_opened</w:t>
-      </w:r>
-      <w:proofErr w:type="spellEnd"/>
-      <w:r>
-        <w:rPr>
-          <w:b/>
-          <w:bCs/>
-          <w:sz w:val="32"/>
-          <w:szCs w:val="32"/>
-        </w:rPr>
-        <w:t xml:space="preserve"> = 878</w:t>
-      </w:r>
-    </w:p>
-    <w:p>
-      <w:pPr>
-        <w:jc w:val="both"/>
-        <w:rPr>
-          <w:sz w:val="32"/>
-          <w:szCs w:val="32"/>
-        </w:rPr>
-      </w:pPr>
-    </w:p>
-    <w:p>
-      <w:pPr>
-        <w:jc w:val="center"/>
-        <w:rPr>
-          <w:sz w:val="32"/>
-          <w:szCs w:val="32"/>
-        </w:rPr>
-      </w:pPr>
-      <w:r>
-        <w:rPr>
-          <w:sz w:val="32"/>
-          <w:szCs w:val="32"/>
-        </w:rPr>
         <w:t>Break</w:t>
       </w:r>
     </w:p>
@@ -21620,28 +20545,7 @@
           <w:sz w:val="32"/>
           <w:szCs w:val="32"/>
         </w:rPr>
-        <w:t xml:space="preserve"># </w:t>
-      </w:r>
-      <w:r>
-        <w:rPr>
-          <w:sz w:val="32"/>
-          <w:szCs w:val="32"/>
-        </w:rPr>
-        <w:t xml:space="preserve">User Properties </w:t>
-      </w:r>
-      <w:r>
-        <w:rPr>
-          <w:sz w:val="32"/>
-          <w:szCs w:val="32"/>
-        </w:rPr>
-        <w:t>is the</w:t>
-      </w:r>
-      <w:r>
-        <w:rPr>
-          <w:sz w:val="32"/>
-          <w:szCs w:val="32"/>
-        </w:rPr>
-        <w:t xml:space="preserve"> Information about the user that stays relatively consistent over time.</w:t>
+        <w:t># User Properties is the Information about the user that stays relatively consistent over time.</w:t>
       </w:r>
     </w:p>
     <w:p>
@@ -21856,35 +20760,7 @@
           <w:sz w:val="32"/>
           <w:szCs w:val="32"/>
         </w:rPr>
-        <w:t xml:space="preserve"># </w:t>
-      </w:r>
-      <w:r>
-        <w:rPr>
-          <w:sz w:val="32"/>
-          <w:szCs w:val="32"/>
-        </w:rPr>
-        <w:t>Imagine two visitors.</w:t>
-      </w:r>
-      <w:r>
-        <w:rPr>
-          <w:sz w:val="32"/>
-          <w:szCs w:val="32"/>
-        </w:rPr>
-        <w:t xml:space="preserve"> </w:t>
-      </w:r>
-      <w:r>
-        <w:rPr>
-          <w:sz w:val="32"/>
-          <w:szCs w:val="32"/>
-        </w:rPr>
-        <w:t>User A</w:t>
-      </w:r>
-      <w:r>
-        <w:rPr>
-          <w:sz w:val="32"/>
-          <w:szCs w:val="32"/>
-        </w:rPr>
-        <w:t>:</w:t>
+        <w:t># Imagine two visitors. User A:</w:t>
       </w:r>
     </w:p>
     <w:p>
@@ -21944,7 +20820,6 @@
           <w:sz w:val="28"/>
           <w:szCs w:val="28"/>
         </w:rPr>
-        <w:lastRenderedPageBreak/>
         <w:t>Device = Desktop</w:t>
       </w:r>
     </w:p>
@@ -21961,21 +20836,7 @@
           <w:sz w:val="32"/>
           <w:szCs w:val="32"/>
         </w:rPr>
-        <w:t xml:space="preserve"># </w:t>
-      </w:r>
-      <w:r>
-        <w:rPr>
-          <w:sz w:val="32"/>
-          <w:szCs w:val="32"/>
-        </w:rPr>
-        <w:t>User B</w:t>
-      </w:r>
-      <w:r>
-        <w:rPr>
-          <w:sz w:val="32"/>
-          <w:szCs w:val="32"/>
-        </w:rPr>
-        <w:t>:</w:t>
+        <w:t># User B:</w:t>
       </w:r>
     </w:p>
     <w:p>
@@ -22035,6 +20896,7 @@
           <w:sz w:val="28"/>
           <w:szCs w:val="28"/>
         </w:rPr>
+        <w:lastRenderedPageBreak/>
         <w:t>Device = Mobile</w:t>
       </w:r>
     </w:p>
@@ -22051,28 +20913,7 @@
           <w:sz w:val="32"/>
           <w:szCs w:val="32"/>
         </w:rPr>
-        <w:t xml:space="preserve"># </w:t>
-      </w:r>
-      <w:r>
-        <w:rPr>
-          <w:sz w:val="32"/>
-          <w:szCs w:val="32"/>
-        </w:rPr>
-        <w:t xml:space="preserve">When both click our Weather App project, Firebase can help </w:t>
-      </w:r>
-      <w:r>
-        <w:rPr>
-          <w:sz w:val="32"/>
-          <w:szCs w:val="32"/>
-        </w:rPr>
-        <w:t>us</w:t>
-      </w:r>
-      <w:r>
-        <w:rPr>
-          <w:sz w:val="32"/>
-          <w:szCs w:val="32"/>
-        </w:rPr>
-        <w:t xml:space="preserve"> compare behavior by these properties.</w:t>
+        <w:t># When both click our Weather App project, Firebase can help us compare behavior by these properties.</w:t>
       </w:r>
     </w:p>
     <w:p>
@@ -22113,28 +20954,7 @@
           <w:sz w:val="32"/>
           <w:szCs w:val="32"/>
         </w:rPr>
-        <w:t xml:space="preserve"># </w:t>
-      </w:r>
-      <w:r>
-        <w:rPr>
-          <w:sz w:val="32"/>
-          <w:szCs w:val="32"/>
-        </w:rPr>
-        <w:t>Suppose our portfolio has a light/dark theme switch.</w:t>
-      </w:r>
-      <w:r>
-        <w:rPr>
-          <w:sz w:val="32"/>
-          <w:szCs w:val="32"/>
-        </w:rPr>
-        <w:t xml:space="preserve"> </w:t>
-      </w:r>
-      <w:r>
-        <w:rPr>
-          <w:sz w:val="32"/>
-          <w:szCs w:val="32"/>
-        </w:rPr>
-        <w:t xml:space="preserve">When the user changes </w:t>
+        <w:t xml:space="preserve"># Suppose our portfolio has a light/dark theme switch. When the user changes </w:t>
       </w:r>
       <w:proofErr w:type="gramStart"/>
       <w:r>
@@ -22150,14 +20970,7 @@
           <w:sz w:val="32"/>
           <w:szCs w:val="32"/>
         </w:rPr>
-        <w:t xml:space="preserve"> the below code runs.</w:t>
-      </w:r>
-      <w:r>
-        <w:rPr>
-          <w:sz w:val="32"/>
-          <w:szCs w:val="32"/>
-        </w:rPr>
-        <w:t xml:space="preserve"> Now every future event from that user can be analyzed based on the theme property.</w:t>
+        <w:t xml:space="preserve"> the below code runs. Now every future event from that user can be analyzed based on the theme property.</w:t>
       </w:r>
     </w:p>
     <w:p>
@@ -22511,7 +21324,6 @@
           <w:sz w:val="32"/>
           <w:szCs w:val="32"/>
         </w:rPr>
-        <w:lastRenderedPageBreak/>
         <w:t># Another example, suppose our app supports multiple languages then set it as User Property so later we can answer:</w:t>
       </w:r>
     </w:p>
@@ -22576,6 +21388,7 @@
           <w:sz w:val="32"/>
           <w:szCs w:val="32"/>
         </w:rPr>
+        <w:lastRenderedPageBreak/>
         <w:t xml:space="preserve">await </w:t>
       </w:r>
       <w:proofErr w:type="spellStart"/>
@@ -22895,49 +21708,7 @@
           <w:sz w:val="32"/>
           <w:szCs w:val="32"/>
         </w:rPr>
-        <w:t># T</w:t>
-      </w:r>
-      <w:r>
-        <w:rPr>
-          <w:sz w:val="32"/>
-          <w:szCs w:val="32"/>
-        </w:rPr>
-        <w:t xml:space="preserve">hese belong as events, not </w:t>
-      </w:r>
-      <w:r>
-        <w:rPr>
-          <w:sz w:val="32"/>
-          <w:szCs w:val="32"/>
-        </w:rPr>
-        <w:t>U</w:t>
-      </w:r>
-      <w:r>
-        <w:rPr>
-          <w:sz w:val="32"/>
-          <w:szCs w:val="32"/>
-        </w:rPr>
-        <w:t xml:space="preserve">ser </w:t>
-      </w:r>
-      <w:r>
-        <w:rPr>
-          <w:sz w:val="32"/>
-          <w:szCs w:val="32"/>
-        </w:rPr>
-        <w:t>P</w:t>
-      </w:r>
-      <w:r>
-        <w:rPr>
-          <w:sz w:val="32"/>
-          <w:szCs w:val="32"/>
-        </w:rPr>
-        <w:t>roperties</w:t>
-      </w:r>
-      <w:r>
-        <w:rPr>
-          <w:sz w:val="32"/>
-          <w:szCs w:val="32"/>
-        </w:rPr>
-        <w:t xml:space="preserve"> because they are actions:</w:t>
+        <w:t># These belong as events, not User Properties because they are actions:</w:t>
       </w:r>
     </w:p>
     <w:p>
@@ -23058,35 +21829,7 @@
           <w:sz w:val="32"/>
           <w:szCs w:val="32"/>
         </w:rPr>
-        <w:t xml:space="preserve"># </w:t>
-      </w:r>
-      <w:r>
-        <w:rPr>
-          <w:sz w:val="32"/>
-          <w:szCs w:val="32"/>
-        </w:rPr>
-        <w:t>Good examples</w:t>
-      </w:r>
-      <w:r>
-        <w:rPr>
-          <w:sz w:val="32"/>
-          <w:szCs w:val="32"/>
-        </w:rPr>
-        <w:t xml:space="preserve">. </w:t>
-      </w:r>
-      <w:r>
-        <w:rPr>
-          <w:sz w:val="32"/>
-          <w:szCs w:val="32"/>
-        </w:rPr>
-        <w:t>These don't change every few seconds</w:t>
-      </w:r>
-      <w:r>
-        <w:rPr>
-          <w:sz w:val="32"/>
-          <w:szCs w:val="32"/>
-        </w:rPr>
-        <w:t>:</w:t>
+        <w:t># Good examples. These don't change every few seconds:</w:t>
       </w:r>
     </w:p>
     <w:p>
@@ -23107,7 +21850,6 @@
           <w:sz w:val="32"/>
           <w:szCs w:val="32"/>
         </w:rPr>
-        <w:lastRenderedPageBreak/>
         <w:t>Theme</w:t>
       </w:r>
     </w:p>
@@ -23213,6 +21955,7 @@
           <w:sz w:val="32"/>
           <w:szCs w:val="32"/>
         </w:rPr>
+        <w:lastRenderedPageBreak/>
         <w:t>Region (if our app defines regions)</w:t>
       </w:r>
     </w:p>
@@ -23238,37 +21981,23 @@
           <w:sz w:val="32"/>
           <w:szCs w:val="32"/>
         </w:rPr>
-        <w:t>Common Mistake</w:t>
-      </w:r>
-      <w:r>
-        <w:rPr>
-          <w:sz w:val="32"/>
-          <w:szCs w:val="32"/>
-        </w:rPr>
-        <w:t>:</w:t>
-      </w:r>
-    </w:p>
-    <w:p>
-      <w:pPr>
-        <w:jc w:val="both"/>
-        <w:rPr>
-          <w:sz w:val="32"/>
-          <w:szCs w:val="32"/>
-        </w:rPr>
-      </w:pPr>
-      <w:r>
-        <w:rPr>
-          <w:sz w:val="32"/>
-          <w:szCs w:val="32"/>
-        </w:rPr>
-        <w:t xml:space="preserve"># </w:t>
-      </w:r>
-      <w:r>
-        <w:rPr>
-          <w:sz w:val="32"/>
-          <w:szCs w:val="32"/>
-        </w:rPr>
-        <w:t>Imagine this:</w:t>
+        <w:t>Common Mistake:</w:t>
+      </w:r>
+    </w:p>
+    <w:p>
+      <w:pPr>
+        <w:jc w:val="both"/>
+        <w:rPr>
+          <w:sz w:val="32"/>
+          <w:szCs w:val="32"/>
+        </w:rPr>
+      </w:pPr>
+      <w:r>
+        <w:rPr>
+          <w:sz w:val="32"/>
+          <w:szCs w:val="32"/>
+        </w:rPr>
+        <w:t># Imagine this:</w:t>
       </w:r>
     </w:p>
     <w:p>
@@ -23418,14 +22147,7 @@
           <w:sz w:val="32"/>
           <w:szCs w:val="32"/>
         </w:rPr>
-        <w:t xml:space="preserve"># </w:t>
-      </w:r>
-      <w:r>
-        <w:rPr>
-          <w:sz w:val="32"/>
-          <w:szCs w:val="32"/>
-        </w:rPr>
-        <w:t>Then the user opens another project:</w:t>
+        <w:t># Then the user opens another project:</w:t>
       </w:r>
     </w:p>
     <w:p>
@@ -23575,29 +22297,172 @@
           <w:sz w:val="32"/>
           <w:szCs w:val="32"/>
         </w:rPr>
-        <w:t># We</w:t>
-      </w:r>
-      <w:r>
-        <w:rPr>
-          <w:sz w:val="32"/>
-          <w:szCs w:val="32"/>
-        </w:rPr>
-        <w:t xml:space="preserve"> just lost the previous value.</w:t>
-      </w:r>
-      <w:r>
-        <w:rPr>
+        <w:t># We just lost the previous value. That's why "</w:t>
+      </w:r>
+      <w:proofErr w:type="spellStart"/>
+      <w:r>
+        <w:rPr>
+          <w:b/>
+          <w:bCs/>
+          <w:sz w:val="32"/>
+          <w:szCs w:val="32"/>
+        </w:rPr>
+        <w:t>project_opened</w:t>
+      </w:r>
+      <w:proofErr w:type="spellEnd"/>
+      <w:r>
+        <w:rPr>
+          <w:sz w:val="32"/>
+          <w:szCs w:val="32"/>
+        </w:rPr>
+        <w:t>" should be an event, not a User Property.</w:t>
+      </w:r>
+    </w:p>
+    <w:p>
+      <w:pPr>
+        <w:jc w:val="both"/>
+        <w:rPr>
+          <w:sz w:val="32"/>
+          <w:szCs w:val="32"/>
+        </w:rPr>
+      </w:pPr>
+      <w:r>
+        <w:rPr>
+          <w:sz w:val="32"/>
+          <w:szCs w:val="32"/>
+        </w:rPr>
+        <w:t># Ask yourself “If the user does this again tomorrow, should I overwrite the old value?”. If the answer is yes, it's probably not a User Property. If the answer is No, it might be one.</w:t>
+      </w:r>
+    </w:p>
+    <w:p>
+      <w:pPr>
+        <w:jc w:val="both"/>
+        <w:rPr>
+          <w:sz w:val="32"/>
+          <w:szCs w:val="32"/>
+        </w:rPr>
+      </w:pPr>
+    </w:p>
+    <w:p>
+      <w:pPr>
+        <w:jc w:val="center"/>
+        <w:rPr>
+          <w:sz w:val="32"/>
+          <w:szCs w:val="32"/>
+        </w:rPr>
+      </w:pPr>
+      <w:r>
+        <w:rPr>
+          <w:sz w:val="32"/>
+          <w:szCs w:val="32"/>
+        </w:rPr>
+        <w:t>Break</w:t>
+      </w:r>
+    </w:p>
+    <w:p>
+      <w:pPr>
+        <w:jc w:val="both"/>
+        <w:rPr>
+          <w:sz w:val="32"/>
+          <w:szCs w:val="32"/>
+        </w:rPr>
+      </w:pPr>
+    </w:p>
+    <w:p>
+      <w:pPr>
+        <w:jc w:val="both"/>
+        <w:rPr>
+          <w:b/>
+          <w:bCs/>
+          <w:sz w:val="32"/>
+          <w:szCs w:val="32"/>
+        </w:rPr>
+      </w:pPr>
+      <w:proofErr w:type="spellStart"/>
+      <w:r>
+        <w:rPr>
+          <w:b/>
+          <w:bCs/>
+          <w:sz w:val="32"/>
+          <w:szCs w:val="32"/>
+        </w:rPr>
+        <w:t>DebugView</w:t>
+      </w:r>
+      <w:proofErr w:type="spellEnd"/>
+      <w:r>
+        <w:rPr>
+          <w:b/>
+          <w:bCs/>
+          <w:sz w:val="32"/>
+          <w:szCs w:val="32"/>
+        </w:rPr>
+        <w:t xml:space="preserve"> in Firebase Analytics (Most Useful):</w:t>
+      </w:r>
+    </w:p>
+    <w:p>
+      <w:pPr>
+        <w:jc w:val="both"/>
+        <w:rPr>
+          <w:sz w:val="32"/>
+          <w:szCs w:val="32"/>
+        </w:rPr>
+      </w:pPr>
+      <w:r>
+        <w:rPr>
+          <w:sz w:val="32"/>
+          <w:szCs w:val="32"/>
+        </w:rPr>
+        <w:t>#</w:t>
+      </w:r>
+      <w:r>
+        <w:rPr>
+          <w:b/>
+          <w:bCs/>
+          <w:sz w:val="32"/>
+          <w:szCs w:val="32"/>
+        </w:rPr>
+        <w:t xml:space="preserve"> Firebase</w:t>
+      </w:r>
+      <w:r>
+        <w:rPr>
+          <w:sz w:val="32"/>
+          <w:szCs w:val="32"/>
+        </w:rPr>
+        <w:t xml:space="preserve"> Google Analytics is built for millions or even billions of events. To process that volume efficiently, most reports are not </w:t>
+      </w:r>
+      <w:r>
+        <w:rPr>
+          <w:sz w:val="32"/>
+          <w:szCs w:val="32"/>
+        </w:rPr>
+        <w:lastRenderedPageBreak/>
+        <w:t>updated instantly. Standard reports can take from several minutes to many hours to fully reflect new data.</w:t>
+      </w:r>
+    </w:p>
+    <w:p>
+      <w:pPr>
+        <w:jc w:val="both"/>
+        <w:rPr>
+          <w:sz w:val="32"/>
+          <w:szCs w:val="32"/>
+        </w:rPr>
+      </w:pPr>
+      <w:r>
+        <w:rPr>
+          <w:sz w:val="32"/>
+          <w:szCs w:val="32"/>
+        </w:rPr>
+        <w:t># That's why Google provides</w:t>
+      </w:r>
+      <w:r>
+        <w:rPr>
+          <w:b/>
+          <w:bCs/>
           <w:sz w:val="32"/>
           <w:szCs w:val="32"/>
         </w:rPr>
         <w:t xml:space="preserve"> </w:t>
       </w:r>
-      <w:r>
-        <w:rPr>
-          <w:sz w:val="32"/>
-          <w:szCs w:val="32"/>
-        </w:rPr>
-        <w:t>That's why "</w:t>
-      </w:r>
       <w:proofErr w:type="spellStart"/>
       <w:r>
         <w:rPr>
@@ -23606,7 +22471,7 @@
           <w:sz w:val="32"/>
           <w:szCs w:val="32"/>
         </w:rPr>
-        <w:t>project_opened</w:t>
+        <w:t>DebugView</w:t>
       </w:r>
       <w:proofErr w:type="spellEnd"/>
       <w:r>
@@ -23614,323 +22479,6 @@
           <w:sz w:val="32"/>
           <w:szCs w:val="32"/>
         </w:rPr>
-        <w:t>" should be an event, not a</w:t>
-      </w:r>
-      <w:r>
-        <w:rPr>
-          <w:sz w:val="32"/>
-          <w:szCs w:val="32"/>
-        </w:rPr>
-        <w:t xml:space="preserve"> U</w:t>
-      </w:r>
-      <w:r>
-        <w:rPr>
-          <w:sz w:val="32"/>
-          <w:szCs w:val="32"/>
-        </w:rPr>
-        <w:t xml:space="preserve">ser </w:t>
-      </w:r>
-      <w:r>
-        <w:rPr>
-          <w:sz w:val="32"/>
-          <w:szCs w:val="32"/>
-        </w:rPr>
-        <w:t>P</w:t>
-      </w:r>
-      <w:r>
-        <w:rPr>
-          <w:sz w:val="32"/>
-          <w:szCs w:val="32"/>
-        </w:rPr>
-        <w:t>roperty.</w:t>
-      </w:r>
-    </w:p>
-    <w:p>
-      <w:pPr>
-        <w:jc w:val="both"/>
-        <w:rPr>
-          <w:sz w:val="32"/>
-          <w:szCs w:val="32"/>
-        </w:rPr>
-      </w:pPr>
-      <w:r>
-        <w:rPr>
-          <w:sz w:val="32"/>
-          <w:szCs w:val="32"/>
-        </w:rPr>
-        <w:t xml:space="preserve"># </w:t>
-      </w:r>
-      <w:r>
-        <w:rPr>
-          <w:sz w:val="32"/>
-          <w:szCs w:val="32"/>
-        </w:rPr>
-        <w:t>Ask yourself</w:t>
-      </w:r>
-      <w:r>
-        <w:rPr>
-          <w:sz w:val="32"/>
-          <w:szCs w:val="32"/>
-        </w:rPr>
-        <w:t xml:space="preserve"> “</w:t>
-      </w:r>
-      <w:r>
-        <w:rPr>
-          <w:sz w:val="32"/>
-          <w:szCs w:val="32"/>
-        </w:rPr>
-        <w:t>If the user does this again tomorrow, should I overwrite the old value?</w:t>
-      </w:r>
-      <w:r>
-        <w:rPr>
-          <w:sz w:val="32"/>
-          <w:szCs w:val="32"/>
-        </w:rPr>
-        <w:t xml:space="preserve">”. </w:t>
-      </w:r>
-      <w:r>
-        <w:rPr>
-          <w:sz w:val="32"/>
-          <w:szCs w:val="32"/>
-        </w:rPr>
-        <w:t xml:space="preserve">If the answer is yes, it's probably not a </w:t>
-      </w:r>
-      <w:r>
-        <w:rPr>
-          <w:sz w:val="32"/>
-          <w:szCs w:val="32"/>
-        </w:rPr>
-        <w:t>U</w:t>
-      </w:r>
-      <w:r>
-        <w:rPr>
-          <w:sz w:val="32"/>
-          <w:szCs w:val="32"/>
-        </w:rPr>
-        <w:t xml:space="preserve">ser </w:t>
-      </w:r>
-      <w:r>
-        <w:rPr>
-          <w:sz w:val="32"/>
-          <w:szCs w:val="32"/>
-        </w:rPr>
-        <w:t>P</w:t>
-      </w:r>
-      <w:r>
-        <w:rPr>
-          <w:sz w:val="32"/>
-          <w:szCs w:val="32"/>
-        </w:rPr>
-        <w:t>roperty.</w:t>
-      </w:r>
-      <w:r>
-        <w:rPr>
-          <w:sz w:val="32"/>
-          <w:szCs w:val="32"/>
-        </w:rPr>
-        <w:t xml:space="preserve"> </w:t>
-      </w:r>
-      <w:r>
-        <w:rPr>
-          <w:sz w:val="32"/>
-          <w:szCs w:val="32"/>
-        </w:rPr>
-        <w:t xml:space="preserve">If the answer is </w:t>
-      </w:r>
-      <w:r>
-        <w:rPr>
-          <w:sz w:val="32"/>
-          <w:szCs w:val="32"/>
-        </w:rPr>
-        <w:t>N</w:t>
-      </w:r>
-      <w:r>
-        <w:rPr>
-          <w:sz w:val="32"/>
-          <w:szCs w:val="32"/>
-        </w:rPr>
-        <w:t>o, it might be one.</w:t>
-      </w:r>
-    </w:p>
-    <w:p>
-      <w:pPr>
-        <w:jc w:val="both"/>
-        <w:rPr>
-          <w:sz w:val="32"/>
-          <w:szCs w:val="32"/>
-        </w:rPr>
-      </w:pPr>
-    </w:p>
-    <w:p>
-      <w:pPr>
-        <w:jc w:val="center"/>
-        <w:rPr>
-          <w:sz w:val="32"/>
-          <w:szCs w:val="32"/>
-        </w:rPr>
-      </w:pPr>
-      <w:r>
-        <w:rPr>
-          <w:sz w:val="32"/>
-          <w:szCs w:val="32"/>
-        </w:rPr>
-        <w:t>Break</w:t>
-      </w:r>
-    </w:p>
-    <w:p>
-      <w:pPr>
-        <w:jc w:val="both"/>
-        <w:rPr>
-          <w:sz w:val="32"/>
-          <w:szCs w:val="32"/>
-        </w:rPr>
-      </w:pPr>
-    </w:p>
-    <w:p>
-      <w:pPr>
-        <w:jc w:val="both"/>
-        <w:rPr>
-          <w:b/>
-          <w:bCs/>
-          <w:sz w:val="32"/>
-          <w:szCs w:val="32"/>
-        </w:rPr>
-      </w:pPr>
-      <w:proofErr w:type="spellStart"/>
-      <w:r>
-        <w:rPr>
-          <w:b/>
-          <w:bCs/>
-          <w:sz w:val="32"/>
-          <w:szCs w:val="32"/>
-        </w:rPr>
-        <w:t>DebugView</w:t>
-      </w:r>
-      <w:proofErr w:type="spellEnd"/>
-      <w:r>
-        <w:rPr>
-          <w:b/>
-          <w:bCs/>
-          <w:sz w:val="32"/>
-          <w:szCs w:val="32"/>
-        </w:rPr>
-        <w:t xml:space="preserve"> in Firebase Analytics (Most Useful):</w:t>
-      </w:r>
-    </w:p>
-    <w:p>
-      <w:pPr>
-        <w:jc w:val="both"/>
-        <w:rPr>
-          <w:sz w:val="32"/>
-          <w:szCs w:val="32"/>
-        </w:rPr>
-      </w:pPr>
-      <w:r>
-        <w:rPr>
-          <w:sz w:val="32"/>
-          <w:szCs w:val="32"/>
-        </w:rPr>
-        <w:t>#</w:t>
-      </w:r>
-      <w:r>
-        <w:rPr>
-          <w:b/>
-          <w:bCs/>
-          <w:sz w:val="32"/>
-          <w:szCs w:val="32"/>
-        </w:rPr>
-        <w:t xml:space="preserve"> Firebase</w:t>
-      </w:r>
-      <w:r>
-        <w:rPr>
-          <w:sz w:val="32"/>
-          <w:szCs w:val="32"/>
-        </w:rPr>
-        <w:t xml:space="preserve"> Google</w:t>
-      </w:r>
-      <w:r>
-        <w:rPr>
-          <w:sz w:val="32"/>
-          <w:szCs w:val="32"/>
-        </w:rPr>
-        <w:t xml:space="preserve"> Analytics is built for millions</w:t>
-      </w:r>
-      <w:r>
-        <w:rPr>
-          <w:sz w:val="32"/>
-          <w:szCs w:val="32"/>
-        </w:rPr>
-        <w:t xml:space="preserve"> or </w:t>
-      </w:r>
-      <w:r>
-        <w:rPr>
-          <w:sz w:val="32"/>
-          <w:szCs w:val="32"/>
-        </w:rPr>
-        <w:t>even billions</w:t>
-      </w:r>
-      <w:r>
-        <w:rPr>
-          <w:sz w:val="32"/>
-          <w:szCs w:val="32"/>
-        </w:rPr>
-        <w:t xml:space="preserve"> </w:t>
-      </w:r>
-      <w:r>
-        <w:rPr>
-          <w:sz w:val="32"/>
-          <w:szCs w:val="32"/>
-        </w:rPr>
-        <w:t>of events. To process that volume efficiently, most reports are not updated instantly. Standard reports can take from several minutes to many hours to fully reflect new data.</w:t>
-      </w:r>
-    </w:p>
-    <w:p>
-      <w:pPr>
-        <w:jc w:val="both"/>
-        <w:rPr>
-          <w:sz w:val="32"/>
-          <w:szCs w:val="32"/>
-        </w:rPr>
-      </w:pPr>
-      <w:r>
-        <w:rPr>
-          <w:sz w:val="32"/>
-          <w:szCs w:val="32"/>
-        </w:rPr>
-        <w:t xml:space="preserve"># </w:t>
-      </w:r>
-      <w:r>
-        <w:rPr>
-          <w:sz w:val="32"/>
-          <w:szCs w:val="32"/>
-        </w:rPr>
-        <w:t>That's why Google provides</w:t>
-      </w:r>
-      <w:r>
-        <w:rPr>
-          <w:b/>
-          <w:bCs/>
-          <w:sz w:val="32"/>
-          <w:szCs w:val="32"/>
-        </w:rPr>
-        <w:t xml:space="preserve"> </w:t>
-      </w:r>
-      <w:proofErr w:type="spellStart"/>
-      <w:r>
-        <w:rPr>
-          <w:b/>
-          <w:bCs/>
-          <w:sz w:val="32"/>
-          <w:szCs w:val="32"/>
-        </w:rPr>
-        <w:t>DebugView</w:t>
-      </w:r>
-      <w:proofErr w:type="spellEnd"/>
-      <w:r>
-        <w:rPr>
-          <w:sz w:val="32"/>
-          <w:szCs w:val="32"/>
-        </w:rPr>
         <w:t>, a special view where events appear almost immediately from devices running in debug mode.</w:t>
       </w:r>
     </w:p>
@@ -23972,14 +22520,7 @@
           <w:sz w:val="32"/>
           <w:szCs w:val="32"/>
         </w:rPr>
-        <w:t xml:space="preserve"># When we’re building a feature, our workflow should look like this. </w:t>
-      </w:r>
-      <w:r>
-        <w:rPr>
-          <w:sz w:val="32"/>
-          <w:szCs w:val="32"/>
-        </w:rPr>
-        <w:t>Don't keep checking the standard Analytics reports while developing.</w:t>
+        <w:t># When we’re building a feature, our workflow should look like this. Don't keep checking the standard Analytics reports while developing.</w:t>
       </w:r>
     </w:p>
     <w:p>
@@ -24304,6 +22845,7 @@
           <w:sz w:val="32"/>
           <w:szCs w:val="32"/>
         </w:rPr>
+        <w:lastRenderedPageBreak/>
         <w:t xml:space="preserve">await </w:t>
       </w:r>
       <w:proofErr w:type="spellStart"/>
@@ -24501,7 +23043,7 @@
       <w:pPr>
         <w:jc w:val="both"/>
         <w:rPr>
-          <w:rFonts w:ascii="Segoe UI Emoji" w:hAnsi="Segoe UI Emoji" w:cs="Segoe UI Emoji"/>
+          <w:rFonts w:cs="Segoe UI Emoji"/>
           <w:b/>
           <w:bCs/>
           <w:sz w:val="28"/>
@@ -24761,29 +23303,7 @@
           <w:sz w:val="32"/>
           <w:szCs w:val="32"/>
         </w:rPr>
-        <w:lastRenderedPageBreak/>
-        <w:t xml:space="preserve"># </w:t>
-      </w:r>
-      <w:r>
-        <w:rPr>
-          <w:sz w:val="32"/>
-          <w:szCs w:val="32"/>
-        </w:rPr>
-        <w:t xml:space="preserve">Imagine </w:t>
-      </w:r>
-      <w:r>
-        <w:rPr>
-          <w:sz w:val="32"/>
-          <w:szCs w:val="32"/>
-        </w:rPr>
-        <w:t>we</w:t>
-      </w:r>
-      <w:r>
-        <w:rPr>
-          <w:sz w:val="32"/>
-          <w:szCs w:val="32"/>
-        </w:rPr>
-        <w:t xml:space="preserve"> accidentally write:</w:t>
+        <w:t># Imagine we accidentally write:</w:t>
       </w:r>
     </w:p>
     <w:p>
@@ -24895,6 +23415,7 @@
           <w:sz w:val="32"/>
           <w:szCs w:val="32"/>
         </w:rPr>
+        <w:lastRenderedPageBreak/>
         <w:t>);</w:t>
       </w:r>
     </w:p>
@@ -24911,21 +23432,7 @@
           <w:sz w:val="32"/>
           <w:szCs w:val="32"/>
         </w:rPr>
-        <w:t xml:space="preserve"># </w:t>
-      </w:r>
-      <w:r>
-        <w:rPr>
-          <w:sz w:val="32"/>
-          <w:szCs w:val="32"/>
-        </w:rPr>
-        <w:t>But our team agreed on</w:t>
-      </w:r>
-      <w:r>
-        <w:rPr>
-          <w:sz w:val="32"/>
-          <w:szCs w:val="32"/>
-        </w:rPr>
-        <w:t xml:space="preserve"> “</w:t>
+        <w:t># But our team agreed on “</w:t>
       </w:r>
       <w:proofErr w:type="spellStart"/>
       <w:r>
@@ -24970,14 +23477,7 @@
           <w:sz w:val="32"/>
           <w:szCs w:val="32"/>
         </w:rPr>
-        <w:t xml:space="preserve"> immediately shows</w:t>
-      </w:r>
-      <w:r>
-        <w:rPr>
-          <w:sz w:val="32"/>
-          <w:szCs w:val="32"/>
-        </w:rPr>
-        <w:t xml:space="preserve"> “</w:t>
+        <w:t xml:space="preserve"> immediately shows “</w:t>
       </w:r>
       <w:proofErr w:type="spellStart"/>
       <w:r>
@@ -24995,14 +23495,7 @@
           <w:sz w:val="32"/>
           <w:szCs w:val="32"/>
         </w:rPr>
-        <w:t>”. We</w:t>
-      </w:r>
-      <w:r>
-        <w:rPr>
-          <w:sz w:val="32"/>
-          <w:szCs w:val="32"/>
-        </w:rPr>
-        <w:t xml:space="preserve"> can catch naming mistakes before they end up in production reports.</w:t>
+        <w:t>”. We can catch naming mistakes before they end up in production reports.</w:t>
       </w:r>
     </w:p>
     <w:p>
@@ -25036,51 +23529,23 @@
           <w:sz w:val="32"/>
           <w:szCs w:val="32"/>
         </w:rPr>
-        <w:t xml:space="preserve"> Can Show Parameters Too</w:t>
-      </w:r>
-      <w:r>
-        <w:rPr>
-          <w:sz w:val="32"/>
-          <w:szCs w:val="32"/>
-        </w:rPr>
-        <w:t>:</w:t>
-      </w:r>
-    </w:p>
-    <w:p>
-      <w:pPr>
-        <w:jc w:val="both"/>
-        <w:rPr>
-          <w:sz w:val="32"/>
-          <w:szCs w:val="32"/>
-        </w:rPr>
-      </w:pPr>
-      <w:r>
-        <w:rPr>
-          <w:sz w:val="32"/>
-          <w:szCs w:val="32"/>
-        </w:rPr>
-        <w:t xml:space="preserve"># </w:t>
-      </w:r>
-      <w:r>
-        <w:rPr>
-          <w:sz w:val="32"/>
-          <w:szCs w:val="32"/>
-        </w:rPr>
-        <w:t xml:space="preserve">Suppose </w:t>
-      </w:r>
-      <w:r>
-        <w:rPr>
-          <w:sz w:val="32"/>
-          <w:szCs w:val="32"/>
-        </w:rPr>
-        <w:t>we</w:t>
-      </w:r>
-      <w:r>
-        <w:rPr>
-          <w:sz w:val="32"/>
-          <w:szCs w:val="32"/>
-        </w:rPr>
-        <w:t xml:space="preserve"> log:</w:t>
+        <w:t xml:space="preserve"> Can Show Parameters Too:</w:t>
+      </w:r>
+    </w:p>
+    <w:p>
+      <w:pPr>
+        <w:jc w:val="both"/>
+        <w:rPr>
+          <w:sz w:val="32"/>
+          <w:szCs w:val="32"/>
+        </w:rPr>
+      </w:pPr>
+      <w:r>
+        <w:rPr>
+          <w:sz w:val="32"/>
+          <w:szCs w:val="32"/>
+        </w:rPr>
+        <w:t># Suppose we log:</w:t>
       </w:r>
     </w:p>
     <w:p>
@@ -25326,81 +23791,32 @@
           <w:sz w:val="32"/>
           <w:szCs w:val="32"/>
         </w:rPr>
-        <w:t xml:space="preserve"> won't just show the event</w:t>
-      </w:r>
-      <w:r>
-        <w:rPr>
-          <w:sz w:val="32"/>
-          <w:szCs w:val="32"/>
-        </w:rPr>
-        <w:t>. I</w:t>
-      </w:r>
-      <w:r>
-        <w:rPr>
-          <w:sz w:val="32"/>
-          <w:szCs w:val="32"/>
-        </w:rPr>
-        <w:t xml:space="preserve">t will also show the parameter values, so </w:t>
-      </w:r>
-      <w:r>
-        <w:rPr>
-          <w:sz w:val="32"/>
-          <w:szCs w:val="32"/>
-        </w:rPr>
-        <w:t>we</w:t>
-      </w:r>
-      <w:r>
-        <w:rPr>
-          <w:sz w:val="32"/>
-          <w:szCs w:val="32"/>
-        </w:rPr>
-        <w:t xml:space="preserve"> can confirm </w:t>
-      </w:r>
-      <w:r>
-        <w:rPr>
-          <w:sz w:val="32"/>
-          <w:szCs w:val="32"/>
-        </w:rPr>
-        <w:t>we</w:t>
-      </w:r>
-      <w:r>
-        <w:rPr>
-          <w:sz w:val="32"/>
-          <w:szCs w:val="32"/>
-        </w:rPr>
-        <w:t>'re sending the right data.</w:t>
-      </w:r>
-    </w:p>
-    <w:p>
-      <w:pPr>
-        <w:jc w:val="both"/>
-        <w:rPr>
-          <w:sz w:val="32"/>
-          <w:szCs w:val="32"/>
-        </w:rPr>
-      </w:pPr>
-    </w:p>
-    <w:p>
-      <w:pPr>
-        <w:jc w:val="both"/>
-        <w:rPr>
-          <w:sz w:val="32"/>
-          <w:szCs w:val="32"/>
-        </w:rPr>
-      </w:pPr>
-      <w:r>
-        <w:rPr>
-          <w:sz w:val="32"/>
-          <w:szCs w:val="32"/>
-        </w:rPr>
-        <w:t>Common Beginner Mistakes</w:t>
-      </w:r>
-      <w:r>
-        <w:rPr>
-          <w:sz w:val="32"/>
-          <w:szCs w:val="32"/>
-        </w:rPr>
-        <w:t>:</w:t>
+        <w:t xml:space="preserve"> won't just show the event. It will also show the parameter values, so we can confirm we're sending the right data.</w:t>
+      </w:r>
+    </w:p>
+    <w:p>
+      <w:pPr>
+        <w:jc w:val="both"/>
+        <w:rPr>
+          <w:sz w:val="32"/>
+          <w:szCs w:val="32"/>
+        </w:rPr>
+      </w:pPr>
+    </w:p>
+    <w:p>
+      <w:pPr>
+        <w:jc w:val="both"/>
+        <w:rPr>
+          <w:sz w:val="32"/>
+          <w:szCs w:val="32"/>
+        </w:rPr>
+      </w:pPr>
+      <w:r>
+        <w:rPr>
+          <w:sz w:val="32"/>
+          <w:szCs w:val="32"/>
+        </w:rPr>
+        <w:t>Common Beginner Mistakes:</w:t>
       </w:r>
     </w:p>
     <w:p>
@@ -25432,70 +23848,7 @@
           <w:sz w:val="32"/>
           <w:szCs w:val="32"/>
         </w:rPr>
-        <w:t>,</w:t>
-      </w:r>
-      <w:r>
-        <w:rPr>
-          <w:sz w:val="32"/>
-          <w:szCs w:val="32"/>
-        </w:rPr>
-        <w:t xml:space="preserve"> Looking at the Reports</w:t>
-      </w:r>
-      <w:r>
-        <w:rPr>
-          <w:sz w:val="32"/>
-          <w:szCs w:val="32"/>
-        </w:rPr>
-        <w:t xml:space="preserve">. </w:t>
-      </w:r>
-      <w:r>
-        <w:rPr>
-          <w:sz w:val="32"/>
-          <w:szCs w:val="32"/>
-        </w:rPr>
-        <w:t>Developers often go straight to</w:t>
-      </w:r>
-      <w:r>
-        <w:rPr>
-          <w:sz w:val="32"/>
-          <w:szCs w:val="32"/>
-        </w:rPr>
-        <w:t xml:space="preserve"> “</w:t>
-      </w:r>
-      <w:r>
-        <w:rPr>
-          <w:sz w:val="32"/>
-          <w:szCs w:val="32"/>
-        </w:rPr>
-        <w:t>Reports</w:t>
-      </w:r>
-      <w:r>
-        <w:rPr>
-          <w:sz w:val="32"/>
-          <w:szCs w:val="32"/>
-        </w:rPr>
-        <w:t>” t</w:t>
-      </w:r>
-      <w:r>
-        <w:rPr>
-          <w:sz w:val="32"/>
-          <w:szCs w:val="32"/>
-        </w:rPr>
-        <w:t>hen wonder why nothing is there</w:t>
-      </w:r>
-      <w:r>
-        <w:rPr>
-          <w:sz w:val="32"/>
-          <w:szCs w:val="32"/>
-        </w:rPr>
-        <w:t>. a</w:t>
-      </w:r>
-      <w:r>
-        <w:rPr>
-          <w:sz w:val="32"/>
-          <w:szCs w:val="32"/>
-        </w:rPr>
-        <w:t xml:space="preserve">lways use </w:t>
+        <w:t xml:space="preserve">, Looking at the Reports. Developers often go straight to “Reports” then wonder why nothing is there. always use </w:t>
       </w:r>
       <w:proofErr w:type="spellStart"/>
       <w:r>
@@ -25530,85 +23883,96 @@
           <w:sz w:val="32"/>
           <w:szCs w:val="32"/>
         </w:rPr>
+        <w:t>#</w:t>
+      </w:r>
+      <w:r>
+        <w:rPr>
+          <w:b/>
+          <w:bCs/>
+          <w:sz w:val="32"/>
+          <w:szCs w:val="32"/>
+        </w:rPr>
+        <w:t xml:space="preserve"> Mistake-2</w:t>
+      </w:r>
+      <w:r>
+        <w:rPr>
+          <w:sz w:val="32"/>
+          <w:szCs w:val="32"/>
+        </w:rPr>
+        <w:t>, Not Checking Parameters. We verify the event exists but forget to inspect its parameters. For example, Expected:</w:t>
+      </w:r>
+    </w:p>
+    <w:p>
+      <w:pPr>
+        <w:jc w:val="both"/>
+        <w:rPr>
+          <w:b/>
+          <w:bCs/>
+          <w:color w:val="D86DCB" w:themeColor="accent5" w:themeTint="99"/>
+          <w:sz w:val="32"/>
+          <w:szCs w:val="32"/>
+        </w:rPr>
+      </w:pPr>
+      <w:proofErr w:type="spellStart"/>
+      <w:r>
+        <w:rPr>
+          <w:b/>
+          <w:bCs/>
+          <w:color w:val="D86DCB" w:themeColor="accent5" w:themeTint="99"/>
+          <w:sz w:val="32"/>
+          <w:szCs w:val="32"/>
+        </w:rPr>
+        <w:t>project_name</w:t>
+      </w:r>
+      <w:proofErr w:type="spellEnd"/>
+      <w:r>
+        <w:rPr>
+          <w:b/>
+          <w:bCs/>
+          <w:color w:val="D86DCB" w:themeColor="accent5" w:themeTint="99"/>
+          <w:sz w:val="32"/>
+          <w:szCs w:val="32"/>
+        </w:rPr>
+        <w:t xml:space="preserve"> = Chat App</w:t>
+      </w:r>
+    </w:p>
+    <w:p>
+      <w:pPr>
+        <w:jc w:val="both"/>
+        <w:rPr>
+          <w:sz w:val="32"/>
+          <w:szCs w:val="32"/>
+        </w:rPr>
+      </w:pPr>
+      <w:r>
+        <w:rPr>
+          <w:sz w:val="32"/>
+          <w:szCs w:val="32"/>
+        </w:rPr>
+        <w:t># Actual, the event was sent, but the important context is missing:</w:t>
+      </w:r>
+    </w:p>
+    <w:p>
+      <w:pPr>
+        <w:jc w:val="both"/>
+        <w:rPr>
+          <w:b/>
+          <w:bCs/>
+          <w:color w:val="D86DCB" w:themeColor="accent5" w:themeTint="99"/>
+          <w:sz w:val="32"/>
+          <w:szCs w:val="32"/>
+        </w:rPr>
+      </w:pPr>
+      <w:proofErr w:type="spellStart"/>
+      <w:r>
+        <w:rPr>
+          <w:b/>
+          <w:bCs/>
+          <w:color w:val="D86DCB" w:themeColor="accent5" w:themeTint="99"/>
+          <w:sz w:val="32"/>
+          <w:szCs w:val="32"/>
+        </w:rPr>
         <w:lastRenderedPageBreak/>
-        <w:t>#</w:t>
-      </w:r>
-      <w:r>
-        <w:rPr>
-          <w:b/>
-          <w:bCs/>
-          <w:sz w:val="32"/>
-          <w:szCs w:val="32"/>
-        </w:rPr>
-        <w:t xml:space="preserve"> Mistake</w:t>
-      </w:r>
-      <w:r>
-        <w:rPr>
-          <w:b/>
-          <w:bCs/>
-          <w:sz w:val="32"/>
-          <w:szCs w:val="32"/>
-        </w:rPr>
-        <w:t>-</w:t>
-      </w:r>
-      <w:r>
-        <w:rPr>
-          <w:b/>
-          <w:bCs/>
-          <w:sz w:val="32"/>
-          <w:szCs w:val="32"/>
-        </w:rPr>
-        <w:t>2</w:t>
-      </w:r>
-      <w:r>
-        <w:rPr>
-          <w:sz w:val="32"/>
-          <w:szCs w:val="32"/>
-        </w:rPr>
-        <w:t>,</w:t>
-      </w:r>
-      <w:r>
-        <w:rPr>
-          <w:sz w:val="32"/>
-          <w:szCs w:val="32"/>
-        </w:rPr>
-        <w:t xml:space="preserve"> Not Checking Parameters</w:t>
-      </w:r>
-      <w:r>
-        <w:rPr>
-          <w:sz w:val="32"/>
-          <w:szCs w:val="32"/>
-        </w:rPr>
-        <w:t>. We</w:t>
-      </w:r>
-      <w:r>
-        <w:rPr>
-          <w:sz w:val="32"/>
-          <w:szCs w:val="32"/>
-        </w:rPr>
-        <w:t xml:space="preserve"> verify the event exists but forget to inspect its parameters. For example, Expected:</w:t>
-      </w:r>
-    </w:p>
-    <w:p>
-      <w:pPr>
-        <w:jc w:val="both"/>
-        <w:rPr>
-          <w:b/>
-          <w:bCs/>
-          <w:color w:val="D86DCB" w:themeColor="accent5" w:themeTint="99"/>
-          <w:sz w:val="32"/>
-          <w:szCs w:val="32"/>
-        </w:rPr>
-      </w:pPr>
-      <w:proofErr w:type="spellStart"/>
-      <w:r>
-        <w:rPr>
-          <w:b/>
-          <w:bCs/>
-          <w:color w:val="D86DCB" w:themeColor="accent5" w:themeTint="99"/>
-          <w:sz w:val="32"/>
-          <w:szCs w:val="32"/>
-        </w:rPr>
         <w:t>project_name</w:t>
       </w:r>
       <w:proofErr w:type="spellEnd"/>
@@ -25620,7 +23984,7 @@
           <w:sz w:val="32"/>
           <w:szCs w:val="32"/>
         </w:rPr>
-        <w:t xml:space="preserve"> = Chat App</w:t>
+        <w:t xml:space="preserve"> = null</w:t>
       </w:r>
     </w:p>
     <w:p>
@@ -25640,77 +24004,6 @@
       </w:r>
       <w:r>
         <w:rPr>
-          <w:sz w:val="32"/>
-          <w:szCs w:val="32"/>
-        </w:rPr>
-        <w:t>Actual</w:t>
-      </w:r>
-      <w:r>
-        <w:rPr>
-          <w:sz w:val="32"/>
-          <w:szCs w:val="32"/>
-        </w:rPr>
-        <w:t>, the</w:t>
-      </w:r>
-      <w:r>
-        <w:rPr>
-          <w:sz w:val="32"/>
-          <w:szCs w:val="32"/>
-        </w:rPr>
-        <w:t xml:space="preserve"> event was sent, but the important context is missing:</w:t>
-      </w:r>
-    </w:p>
-    <w:p>
-      <w:pPr>
-        <w:jc w:val="both"/>
-        <w:rPr>
-          <w:b/>
-          <w:bCs/>
-          <w:color w:val="D86DCB" w:themeColor="accent5" w:themeTint="99"/>
-          <w:sz w:val="32"/>
-          <w:szCs w:val="32"/>
-        </w:rPr>
-      </w:pPr>
-      <w:proofErr w:type="spellStart"/>
-      <w:r>
-        <w:rPr>
-          <w:b/>
-          <w:bCs/>
-          <w:color w:val="D86DCB" w:themeColor="accent5" w:themeTint="99"/>
-          <w:sz w:val="32"/>
-          <w:szCs w:val="32"/>
-        </w:rPr>
-        <w:t>project_name</w:t>
-      </w:r>
-      <w:proofErr w:type="spellEnd"/>
-      <w:r>
-        <w:rPr>
-          <w:b/>
-          <w:bCs/>
-          <w:color w:val="D86DCB" w:themeColor="accent5" w:themeTint="99"/>
-          <w:sz w:val="32"/>
-          <w:szCs w:val="32"/>
-        </w:rPr>
-        <w:t xml:space="preserve"> = null</w:t>
-      </w:r>
-    </w:p>
-    <w:p>
-      <w:pPr>
-        <w:jc w:val="both"/>
-        <w:rPr>
-          <w:sz w:val="32"/>
-          <w:szCs w:val="32"/>
-        </w:rPr>
-      </w:pPr>
-      <w:r>
-        <w:rPr>
-          <w:sz w:val="32"/>
-          <w:szCs w:val="32"/>
-        </w:rPr>
-        <w:t xml:space="preserve"># </w:t>
-      </w:r>
-      <w:r>
-        <w:rPr>
           <w:b/>
           <w:bCs/>
           <w:sz w:val="32"/>
@@ -25723,70 +24016,7 @@
           <w:sz w:val="32"/>
           <w:szCs w:val="32"/>
         </w:rPr>
-        <w:t>,</w:t>
-      </w:r>
-      <w:r>
-        <w:rPr>
-          <w:sz w:val="32"/>
-          <w:szCs w:val="32"/>
-        </w:rPr>
-        <w:t xml:space="preserve"> </w:t>
-      </w:r>
-      <w:r>
-        <w:rPr>
-          <w:sz w:val="32"/>
-          <w:szCs w:val="32"/>
-        </w:rPr>
-        <w:t>T</w:t>
-      </w:r>
-      <w:r>
-        <w:rPr>
-          <w:sz w:val="32"/>
-          <w:szCs w:val="32"/>
-        </w:rPr>
-        <w:t xml:space="preserve">esting </w:t>
-      </w:r>
-      <w:r>
-        <w:rPr>
-          <w:sz w:val="32"/>
-          <w:szCs w:val="32"/>
-        </w:rPr>
-        <w:t>o</w:t>
-      </w:r>
-      <w:r>
-        <w:rPr>
-          <w:sz w:val="32"/>
-          <w:szCs w:val="32"/>
-        </w:rPr>
-        <w:t xml:space="preserve">nly </w:t>
-      </w:r>
-      <w:r>
-        <w:rPr>
-          <w:sz w:val="32"/>
-          <w:szCs w:val="32"/>
-        </w:rPr>
-        <w:t>o</w:t>
-      </w:r>
-      <w:r>
-        <w:rPr>
-          <w:sz w:val="32"/>
-          <w:szCs w:val="32"/>
-        </w:rPr>
-        <w:t>nce</w:t>
-      </w:r>
-      <w:r>
-        <w:rPr>
-          <w:sz w:val="32"/>
-          <w:szCs w:val="32"/>
-        </w:rPr>
-        <w:t xml:space="preserve">. </w:t>
-      </w:r>
-      <w:r>
-        <w:rPr>
-          <w:sz w:val="32"/>
-          <w:szCs w:val="32"/>
-        </w:rPr>
-        <w:t>Suppose our code is:</w:t>
+        <w:t>, Testing only once. Suppose our code is:</w:t>
       </w:r>
     </w:p>
     <w:p>
@@ -25924,70 +24154,7 @@
           <w:sz w:val="32"/>
           <w:szCs w:val="32"/>
         </w:rPr>
-        <w:t xml:space="preserve"># </w:t>
-      </w:r>
-      <w:r>
-        <w:rPr>
-          <w:sz w:val="32"/>
-          <w:szCs w:val="32"/>
-        </w:rPr>
-        <w:t xml:space="preserve">If </w:t>
-      </w:r>
-      <w:r>
-        <w:rPr>
-          <w:sz w:val="32"/>
-          <w:szCs w:val="32"/>
-        </w:rPr>
-        <w:t>we</w:t>
-      </w:r>
-      <w:r>
-        <w:rPr>
-          <w:sz w:val="32"/>
-          <w:szCs w:val="32"/>
-        </w:rPr>
-        <w:t xml:space="preserve"> only test while logged in, </w:t>
-      </w:r>
-      <w:r>
-        <w:rPr>
-          <w:sz w:val="32"/>
-          <w:szCs w:val="32"/>
-        </w:rPr>
-        <w:t xml:space="preserve">we </w:t>
-      </w:r>
-      <w:r>
-        <w:rPr>
-          <w:sz w:val="32"/>
-          <w:szCs w:val="32"/>
-        </w:rPr>
-        <w:t xml:space="preserve">won't know what happens when </w:t>
-      </w:r>
-      <w:r>
-        <w:rPr>
-          <w:sz w:val="32"/>
-          <w:szCs w:val="32"/>
-        </w:rPr>
-        <w:t>we</w:t>
-      </w:r>
-      <w:r>
-        <w:rPr>
-          <w:sz w:val="32"/>
-          <w:szCs w:val="32"/>
-        </w:rPr>
-        <w:t>'re logged out.</w:t>
-      </w:r>
-      <w:r>
-        <w:rPr>
-          <w:sz w:val="32"/>
-          <w:szCs w:val="32"/>
-        </w:rPr>
-        <w:t xml:space="preserve"> </w:t>
-      </w:r>
-      <w:r>
-        <w:rPr>
-          <w:sz w:val="32"/>
-          <w:szCs w:val="32"/>
-        </w:rPr>
-        <w:t>Test all relevant user flows.</w:t>
+        <w:t># If we only test while logged in, we won't know what happens when we're logged out. Test all relevant user flows.</w:t>
       </w:r>
     </w:p>
     <w:p>
@@ -26057,28 +24224,7 @@
           <w:sz w:val="32"/>
           <w:szCs w:val="32"/>
         </w:rPr>
-        <w:t xml:space="preserve"># </w:t>
-      </w:r>
-      <w:r>
-        <w:rPr>
-          <w:sz w:val="32"/>
-          <w:szCs w:val="32"/>
-        </w:rPr>
-        <w:t xml:space="preserve">For our portfolio, </w:t>
-      </w:r>
-      <w:r>
-        <w:rPr>
-          <w:sz w:val="32"/>
-          <w:szCs w:val="32"/>
-        </w:rPr>
-        <w:t>we</w:t>
-      </w:r>
-      <w:r>
-        <w:rPr>
-          <w:sz w:val="32"/>
-          <w:szCs w:val="32"/>
-        </w:rPr>
-        <w:t xml:space="preserve"> might ask:</w:t>
+        <w:t># For our portfolio, we might ask:</w:t>
       </w:r>
     </w:p>
     <w:p>
@@ -26262,14 +24408,7 @@
           <w:sz w:val="32"/>
           <w:szCs w:val="32"/>
         </w:rPr>
-        <w:t xml:space="preserve"># </w:t>
-      </w:r>
-      <w:r>
-        <w:rPr>
-          <w:sz w:val="32"/>
-          <w:szCs w:val="32"/>
-        </w:rPr>
-        <w:t>Everything in GA4 exists to answer questions like these.</w:t>
+        <w:t># Everything in GA4 exists to answer questions like these.</w:t>
       </w:r>
     </w:p>
     <w:p>
@@ -26310,84 +24449,8 @@
           <w:sz w:val="32"/>
           <w:szCs w:val="32"/>
         </w:rPr>
-        <w:t xml:space="preserve"># </w:t>
-      </w:r>
-      <w:r>
-        <w:rPr>
-          <w:sz w:val="32"/>
-          <w:szCs w:val="32"/>
-        </w:rPr>
-        <w:t>It answers</w:t>
-      </w:r>
-      <w:r>
-        <w:rPr>
-          <w:sz w:val="32"/>
-          <w:szCs w:val="32"/>
-        </w:rPr>
-        <w:t xml:space="preserve"> “</w:t>
-      </w:r>
-      <w:r>
-        <w:rPr>
-          <w:sz w:val="32"/>
-          <w:szCs w:val="32"/>
-        </w:rPr>
-        <w:t>What's happening right now?</w:t>
-      </w:r>
-      <w:r>
-        <w:rPr>
-          <w:sz w:val="32"/>
-          <w:szCs w:val="32"/>
-        </w:rPr>
-        <w:t xml:space="preserve">”. </w:t>
-      </w:r>
-      <w:r>
-        <w:rPr>
-          <w:sz w:val="32"/>
-          <w:szCs w:val="32"/>
-        </w:rPr>
-        <w:t xml:space="preserve">This is useful after </w:t>
-      </w:r>
-      <w:r>
-        <w:rPr>
-          <w:sz w:val="32"/>
-          <w:szCs w:val="32"/>
-        </w:rPr>
-        <w:t>we</w:t>
-      </w:r>
-      <w:r>
-        <w:rPr>
-          <w:sz w:val="32"/>
-          <w:szCs w:val="32"/>
-        </w:rPr>
-        <w:t xml:space="preserve"> share our portfolio on LinkedIn</w:t>
-      </w:r>
-      <w:r>
-        <w:rPr>
-          <w:sz w:val="32"/>
-          <w:szCs w:val="32"/>
-        </w:rPr>
-        <w:t xml:space="preserve"> so we</w:t>
-      </w:r>
-      <w:r>
-        <w:rPr>
-          <w:sz w:val="32"/>
-          <w:szCs w:val="32"/>
-        </w:rPr>
-        <w:t xml:space="preserve"> can watch traffic arrive in real time.</w:t>
-      </w:r>
-      <w:r>
-        <w:rPr>
-          <w:sz w:val="32"/>
-          <w:szCs w:val="32"/>
-        </w:rPr>
-        <w:t xml:space="preserve"> </w:t>
-      </w:r>
-      <w:r>
-        <w:rPr>
-          <w:sz w:val="32"/>
-          <w:szCs w:val="32"/>
-        </w:rPr>
-        <w:t>Example:</w:t>
+        <w:lastRenderedPageBreak/>
+        <w:t># It answers “What's happening right now?”. This is useful after we share our portfolio on LinkedIn so we can watch traffic arrive in real time. Example:</w:t>
       </w:r>
     </w:p>
     <w:p>
@@ -26707,129 +24770,23 @@
           <w:sz w:val="32"/>
           <w:szCs w:val="32"/>
         </w:rPr>
-        <w:t xml:space="preserve"># </w:t>
-      </w:r>
-      <w:r>
-        <w:rPr>
-          <w:sz w:val="32"/>
-          <w:szCs w:val="32"/>
-        </w:rPr>
-        <w:t>Th</w:t>
-      </w:r>
-      <w:r>
-        <w:rPr>
-          <w:sz w:val="32"/>
-          <w:szCs w:val="32"/>
-        </w:rPr>
-        <w:t>is thing</w:t>
-      </w:r>
-      <w:r>
-        <w:rPr>
-          <w:sz w:val="32"/>
-          <w:szCs w:val="32"/>
-        </w:rPr>
-        <w:t xml:space="preserve"> answers</w:t>
-      </w:r>
-      <w:r>
-        <w:rPr>
-          <w:sz w:val="32"/>
-          <w:szCs w:val="32"/>
-        </w:rPr>
-        <w:t xml:space="preserve"> “</w:t>
-      </w:r>
-      <w:r>
-        <w:rPr>
-          <w:sz w:val="32"/>
-          <w:szCs w:val="32"/>
-        </w:rPr>
-        <w:t>Where did visitors come from?</w:t>
-      </w:r>
-      <w:r>
-        <w:rPr>
-          <w:sz w:val="32"/>
-          <w:szCs w:val="32"/>
-        </w:rPr>
-        <w:t xml:space="preserve">”. </w:t>
-      </w:r>
-      <w:r>
-        <w:rPr>
-          <w:sz w:val="32"/>
-          <w:szCs w:val="32"/>
-        </w:rPr>
-        <w:t xml:space="preserve">This tells </w:t>
-      </w:r>
-      <w:r>
-        <w:rPr>
-          <w:sz w:val="32"/>
-          <w:szCs w:val="32"/>
-        </w:rPr>
-        <w:t>us</w:t>
-      </w:r>
-      <w:r>
-        <w:rPr>
-          <w:sz w:val="32"/>
-          <w:szCs w:val="32"/>
-        </w:rPr>
-        <w:t xml:space="preserve"> which platforms are actually driving traffic.</w:t>
-      </w:r>
-    </w:p>
-    <w:p>
-      <w:pPr>
-        <w:jc w:val="both"/>
-        <w:rPr>
-          <w:sz w:val="32"/>
-          <w:szCs w:val="32"/>
-        </w:rPr>
-      </w:pPr>
-      <w:r>
-        <w:rPr>
-          <w:sz w:val="32"/>
-          <w:szCs w:val="32"/>
-        </w:rPr>
-        <w:lastRenderedPageBreak/>
-        <w:t xml:space="preserve"># </w:t>
-      </w:r>
-      <w:r>
-        <w:rPr>
-          <w:sz w:val="32"/>
-          <w:szCs w:val="32"/>
-        </w:rPr>
-        <w:t xml:space="preserve">Imagine </w:t>
-      </w:r>
-      <w:r>
-        <w:rPr>
-          <w:sz w:val="32"/>
-          <w:szCs w:val="32"/>
-        </w:rPr>
-        <w:t>we</w:t>
-      </w:r>
-      <w:r>
-        <w:rPr>
-          <w:sz w:val="32"/>
-          <w:szCs w:val="32"/>
-        </w:rPr>
-        <w:t xml:space="preserve"> post on LinkedIn and get 300 visitors in one day. </w:t>
-      </w:r>
-      <w:r>
-        <w:rPr>
-          <w:sz w:val="32"/>
-          <w:szCs w:val="32"/>
-        </w:rPr>
-        <w:t>We</w:t>
-      </w:r>
-      <w:r>
-        <w:rPr>
-          <w:sz w:val="32"/>
-          <w:szCs w:val="32"/>
-        </w:rPr>
-        <w:t>'ll know our post worked.</w:t>
-      </w:r>
-      <w:r>
-        <w:rPr>
-          <w:sz w:val="32"/>
-          <w:szCs w:val="32"/>
-        </w:rPr>
-        <w:t xml:space="preserve"> For Example:</w:t>
+        <w:t># This thing answers “Where did visitors come from?”. This tells us which platforms are actually driving traffic.</w:t>
+      </w:r>
+    </w:p>
+    <w:p>
+      <w:pPr>
+        <w:jc w:val="both"/>
+        <w:rPr>
+          <w:sz w:val="32"/>
+          <w:szCs w:val="32"/>
+        </w:rPr>
+      </w:pPr>
+      <w:r>
+        <w:rPr>
+          <w:sz w:val="32"/>
+          <w:szCs w:val="32"/>
+        </w:rPr>
+        <w:t># Imagine we post on LinkedIn and get 300 visitors in one day. We'll know our post worked. For Example:</w:t>
       </w:r>
     </w:p>
     <w:tbl>
@@ -26919,6 +24876,7 @@
                 <w:sz w:val="32"/>
                 <w:szCs w:val="32"/>
               </w:rPr>
+              <w:lastRenderedPageBreak/>
               <w:t>Google Search</w:t>
             </w:r>
           </w:p>
@@ -27202,35 +25160,7 @@
           <w:sz w:val="32"/>
           <w:szCs w:val="32"/>
         </w:rPr>
-        <w:t xml:space="preserve"># </w:t>
-      </w:r>
-      <w:r>
-        <w:rPr>
-          <w:sz w:val="32"/>
-          <w:szCs w:val="32"/>
-        </w:rPr>
-        <w:t>It answers</w:t>
-      </w:r>
-      <w:r>
-        <w:rPr>
-          <w:sz w:val="32"/>
-          <w:szCs w:val="32"/>
-        </w:rPr>
-        <w:t xml:space="preserve"> “</w:t>
-      </w:r>
-      <w:r>
-        <w:rPr>
-          <w:sz w:val="32"/>
-          <w:szCs w:val="32"/>
-        </w:rPr>
-        <w:t>What are people doing?</w:t>
-      </w:r>
-      <w:r>
-        <w:rPr>
-          <w:sz w:val="32"/>
-          <w:szCs w:val="32"/>
-        </w:rPr>
-        <w:t>”. We might see:</w:t>
+        <w:t># It answers “What are people doing?”. We might see:</w:t>
       </w:r>
     </w:p>
     <w:tbl>
@@ -27549,91 +25479,7 @@
           <w:sz w:val="32"/>
           <w:szCs w:val="32"/>
         </w:rPr>
-        <w:t xml:space="preserve"># </w:t>
-      </w:r>
-      <w:r>
-        <w:rPr>
-          <w:sz w:val="32"/>
-          <w:szCs w:val="32"/>
-        </w:rPr>
-        <w:t>Th</w:t>
-      </w:r>
-      <w:r>
-        <w:rPr>
-          <w:sz w:val="32"/>
-          <w:szCs w:val="32"/>
-        </w:rPr>
-        <w:t>is thing</w:t>
-      </w:r>
-      <w:r>
-        <w:rPr>
-          <w:sz w:val="32"/>
-          <w:szCs w:val="32"/>
-        </w:rPr>
-        <w:t xml:space="preserve"> answers</w:t>
-      </w:r>
-      <w:r>
-        <w:rPr>
-          <w:sz w:val="32"/>
-          <w:szCs w:val="32"/>
-        </w:rPr>
-        <w:t xml:space="preserve"> “</w:t>
-      </w:r>
-      <w:r>
-        <w:rPr>
-          <w:sz w:val="32"/>
-          <w:szCs w:val="32"/>
-        </w:rPr>
-        <w:t>Who are your visitors?</w:t>
-      </w:r>
-      <w:r>
-        <w:rPr>
-          <w:sz w:val="32"/>
-          <w:szCs w:val="32"/>
-        </w:rPr>
-        <w:t>”. We</w:t>
-      </w:r>
-      <w:r>
-        <w:rPr>
-          <w:sz w:val="32"/>
-          <w:szCs w:val="32"/>
-        </w:rPr>
-        <w:t xml:space="preserve"> may also see language and region data, depending on what's available.</w:t>
-      </w:r>
-      <w:r>
-        <w:rPr>
-          <w:sz w:val="32"/>
-          <w:szCs w:val="32"/>
-        </w:rPr>
-        <w:t xml:space="preserve"> </w:t>
-      </w:r>
-      <w:r>
-        <w:rPr>
-          <w:sz w:val="32"/>
-          <w:szCs w:val="32"/>
-        </w:rPr>
-        <w:t xml:space="preserve">This is useful if </w:t>
-      </w:r>
-      <w:r>
-        <w:rPr>
-          <w:sz w:val="32"/>
-          <w:szCs w:val="32"/>
-        </w:rPr>
-        <w:t>we</w:t>
-      </w:r>
-      <w:r>
-        <w:rPr>
-          <w:sz w:val="32"/>
-          <w:szCs w:val="32"/>
-        </w:rPr>
-        <w:t>'re applying for international opportunities.</w:t>
-      </w:r>
-      <w:r>
-        <w:rPr>
-          <w:sz w:val="32"/>
-          <w:szCs w:val="32"/>
-        </w:rPr>
-        <w:t xml:space="preserve"> Examples:</w:t>
+        <w:t># This thing answers “Who are your visitors?”. We may also see language and region data, depending on what's available. This is useful if we're applying for international opportunities. Examples:</w:t>
       </w:r>
     </w:p>
     <w:p>
@@ -27724,6 +25570,7 @@
           <w:sz w:val="28"/>
           <w:szCs w:val="28"/>
         </w:rPr>
+        <w:lastRenderedPageBreak/>
         <w:t>United States</w:t>
       </w:r>
     </w:p>
@@ -27789,65 +25636,23 @@
           <w:sz w:val="32"/>
           <w:szCs w:val="32"/>
         </w:rPr>
-        <w:t>Report</w:t>
-      </w:r>
-      <w:r>
-        <w:rPr>
-          <w:sz w:val="32"/>
-          <w:szCs w:val="32"/>
-        </w:rPr>
-        <w:t>-</w:t>
-      </w:r>
-      <w:r>
-        <w:rPr>
-          <w:sz w:val="32"/>
-          <w:szCs w:val="32"/>
-        </w:rPr>
-        <w:t>6</w:t>
-      </w:r>
-      <w:r>
-        <w:rPr>
-          <w:sz w:val="32"/>
-          <w:szCs w:val="32"/>
-        </w:rPr>
-        <w:t>,</w:t>
-      </w:r>
-      <w:r>
-        <w:rPr>
-          <w:sz w:val="32"/>
-          <w:szCs w:val="32"/>
-        </w:rPr>
-        <w:t xml:space="preserve"> Technology</w:t>
-      </w:r>
-      <w:r>
-        <w:rPr>
-          <w:sz w:val="32"/>
-          <w:szCs w:val="32"/>
-        </w:rPr>
-        <w:t>:</w:t>
-      </w:r>
-    </w:p>
-    <w:p>
-      <w:pPr>
-        <w:jc w:val="both"/>
-        <w:rPr>
-          <w:sz w:val="32"/>
-          <w:szCs w:val="32"/>
-        </w:rPr>
-      </w:pPr>
-      <w:r>
-        <w:rPr>
-          <w:sz w:val="32"/>
-          <w:szCs w:val="32"/>
-        </w:rPr>
-        <w:t xml:space="preserve"># </w:t>
-      </w:r>
-      <w:r>
-        <w:rPr>
-          <w:sz w:val="32"/>
-          <w:szCs w:val="32"/>
-        </w:rPr>
-        <w:t xml:space="preserve">This is especially important for </w:t>
+        <w:t>Report-6, Technology:</w:t>
+      </w:r>
+    </w:p>
+    <w:p>
+      <w:pPr>
+        <w:jc w:val="both"/>
+        <w:rPr>
+          <w:sz w:val="32"/>
+          <w:szCs w:val="32"/>
+        </w:rPr>
+      </w:pPr>
+      <w:r>
+        <w:rPr>
+          <w:sz w:val="32"/>
+          <w:szCs w:val="32"/>
+        </w:rPr>
+        <w:t xml:space="preserve"># This is especially important for </w:t>
       </w:r>
       <w:r>
         <w:rPr>
@@ -27863,21 +25668,7 @@
           <w:sz w:val="32"/>
           <w:szCs w:val="32"/>
         </w:rPr>
-        <w:t xml:space="preserve"> Web.</w:t>
-      </w:r>
-      <w:r>
-        <w:rPr>
-          <w:sz w:val="32"/>
-          <w:szCs w:val="32"/>
-        </w:rPr>
-        <w:t xml:space="preserve"> We</w:t>
-      </w:r>
-      <w:r>
-        <w:rPr>
-          <w:sz w:val="32"/>
-          <w:szCs w:val="32"/>
-        </w:rPr>
-        <w:t>'ll learn things like:</w:t>
+        <w:t xml:space="preserve"> Web. We'll learn things like:</w:t>
       </w:r>
     </w:p>
     <w:p>
@@ -27984,14 +25775,7 @@
           <w:sz w:val="32"/>
           <w:szCs w:val="32"/>
         </w:rPr>
-        <w:t xml:space="preserve"># </w:t>
-      </w:r>
-      <w:r>
-        <w:rPr>
-          <w:sz w:val="32"/>
-          <w:szCs w:val="32"/>
-        </w:rPr>
-        <w:t>Operating systems:</w:t>
+        <w:t># Operating systems:</w:t>
       </w:r>
     </w:p>
     <w:p>
@@ -28107,14 +25891,7 @@
           <w:sz w:val="32"/>
           <w:szCs w:val="32"/>
         </w:rPr>
-        <w:t xml:space="preserve"># </w:t>
-      </w:r>
-      <w:r>
-        <w:rPr>
-          <w:sz w:val="32"/>
-          <w:szCs w:val="32"/>
-        </w:rPr>
-        <w:t>Browsers:</w:t>
+        <w:t># Browsers:</w:t>
       </w:r>
     </w:p>
     <w:p>
@@ -28194,228 +25971,88 @@
           <w:sz w:val="28"/>
           <w:szCs w:val="28"/>
         </w:rPr>
+        <w:t>Firefox</w:t>
+      </w:r>
+    </w:p>
+    <w:p>
+      <w:pPr>
+        <w:jc w:val="both"/>
+        <w:rPr>
+          <w:sz w:val="32"/>
+          <w:szCs w:val="32"/>
+        </w:rPr>
+      </w:pPr>
+      <w:r>
+        <w:rPr>
+          <w:sz w:val="32"/>
+          <w:szCs w:val="32"/>
+        </w:rPr>
+        <w:t># This is incredibly useful because F</w:t>
+      </w:r>
+      <w:r>
+        <w:rPr>
+          <w:b/>
+          <w:bCs/>
+          <w:sz w:val="32"/>
+          <w:szCs w:val="32"/>
+        </w:rPr>
+        <w:t>lutter</w:t>
+      </w:r>
+      <w:r>
+        <w:rPr>
+          <w:sz w:val="32"/>
+          <w:szCs w:val="32"/>
+        </w:rPr>
+        <w:t xml:space="preserve"> Web can behave differently across browsers. If we notice that 80% of visitors use </w:t>
+      </w:r>
+      <w:r>
+        <w:rPr>
+          <w:sz w:val="32"/>
+          <w:szCs w:val="32"/>
+        </w:rPr>
         <w:lastRenderedPageBreak/>
-        <w:t>Firefox</w:t>
-      </w:r>
-    </w:p>
-    <w:p>
-      <w:pPr>
-        <w:jc w:val="both"/>
-        <w:rPr>
-          <w:sz w:val="32"/>
-          <w:szCs w:val="32"/>
-        </w:rPr>
-      </w:pPr>
-      <w:r>
-        <w:rPr>
-          <w:sz w:val="32"/>
-          <w:szCs w:val="32"/>
-        </w:rPr>
-        <w:t xml:space="preserve"># </w:t>
-      </w:r>
-      <w:r>
-        <w:rPr>
-          <w:sz w:val="32"/>
-          <w:szCs w:val="32"/>
-        </w:rPr>
-        <w:t>This is incredibly useful because F</w:t>
-      </w:r>
-      <w:r>
-        <w:rPr>
-          <w:b/>
-          <w:bCs/>
-          <w:sz w:val="32"/>
-          <w:szCs w:val="32"/>
-        </w:rPr>
-        <w:t>lutter</w:t>
-      </w:r>
-      <w:r>
-        <w:rPr>
-          <w:sz w:val="32"/>
-          <w:szCs w:val="32"/>
-        </w:rPr>
-        <w:t xml:space="preserve"> Web can behave differently across browsers. If </w:t>
-      </w:r>
-      <w:r>
-        <w:rPr>
-          <w:sz w:val="32"/>
-          <w:szCs w:val="32"/>
-        </w:rPr>
-        <w:t>we</w:t>
-      </w:r>
-      <w:r>
-        <w:rPr>
-          <w:sz w:val="32"/>
-          <w:szCs w:val="32"/>
-        </w:rPr>
-        <w:t xml:space="preserve"> notice that 80% of visitors use Chrome, </w:t>
-      </w:r>
-      <w:r>
-        <w:rPr>
-          <w:sz w:val="32"/>
-          <w:szCs w:val="32"/>
-        </w:rPr>
-        <w:t>we</w:t>
-      </w:r>
-      <w:r>
-        <w:rPr>
-          <w:sz w:val="32"/>
-          <w:szCs w:val="32"/>
-        </w:rPr>
-        <w:t xml:space="preserve"> know where to focus testing firs</w:t>
-      </w:r>
-      <w:r>
-        <w:rPr>
-          <w:sz w:val="32"/>
-          <w:szCs w:val="32"/>
-        </w:rPr>
-        <w:t xml:space="preserve">t </w:t>
-      </w:r>
-      <w:r>
-        <w:rPr>
-          <w:sz w:val="32"/>
-          <w:szCs w:val="32"/>
-        </w:rPr>
-        <w:t>while still ensuring compatibility with others.</w:t>
-      </w:r>
-    </w:p>
-    <w:p>
-      <w:pPr>
-        <w:jc w:val="both"/>
-        <w:rPr>
-          <w:sz w:val="32"/>
-          <w:szCs w:val="32"/>
-        </w:rPr>
-      </w:pPr>
-    </w:p>
-    <w:p>
-      <w:pPr>
-        <w:jc w:val="both"/>
-        <w:rPr>
-          <w:sz w:val="32"/>
-          <w:szCs w:val="32"/>
-        </w:rPr>
-      </w:pPr>
-      <w:r>
-        <w:rPr>
-          <w:sz w:val="32"/>
-          <w:szCs w:val="32"/>
-        </w:rPr>
-        <w:t>Report</w:t>
-      </w:r>
-      <w:r>
-        <w:rPr>
-          <w:sz w:val="32"/>
-          <w:szCs w:val="32"/>
-        </w:rPr>
-        <w:t>-</w:t>
-      </w:r>
-      <w:r>
-        <w:rPr>
-          <w:sz w:val="32"/>
-          <w:szCs w:val="32"/>
-        </w:rPr>
-        <w:t>7</w:t>
-      </w:r>
-      <w:r>
-        <w:rPr>
-          <w:sz w:val="32"/>
-          <w:szCs w:val="32"/>
-        </w:rPr>
-        <w:t>,</w:t>
-      </w:r>
-      <w:r>
-        <w:rPr>
-          <w:sz w:val="32"/>
-          <w:szCs w:val="32"/>
-        </w:rPr>
-        <w:t xml:space="preserve"> Retention</w:t>
-      </w:r>
-      <w:r>
-        <w:rPr>
-          <w:sz w:val="32"/>
-          <w:szCs w:val="32"/>
-        </w:rPr>
-        <w:t>:</w:t>
-      </w:r>
-    </w:p>
-    <w:p>
-      <w:pPr>
-        <w:jc w:val="both"/>
-        <w:rPr>
-          <w:sz w:val="32"/>
-          <w:szCs w:val="32"/>
-        </w:rPr>
-      </w:pPr>
-      <w:r>
-        <w:rPr>
-          <w:sz w:val="32"/>
-          <w:szCs w:val="32"/>
-        </w:rPr>
-        <w:t xml:space="preserve"># </w:t>
-      </w:r>
-      <w:r>
-        <w:rPr>
-          <w:sz w:val="32"/>
-          <w:szCs w:val="32"/>
-        </w:rPr>
-        <w:t xml:space="preserve">This </w:t>
-      </w:r>
-      <w:r>
-        <w:rPr>
-          <w:sz w:val="32"/>
-          <w:szCs w:val="32"/>
-        </w:rPr>
-        <w:t xml:space="preserve">thing </w:t>
-      </w:r>
-      <w:r>
-        <w:rPr>
-          <w:sz w:val="32"/>
-          <w:szCs w:val="32"/>
-        </w:rPr>
-        <w:t>answers</w:t>
-      </w:r>
-      <w:r>
-        <w:rPr>
-          <w:sz w:val="32"/>
-          <w:szCs w:val="32"/>
-        </w:rPr>
-        <w:t xml:space="preserve"> “</w:t>
-      </w:r>
-      <w:r>
-        <w:rPr>
-          <w:sz w:val="32"/>
-          <w:szCs w:val="32"/>
-        </w:rPr>
-        <w:t>Do visitors come back?</w:t>
-      </w:r>
-      <w:r>
-        <w:rPr>
-          <w:sz w:val="32"/>
-          <w:szCs w:val="32"/>
-        </w:rPr>
-        <w:t>”. V</w:t>
-      </w:r>
-      <w:r>
-        <w:rPr>
-          <w:sz w:val="32"/>
-          <w:szCs w:val="32"/>
-        </w:rPr>
-        <w:t>aluable for apps where repeat usage matters.</w:t>
-      </w:r>
-      <w:r>
-        <w:rPr>
-          <w:sz w:val="32"/>
-          <w:szCs w:val="32"/>
-        </w:rPr>
-        <w:t xml:space="preserve"> </w:t>
-      </w:r>
-      <w:r>
-        <w:rPr>
-          <w:sz w:val="32"/>
-          <w:szCs w:val="32"/>
-        </w:rPr>
-        <w:t>Example:</w:t>
+        <w:t>Chrome, we know where to focus testing first while still ensuring compatibility with others.</w:t>
+      </w:r>
+    </w:p>
+    <w:p>
+      <w:pPr>
+        <w:jc w:val="both"/>
+        <w:rPr>
+          <w:sz w:val="32"/>
+          <w:szCs w:val="32"/>
+        </w:rPr>
+      </w:pPr>
+    </w:p>
+    <w:p>
+      <w:pPr>
+        <w:jc w:val="both"/>
+        <w:rPr>
+          <w:sz w:val="32"/>
+          <w:szCs w:val="32"/>
+        </w:rPr>
+      </w:pPr>
+      <w:r>
+        <w:rPr>
+          <w:sz w:val="32"/>
+          <w:szCs w:val="32"/>
+        </w:rPr>
+        <w:t>Report-7, Retention:</w:t>
+      </w:r>
+    </w:p>
+    <w:p>
+      <w:pPr>
+        <w:jc w:val="both"/>
+        <w:rPr>
+          <w:sz w:val="32"/>
+          <w:szCs w:val="32"/>
+        </w:rPr>
+      </w:pPr>
+      <w:r>
+        <w:rPr>
+          <w:sz w:val="32"/>
+          <w:szCs w:val="32"/>
+        </w:rPr>
+        <w:t># This thing answers “Do visitors come back?”. Valuable for apps where repeat usage matters. Example:</w:t>
       </w:r>
     </w:p>
     <w:p>
@@ -28582,37 +26219,23 @@
           <w:sz w:val="32"/>
           <w:szCs w:val="32"/>
         </w:rPr>
-        <w:t>Turning Data into Decisions</w:t>
-      </w:r>
-      <w:r>
-        <w:rPr>
-          <w:sz w:val="32"/>
-          <w:szCs w:val="32"/>
-        </w:rPr>
-        <w:t>:</w:t>
-      </w:r>
-    </w:p>
-    <w:p>
-      <w:pPr>
-        <w:jc w:val="both"/>
-        <w:rPr>
-          <w:sz w:val="32"/>
-          <w:szCs w:val="32"/>
-        </w:rPr>
-      </w:pPr>
-      <w:r>
-        <w:rPr>
-          <w:sz w:val="32"/>
-          <w:szCs w:val="32"/>
-        </w:rPr>
-        <w:t xml:space="preserve"># </w:t>
-      </w:r>
-      <w:r>
-        <w:rPr>
-          <w:sz w:val="32"/>
-          <w:szCs w:val="32"/>
-        </w:rPr>
-        <w:t>Here's how analytics becomes actionable.</w:t>
+        <w:t>Turning Data into Decisions:</w:t>
+      </w:r>
+    </w:p>
+    <w:p>
+      <w:pPr>
+        <w:jc w:val="both"/>
+        <w:rPr>
+          <w:sz w:val="32"/>
+          <w:szCs w:val="32"/>
+        </w:rPr>
+      </w:pPr>
+      <w:r>
+        <w:rPr>
+          <w:sz w:val="32"/>
+          <w:szCs w:val="32"/>
+        </w:rPr>
+        <w:t># Here's how analytics becomes actionable.</w:t>
       </w:r>
     </w:p>
     <w:p>
@@ -28633,44 +26256,23 @@
           <w:sz w:val="32"/>
           <w:szCs w:val="32"/>
         </w:rPr>
-        <w:t>Example</w:t>
-      </w:r>
-      <w:r>
-        <w:rPr>
-          <w:sz w:val="32"/>
-          <w:szCs w:val="32"/>
-        </w:rPr>
-        <w:t>-</w:t>
-      </w:r>
-      <w:r>
-        <w:rPr>
-          <w:sz w:val="32"/>
-          <w:szCs w:val="32"/>
-        </w:rPr>
-        <w:t>1:</w:t>
-      </w:r>
-    </w:p>
-    <w:p>
-      <w:pPr>
-        <w:jc w:val="both"/>
-        <w:rPr>
-          <w:sz w:val="32"/>
-          <w:szCs w:val="32"/>
-        </w:rPr>
-      </w:pPr>
-      <w:r>
-        <w:rPr>
-          <w:sz w:val="32"/>
-          <w:szCs w:val="32"/>
-        </w:rPr>
-        <w:t># We</w:t>
-      </w:r>
-      <w:r>
-        <w:rPr>
-          <w:sz w:val="32"/>
-          <w:szCs w:val="32"/>
-        </w:rPr>
-        <w:t xml:space="preserve"> notice</w:t>
+        <w:t>Example-1:</w:t>
+      </w:r>
+    </w:p>
+    <w:p>
+      <w:pPr>
+        <w:jc w:val="both"/>
+        <w:rPr>
+          <w:sz w:val="32"/>
+          <w:szCs w:val="32"/>
+        </w:rPr>
+      </w:pPr>
+      <w:r>
+        <w:rPr>
+          <w:sz w:val="32"/>
+          <w:szCs w:val="32"/>
+        </w:rPr>
+        <w:t># We notice</w:t>
       </w:r>
     </w:p>
     <w:p>
@@ -28741,7 +26343,6 @@
           <w:sz w:val="28"/>
           <w:szCs w:val="28"/>
         </w:rPr>
-        <w:lastRenderedPageBreak/>
         <w:t>Project B</w:t>
       </w:r>
     </w:p>
@@ -28778,42 +26379,8 @@
           <w:sz w:val="32"/>
           <w:szCs w:val="32"/>
         </w:rPr>
-        <w:t># It tells m</w:t>
-      </w:r>
-      <w:r>
-        <w:rPr>
-          <w:sz w:val="32"/>
-          <w:szCs w:val="32"/>
-        </w:rPr>
-        <w:t>aybe Project A is more appealing</w:t>
-      </w:r>
-      <w:r>
-        <w:rPr>
-          <w:sz w:val="32"/>
-          <w:szCs w:val="32"/>
-        </w:rPr>
-        <w:t xml:space="preserve"> </w:t>
-      </w:r>
-      <w:r>
-        <w:rPr>
-          <w:sz w:val="32"/>
-          <w:szCs w:val="32"/>
-        </w:rPr>
-        <w:t>or maybe it's simply positioned higher on the page.</w:t>
-      </w:r>
-      <w:r>
-        <w:rPr>
-          <w:sz w:val="32"/>
-          <w:szCs w:val="32"/>
-        </w:rPr>
-        <w:t xml:space="preserve"> We</w:t>
-      </w:r>
-      <w:r>
-        <w:rPr>
-          <w:sz w:val="32"/>
-          <w:szCs w:val="32"/>
-        </w:rPr>
-        <w:t xml:space="preserve"> could experiment by changing the layout or descriptions.</w:t>
+        <w:lastRenderedPageBreak/>
+        <w:t># It tells maybe Project A is more appealing or maybe it's simply positioned higher on the page. We could experiment by changing the layout or descriptions.</w:t>
       </w:r>
     </w:p>
     <w:p>
@@ -28859,14 +26426,7 @@
           <w:sz w:val="32"/>
           <w:szCs w:val="32"/>
         </w:rPr>
-        <w:t># We</w:t>
-      </w:r>
-      <w:r>
-        <w:rPr>
-          <w:sz w:val="32"/>
-          <w:szCs w:val="32"/>
-        </w:rPr>
-        <w:t xml:space="preserve"> find:</w:t>
+        <w:t># We find:</w:t>
       </w:r>
     </w:p>
     <w:p>
@@ -28973,28 +26533,7 @@
           <w:sz w:val="32"/>
           <w:szCs w:val="32"/>
         </w:rPr>
-        <w:t xml:space="preserve"># </w:t>
-      </w:r>
-      <w:r>
-        <w:rPr>
-          <w:sz w:val="32"/>
-          <w:szCs w:val="32"/>
-        </w:rPr>
-        <w:t xml:space="preserve">That suggests our audience is mostly desktop users, so </w:t>
-      </w:r>
-      <w:r>
-        <w:rPr>
-          <w:sz w:val="32"/>
-          <w:szCs w:val="32"/>
-        </w:rPr>
-        <w:t>we</w:t>
-      </w:r>
-      <w:r>
-        <w:rPr>
-          <w:sz w:val="32"/>
-          <w:szCs w:val="32"/>
-        </w:rPr>
-        <w:t xml:space="preserve"> might prioritize desktop polish while still maintaining a good mobile experience.</w:t>
+        <w:t># That suggests our audience is mostly desktop users, so we might prioritize desktop polish while still maintaining a good mobile experience.</w:t>
       </w:r>
     </w:p>
     <w:p>
@@ -29040,14 +26579,7 @@
           <w:sz w:val="32"/>
           <w:szCs w:val="32"/>
         </w:rPr>
-        <w:t># We</w:t>
-      </w:r>
-      <w:r>
-        <w:rPr>
-          <w:sz w:val="32"/>
-          <w:szCs w:val="32"/>
-        </w:rPr>
-        <w:t xml:space="preserve"> discover:</w:t>
+        <w:t># We discover:</w:t>
       </w:r>
     </w:p>
     <w:p>
@@ -29154,14 +26686,7 @@
           <w:sz w:val="32"/>
           <w:szCs w:val="32"/>
         </w:rPr>
-        <w:t xml:space="preserve"># </w:t>
-      </w:r>
-      <w:r>
-        <w:rPr>
-          <w:sz w:val="32"/>
-          <w:szCs w:val="32"/>
-        </w:rPr>
-        <w:t xml:space="preserve">That's only a </w:t>
+        <w:t xml:space="preserve"># That's only a </w:t>
       </w:r>
       <w:r>
         <w:rPr>
@@ -29177,21 +26702,7 @@
           <w:sz w:val="32"/>
           <w:szCs w:val="32"/>
         </w:rPr>
-        <w:t xml:space="preserve"> conversion rate.</w:t>
-      </w:r>
-      <w:r>
-        <w:rPr>
-          <w:sz w:val="32"/>
-          <w:szCs w:val="32"/>
-        </w:rPr>
-        <w:t xml:space="preserve"> </w:t>
-      </w:r>
-      <w:r>
-        <w:rPr>
-          <w:sz w:val="32"/>
-          <w:szCs w:val="32"/>
-        </w:rPr>
-        <w:t>Questions to ask:</w:t>
+        <w:t xml:space="preserve"> conversion rate. Questions to ask:</w:t>
       </w:r>
     </w:p>
     <w:p>
@@ -29212,7 +26723,6 @@
           <w:sz w:val="32"/>
           <w:szCs w:val="32"/>
         </w:rPr>
-        <w:lastRenderedPageBreak/>
         <w:t>Is the button easy to find?</w:t>
       </w:r>
     </w:p>
@@ -29255,6 +26765,7 @@
           <w:sz w:val="32"/>
           <w:szCs w:val="32"/>
         </w:rPr>
+        <w:lastRenderedPageBreak/>
         <w:t>Does it stand out visually?</w:t>
       </w:r>
     </w:p>
@@ -29271,69 +26782,48 @@
           <w:sz w:val="32"/>
           <w:szCs w:val="32"/>
         </w:rPr>
-        <w:t xml:space="preserve"># </w:t>
-      </w:r>
-      <w:r>
-        <w:rPr>
-          <w:sz w:val="32"/>
-          <w:szCs w:val="32"/>
-        </w:rPr>
-        <w:t>Analytics highlights opportunities for improvement.</w:t>
-      </w:r>
-    </w:p>
-    <w:p>
-      <w:pPr>
-        <w:jc w:val="both"/>
-        <w:rPr>
-          <w:sz w:val="32"/>
-          <w:szCs w:val="32"/>
-        </w:rPr>
-      </w:pPr>
-    </w:p>
-    <w:p>
-      <w:pPr>
-        <w:jc w:val="both"/>
-        <w:rPr>
-          <w:sz w:val="32"/>
-          <w:szCs w:val="32"/>
-        </w:rPr>
-      </w:pPr>
-      <w:r>
-        <w:rPr>
-          <w:sz w:val="32"/>
-          <w:szCs w:val="32"/>
-        </w:rPr>
-        <w:t>A Funnel Example</w:t>
-      </w:r>
-      <w:r>
-        <w:rPr>
-          <w:sz w:val="32"/>
-          <w:szCs w:val="32"/>
-        </w:rPr>
-        <w:t>:</w:t>
-      </w:r>
-    </w:p>
-    <w:p>
-      <w:pPr>
-        <w:jc w:val="both"/>
-        <w:rPr>
-          <w:sz w:val="32"/>
-          <w:szCs w:val="32"/>
-        </w:rPr>
-      </w:pPr>
-      <w:r>
-        <w:rPr>
-          <w:sz w:val="32"/>
-          <w:szCs w:val="32"/>
-        </w:rPr>
-        <w:t xml:space="preserve"># </w:t>
-      </w:r>
-      <w:r>
-        <w:rPr>
-          <w:sz w:val="32"/>
-          <w:szCs w:val="32"/>
-        </w:rPr>
-        <w:t>Imagine 100 people visit our portfolio.</w:t>
+        <w:t># Analytics highlights opportunities for improvement.</w:t>
+      </w:r>
+    </w:p>
+    <w:p>
+      <w:pPr>
+        <w:jc w:val="both"/>
+        <w:rPr>
+          <w:sz w:val="32"/>
+          <w:szCs w:val="32"/>
+        </w:rPr>
+      </w:pPr>
+    </w:p>
+    <w:p>
+      <w:pPr>
+        <w:jc w:val="both"/>
+        <w:rPr>
+          <w:sz w:val="32"/>
+          <w:szCs w:val="32"/>
+        </w:rPr>
+      </w:pPr>
+      <w:r>
+        <w:rPr>
+          <w:sz w:val="32"/>
+          <w:szCs w:val="32"/>
+        </w:rPr>
+        <w:t>A Funnel Example:</w:t>
+      </w:r>
+    </w:p>
+    <w:p>
+      <w:pPr>
+        <w:jc w:val="both"/>
+        <w:rPr>
+          <w:sz w:val="32"/>
+          <w:szCs w:val="32"/>
+        </w:rPr>
+      </w:pPr>
+      <w:r>
+        <w:rPr>
+          <w:sz w:val="32"/>
+          <w:szCs w:val="32"/>
+        </w:rPr>
+        <w:t># Imagine 100 people visit our portfolio.</w:t>
       </w:r>
     </w:p>
     <w:p>
@@ -29689,140 +27179,48 @@
           <w:sz w:val="32"/>
           <w:szCs w:val="32"/>
         </w:rPr>
-        <w:lastRenderedPageBreak/>
-        <w:t xml:space="preserve"># </w:t>
-      </w:r>
-      <w:r>
-        <w:rPr>
-          <w:sz w:val="32"/>
-          <w:szCs w:val="32"/>
-        </w:rPr>
-        <w:t>Each step narrows down the audience.</w:t>
-      </w:r>
-      <w:r>
-        <w:rPr>
-          <w:sz w:val="32"/>
-          <w:szCs w:val="32"/>
-        </w:rPr>
-        <w:t xml:space="preserve"> </w:t>
-      </w:r>
-      <w:r>
-        <w:rPr>
-          <w:sz w:val="32"/>
-          <w:szCs w:val="32"/>
-        </w:rPr>
-        <w:t xml:space="preserve">This helps </w:t>
-      </w:r>
-      <w:r>
-        <w:rPr>
-          <w:sz w:val="32"/>
-          <w:szCs w:val="32"/>
-        </w:rPr>
-        <w:t>us</w:t>
-      </w:r>
-      <w:r>
-        <w:rPr>
-          <w:sz w:val="32"/>
-          <w:szCs w:val="32"/>
-        </w:rPr>
-        <w:t xml:space="preserve"> identify where visitors drop off and where improvements might have the biggest impact.</w:t>
-      </w:r>
-    </w:p>
-    <w:p>
-      <w:pPr>
-        <w:jc w:val="both"/>
-        <w:rPr>
-          <w:sz w:val="32"/>
-          <w:szCs w:val="32"/>
-        </w:rPr>
-      </w:pPr>
-    </w:p>
-    <w:p>
-      <w:pPr>
-        <w:jc w:val="both"/>
-        <w:rPr>
-          <w:sz w:val="32"/>
-          <w:szCs w:val="32"/>
-        </w:rPr>
-      </w:pPr>
-      <w:r>
-        <w:rPr>
-          <w:sz w:val="32"/>
-          <w:szCs w:val="32"/>
-        </w:rPr>
-        <w:t>Don't Chase Vanity Metrics</w:t>
-      </w:r>
-      <w:r>
-        <w:rPr>
-          <w:sz w:val="32"/>
-          <w:szCs w:val="32"/>
-        </w:rPr>
-        <w:t>:</w:t>
-      </w:r>
-    </w:p>
-    <w:p>
-      <w:pPr>
-        <w:jc w:val="both"/>
-        <w:rPr>
-          <w:sz w:val="32"/>
-          <w:szCs w:val="32"/>
-        </w:rPr>
-      </w:pPr>
-      <w:r>
-        <w:rPr>
-          <w:sz w:val="32"/>
-          <w:szCs w:val="32"/>
-        </w:rPr>
-        <w:t xml:space="preserve"># </w:t>
-      </w:r>
-      <w:r>
-        <w:rPr>
-          <w:sz w:val="32"/>
-          <w:szCs w:val="32"/>
-        </w:rPr>
-        <w:t>It's easy to get excited about</w:t>
-      </w:r>
-      <w:r>
-        <w:rPr>
-          <w:sz w:val="32"/>
-          <w:szCs w:val="32"/>
-        </w:rPr>
-        <w:t xml:space="preserve"> </w:t>
-      </w:r>
-      <w:r>
-        <w:rPr>
-          <w:sz w:val="32"/>
-          <w:szCs w:val="32"/>
-        </w:rPr>
-        <w:t>10,000 visitors</w:t>
-      </w:r>
-      <w:r>
-        <w:rPr>
-          <w:sz w:val="32"/>
-          <w:szCs w:val="32"/>
-        </w:rPr>
-        <w:t xml:space="preserve">. </w:t>
-      </w:r>
-      <w:r>
-        <w:rPr>
-          <w:sz w:val="32"/>
-          <w:szCs w:val="32"/>
-        </w:rPr>
-        <w:t>But ask yourself</w:t>
-      </w:r>
-      <w:r>
-        <w:rPr>
-          <w:sz w:val="32"/>
-          <w:szCs w:val="32"/>
-        </w:rPr>
-        <w:t xml:space="preserve"> h</w:t>
-      </w:r>
-      <w:r>
-        <w:rPr>
-          <w:sz w:val="32"/>
-          <w:szCs w:val="32"/>
-        </w:rPr>
-        <w:t>ow many:</w:t>
+        <w:t># Each step narrows down the audience. This helps us identify where visitors drop off and where improvements might have the biggest impact.</w:t>
+      </w:r>
+    </w:p>
+    <w:p>
+      <w:pPr>
+        <w:jc w:val="both"/>
+        <w:rPr>
+          <w:sz w:val="32"/>
+          <w:szCs w:val="32"/>
+        </w:rPr>
+      </w:pPr>
+    </w:p>
+    <w:p>
+      <w:pPr>
+        <w:jc w:val="both"/>
+        <w:rPr>
+          <w:sz w:val="32"/>
+          <w:szCs w:val="32"/>
+        </w:rPr>
+      </w:pPr>
+      <w:r>
+        <w:rPr>
+          <w:sz w:val="32"/>
+          <w:szCs w:val="32"/>
+        </w:rPr>
+        <w:t>Don't Chase Vanity Metrics:</w:t>
+      </w:r>
+    </w:p>
+    <w:p>
+      <w:pPr>
+        <w:jc w:val="both"/>
+        <w:rPr>
+          <w:sz w:val="32"/>
+          <w:szCs w:val="32"/>
+        </w:rPr>
+      </w:pPr>
+      <w:r>
+        <w:rPr>
+          <w:sz w:val="32"/>
+          <w:szCs w:val="32"/>
+        </w:rPr>
+        <w:t># It's easy to get excited about 10,000 visitors. But ask yourself how many:</w:t>
       </w:r>
     </w:p>
     <w:p>
@@ -29922,14 +27320,7 @@
           <w:sz w:val="32"/>
           <w:szCs w:val="32"/>
         </w:rPr>
-        <w:t xml:space="preserve"># </w:t>
-      </w:r>
-      <w:r>
-        <w:rPr>
-          <w:sz w:val="32"/>
-          <w:szCs w:val="32"/>
-        </w:rPr>
-        <w:t>Those actions often matter more than raw traffic.</w:t>
+        <w:t># Those actions often matter more than raw traffic.</w:t>
       </w:r>
     </w:p>
     <w:p>
